--- a/docs/LadVet RF e RNF.docx
+++ b/docs/LadVet RF e RNF.docx
@@ -1,6 +1,6 @@
 
 <file path=word/document.xml><?xml version="1.0" encoding="utf-8"?>
-<w:document xmlns:wpc="http://schemas.microsoft.com/office/word/2010/wordprocessingCanvas" xmlns:cx="http://schemas.microsoft.com/office/drawing/2014/chartex" xmlns:cx1="http://schemas.microsoft.com/office/drawing/2015/9/8/chartex" xmlns:cx2="http://schemas.microsoft.com/office/drawing/2015/10/21/chartex" xmlns:cx3="http://schemas.microsoft.com/office/drawing/2016/5/9/chartex" xmlns:cx4="http://schemas.microsoft.com/office/drawing/2016/5/10/chartex" xmlns:cx5="http://schemas.microsoft.com/office/drawing/2016/5/11/chartex" xmlns:cx6="http://schemas.microsoft.com/office/drawing/2016/5/12/chartex" xmlns:cx7="http://schemas.microsoft.com/office/drawing/2016/5/13/chartex" xmlns:cx8="http://schemas.microsoft.com/office/drawing/2016/5/14/chartex" xmlns:mc="http://schemas.openxmlformats.org/markup-compatibility/2006" xmlns:aink="http://schemas.microsoft.com/office/drawing/2016/ink" xmlns:am3d="http://schemas.microsoft.com/office/drawing/2017/model3d" xmlns:o="urn:schemas-microsoft-com:office:office" xmlns:oel="http://schemas.microsoft.com/office/2019/extlst" xmlns:r="http://schemas.openxmlformats.org/officeDocument/2006/relationships" xmlns:m="http://schemas.openxmlformats.org/officeDocument/2006/math" xmlns:v="urn:schemas-microsoft-com:vml" xmlns:wp14="http://schemas.microsoft.com/office/word/2010/wordprocessingDrawing" xmlns:wp="http://schemas.openxmlformats.org/drawingml/2006/wordprocessingDrawing" xmlns:w10="urn:schemas-microsoft-com:office:word" xmlns:w="http://schemas.openxmlformats.org/wordprocessingml/2006/main" xmlns:w14="http://schemas.microsoft.com/office/word/2010/wordml" xmlns:w15="http://schemas.microsoft.com/office/word/2012/wordml" xmlns:w16cex="http://schemas.microsoft.com/office/word/2018/wordml/cex" xmlns:w16cid="http://schemas.microsoft.com/office/word/2016/wordml/cid" xmlns:w16="http://schemas.microsoft.com/office/word/2018/wordml" xmlns:w16du="http://schemas.microsoft.com/office/word/2023/wordml/word16du" xmlns:w16sdtdh="http://schemas.microsoft.com/office/word/2020/wordml/sdtdatahash" xmlns:w16sdtfl="http://schemas.microsoft.com/office/word/2024/wordml/sdtformatlock" xmlns:w16se="http://schemas.microsoft.com/office/word/2015/wordml/symex" xmlns:wpg="http://schemas.microsoft.com/office/word/2010/wordprocessingGroup" xmlns:wpi="http://schemas.microsoft.com/office/word/2010/wordprocessingInk" xmlns:wne="http://schemas.microsoft.com/office/word/2006/wordml" xmlns:wps="http://schemas.microsoft.com/office/word/2010/wordprocessingShape" mc:Ignorable="w14 w15 w16se w16cid w16 w16cex w16sdtdh w16sdtfl w16du wp14">
+<w:document xmlns:wpc="http://schemas.microsoft.com/office/word/2010/wordprocessingCanvas" xmlns:cx="http://schemas.microsoft.com/office/drawing/2014/chartex" xmlns:cx1="http://schemas.microsoft.com/office/drawing/2015/9/8/chartex" xmlns:cx2="http://schemas.microsoft.com/office/drawing/2015/10/21/chartex" xmlns:cx3="http://schemas.microsoft.com/office/drawing/2016/5/9/chartex" xmlns:cx4="http://schemas.microsoft.com/office/drawing/2016/5/10/chartex" xmlns:cx5="http://schemas.microsoft.com/office/drawing/2016/5/11/chartex" xmlns:cx6="http://schemas.microsoft.com/office/drawing/2016/5/12/chartex" xmlns:cx7="http://schemas.microsoft.com/office/drawing/2016/5/13/chartex" xmlns:cx8="http://schemas.microsoft.com/office/drawing/2016/5/14/chartex" xmlns:mc="http://schemas.openxmlformats.org/markup-compatibility/2006" xmlns:aink="http://schemas.microsoft.com/office/drawing/2016/ink" xmlns:am3d="http://schemas.microsoft.com/office/drawing/2017/model3d" xmlns:o="urn:schemas-microsoft-com:office:office" xmlns:oel="http://schemas.microsoft.com/office/2019/extlst" xmlns:r="http://schemas.openxmlformats.org/officeDocument/2006/relationships" xmlns:m="http://schemas.openxmlformats.org/officeDocument/2006/math" xmlns:v="urn:schemas-microsoft-com:vml" xmlns:wp14="http://schemas.microsoft.com/office/word/2010/wordprocessingDrawing" xmlns:wp="http://schemas.openxmlformats.org/drawingml/2006/wordprocessingDrawing" xmlns:w10="urn:schemas-microsoft-com:office:word" xmlns:w="http://schemas.openxmlformats.org/wordprocessingml/2006/main" xmlns:w14="http://schemas.microsoft.com/office/word/2010/wordml" xmlns:w15="http://schemas.microsoft.com/office/word/2012/wordml" xmlns:w16cei="http://schemas.microsoft.com/office/word/2026/wordml/cei" xmlns:w16cex="http://schemas.microsoft.com/office/word/2018/wordml/cex" xmlns:w16cid="http://schemas.microsoft.com/office/word/2016/wordml/cid" xmlns:w16="http://schemas.microsoft.com/office/word/2018/wordml" xmlns:w16du="http://schemas.microsoft.com/office/word/2023/wordml/word16du" xmlns:w16sdtdh="http://schemas.microsoft.com/office/word/2020/wordml/sdtdatahash" xmlns:w16sdtfl="http://schemas.microsoft.com/office/word/2024/wordml/sdtformatlock" xmlns:w16se="http://schemas.microsoft.com/office/word/2015/wordml/symex" xmlns:wpg="http://schemas.microsoft.com/office/word/2010/wordprocessingGroup" xmlns:wpi="http://schemas.microsoft.com/office/word/2010/wordprocessingInk" xmlns:wne="http://schemas.microsoft.com/office/word/2006/wordml" xmlns:wps="http://schemas.microsoft.com/office/word/2010/wordprocessingShape" mc:Ignorable="w14 w15 w16se w16cid w16 w16cex w16sdtdh w16sdtfl w16du wp14">
   <w:body>
     <w:p>
       <w:pPr>
@@ -19,58 +19,6 @@
       </w:pPr>
       <w:r>
         <w:rPr>
-          <w:rFonts w:ascii="Bahnschrift Light Condensed" w:eastAsia="Georgia Pro" w:hAnsi="Bahnschrift Light Condensed" w:cs="Cavolini"/>
-          <w:b/>
-          <w:bCs/>
-          <w:noProof/>
-          <w:color w:val="000000" w:themeColor="text1"/>
-          <w:sz w:val="40"/>
-          <w:szCs w:val="40"/>
-        </w:rPr>
-        <w:drawing>
-          <wp:inline distT="0" distB="0" distL="0" distR="0" wp14:anchorId="456B0998" wp14:editId="3D8D22E0">
-            <wp:extent cx="5731510" cy="2176145"/>
-            <wp:effectExtent l="0" t="0" r="2540" b="0"/>
-            <wp:docPr id="248601401" name="Imagem 1"/>
-            <wp:cNvGraphicFramePr>
-              <a:graphicFrameLocks xmlns:a="http://schemas.openxmlformats.org/drawingml/2006/main" noChangeAspect="1"/>
-            </wp:cNvGraphicFramePr>
-            <a:graphic xmlns:a="http://schemas.openxmlformats.org/drawingml/2006/main">
-              <a:graphicData uri="http://schemas.openxmlformats.org/drawingml/2006/picture">
-                <pic:pic xmlns:pic="http://schemas.openxmlformats.org/drawingml/2006/picture">
-                  <pic:nvPicPr>
-                    <pic:cNvPr id="248601401" name="Imagem 248601401"/>
-                    <pic:cNvPicPr/>
-                  </pic:nvPicPr>
-                  <pic:blipFill>
-                    <a:blip r:embed="rId5">
-                      <a:extLst>
-                        <a:ext uri="{28A0092B-C50C-407E-A947-70E740481C1C}">
-                          <a14:useLocalDpi xmlns:a14="http://schemas.microsoft.com/office/drawing/2010/main" val="0"/>
-                        </a:ext>
-                      </a:extLst>
-                    </a:blip>
-                    <a:stretch>
-                      <a:fillRect/>
-                    </a:stretch>
-                  </pic:blipFill>
-                  <pic:spPr>
-                    <a:xfrm>
-                      <a:off x="0" y="0"/>
-                      <a:ext cx="5731510" cy="2176145"/>
-                    </a:xfrm>
-                    <a:prstGeom prst="rect">
-                      <a:avLst/>
-                    </a:prstGeom>
-                  </pic:spPr>
-                </pic:pic>
-              </a:graphicData>
-            </a:graphic>
-          </wp:inline>
-        </w:drawing>
-      </w:r>
-      <w:r>
-        <w:rPr>
           <w:rFonts w:ascii="Candara Light" w:eastAsia="Georgia Pro" w:hAnsi="Candara Light" w:cs="Sans Serif Collection"/>
           <w:b/>
           <w:bCs/>
@@ -240,7 +188,7 @@
       <w:pPr>
         <w:jc w:val="both"/>
         <w:rPr>
-          <w:rFonts w:ascii="Amasis MT Pro Medium" w:hAnsi="Amasis MT Pro Medium" w:cs="Sans Serif Collection"/>
+          <w:rFonts w:ascii="Candara Light" w:hAnsi="Candara Light" w:cs="Sans Serif Collection"/>
           <w:b/>
           <w:bCs/>
           <w:color w:val="D09191"/>
@@ -250,7 +198,7 @@
       </w:pPr>
       <w:r>
         <w:rPr>
-          <w:rFonts w:ascii="Amasis MT Pro Medium" w:hAnsi="Amasis MT Pro Medium" w:cs="Sans Serif Collection"/>
+          <w:rFonts w:ascii="Candara Light" w:hAnsi="Candara Light" w:cs="Sans Serif Collection"/>
           <w:b/>
           <w:bCs/>
           <w:color w:val="D09191"/>
@@ -306,11 +254,15 @@
         <w:jc w:val="both"/>
         <w:rPr>
           <w:rFonts w:ascii="Microsoft Tai Le" w:hAnsi="Microsoft Tai Le" w:cs="Microsoft Tai Le"/>
-        </w:rPr>
-      </w:pPr>
-      <w:r>
-        <w:rPr>
-          <w:rFonts w:ascii="Microsoft Tai Le" w:hAnsi="Microsoft Tai Le" w:cs="Microsoft Tai Le"/>
+          <w:b/>
+          <w:bCs/>
+        </w:rPr>
+      </w:pPr>
+      <w:r>
+        <w:rPr>
+          <w:rFonts w:ascii="Microsoft Tai Le" w:hAnsi="Microsoft Tai Le" w:cs="Microsoft Tai Le"/>
+          <w:b/>
+          <w:bCs/>
         </w:rPr>
         <w:t xml:space="preserve">Prioridade: [x] essencial </w:t>
       </w:r>
@@ -318,6 +270,8 @@
       <w:r>
         <w:rPr>
           <w:rFonts w:ascii="Microsoft Tai Le" w:hAnsi="Microsoft Tai Le" w:cs="Microsoft Tai Le"/>
+          <w:b/>
+          <w:bCs/>
         </w:rPr>
         <w:t>[ ]</w:t>
       </w:r>
@@ -325,6 +279,8 @@
       <w:r>
         <w:rPr>
           <w:rFonts w:ascii="Microsoft Tai Le" w:hAnsi="Microsoft Tai Le" w:cs="Microsoft Tai Le"/>
+          <w:b/>
+          <w:bCs/>
         </w:rPr>
         <w:t xml:space="preserve"> importante </w:t>
       </w:r>
@@ -332,6 +288,8 @@
       <w:r>
         <w:rPr>
           <w:rFonts w:ascii="Microsoft Tai Le" w:hAnsi="Microsoft Tai Le" w:cs="Microsoft Tai Le"/>
+          <w:b/>
+          <w:bCs/>
         </w:rPr>
         <w:t>[ ]</w:t>
       </w:r>
@@ -339,6 +297,8 @@
       <w:r>
         <w:rPr>
           <w:rFonts w:ascii="Microsoft Tai Le" w:hAnsi="Microsoft Tai Le" w:cs="Microsoft Tai Le"/>
+          <w:b/>
+          <w:bCs/>
         </w:rPr>
         <w:t xml:space="preserve"> desejável</w:t>
       </w:r>
@@ -349,11 +309,15 @@
         <w:jc w:val="both"/>
         <w:rPr>
           <w:rFonts w:ascii="Microsoft Tai Le" w:hAnsi="Microsoft Tai Le" w:cs="Microsoft Tai Le"/>
-        </w:rPr>
-      </w:pPr>
-      <w:r>
-        <w:rPr>
-          <w:rFonts w:ascii="Microsoft Tai Le" w:hAnsi="Microsoft Tai Le" w:cs="Microsoft Tai Le"/>
+          <w:b/>
+          <w:bCs/>
+        </w:rPr>
+      </w:pPr>
+      <w:r>
+        <w:rPr>
+          <w:rFonts w:ascii="Microsoft Tai Le" w:hAnsi="Microsoft Tai Le" w:cs="Microsoft Tai Le"/>
+          <w:b/>
+          <w:bCs/>
         </w:rPr>
         <w:t>Entrada: Acesso ao site ou aplicativo</w:t>
       </w:r>
@@ -364,11 +328,15 @@
         <w:jc w:val="both"/>
         <w:rPr>
           <w:rFonts w:ascii="Microsoft Tai Le" w:hAnsi="Microsoft Tai Le" w:cs="Microsoft Tai Le"/>
-        </w:rPr>
-      </w:pPr>
-      <w:r>
-        <w:rPr>
-          <w:rFonts w:ascii="Microsoft Tai Le" w:hAnsi="Microsoft Tai Le" w:cs="Microsoft Tai Le"/>
+          <w:b/>
+          <w:bCs/>
+        </w:rPr>
+      </w:pPr>
+      <w:r>
+        <w:rPr>
+          <w:rFonts w:ascii="Microsoft Tai Le" w:hAnsi="Microsoft Tai Le" w:cs="Microsoft Tai Le"/>
+          <w:b/>
+          <w:bCs/>
         </w:rPr>
         <w:t>Pré-condição: O sistema deve estar disponível online</w:t>
       </w:r>
@@ -379,11 +347,15 @@
         <w:jc w:val="both"/>
         <w:rPr>
           <w:rFonts w:ascii="Microsoft Tai Le" w:hAnsi="Microsoft Tai Le" w:cs="Microsoft Tai Le"/>
-        </w:rPr>
-      </w:pPr>
-      <w:r>
-        <w:rPr>
-          <w:rFonts w:ascii="Microsoft Tai Le" w:hAnsi="Microsoft Tai Le" w:cs="Microsoft Tai Le"/>
+          <w:b/>
+          <w:bCs/>
+        </w:rPr>
+      </w:pPr>
+      <w:r>
+        <w:rPr>
+          <w:rFonts w:ascii="Microsoft Tai Le" w:hAnsi="Microsoft Tai Le" w:cs="Microsoft Tai Le"/>
+          <w:b/>
+          <w:bCs/>
         </w:rPr>
         <w:t>Saída: Página inicial exibindo apresentação do sistema e animais em destaque</w:t>
       </w:r>
@@ -394,11 +366,15 @@
         <w:jc w:val="both"/>
         <w:rPr>
           <w:rFonts w:ascii="Microsoft Tai Le" w:hAnsi="Microsoft Tai Le" w:cs="Microsoft Tai Le"/>
-        </w:rPr>
-      </w:pPr>
-      <w:r>
-        <w:rPr>
-          <w:rFonts w:ascii="Microsoft Tai Le" w:hAnsi="Microsoft Tai Le" w:cs="Microsoft Tai Le"/>
+          <w:b/>
+          <w:bCs/>
+        </w:rPr>
+      </w:pPr>
+      <w:r>
+        <w:rPr>
+          <w:rFonts w:ascii="Microsoft Tai Le" w:hAnsi="Microsoft Tai Le" w:cs="Microsoft Tai Le"/>
+          <w:b/>
+          <w:bCs/>
         </w:rPr>
         <w:t>Pós-condição: Usuário pode navegar para lista de animais, login ou cadastro</w:t>
       </w:r>
@@ -409,15 +385,17 @@
         <w:jc w:val="both"/>
         <w:rPr>
           <w:rFonts w:ascii="Microsoft Tai Le" w:hAnsi="Microsoft Tai Le" w:cs="Microsoft Tai Le"/>
-        </w:rPr>
-      </w:pPr>
-      <w:r>
-        <w:rPr>
-          <w:rFonts w:ascii="Microsoft Tai Le" w:hAnsi="Microsoft Tai Le" w:cs="Microsoft Tai Le"/>
-        </w:rPr>
-        <w:pict w14:anchorId="7708D1CA">
-          <v:rect id="_x0000_i1028" style="width:0;height:1.5pt" o:hralign="center" o:hrstd="t" o:hr="t" fillcolor="#a0a0a0" stroked="f"/>
-        </w:pict>
+          <w:b/>
+          <w:bCs/>
+        </w:rPr>
+      </w:pPr>
+      <w:r>
+        <w:rPr>
+          <w:rFonts w:ascii="Microsoft Tai Le" w:hAnsi="Microsoft Tai Le" w:cs="Microsoft Tai Le"/>
+          <w:b/>
+          <w:bCs/>
+        </w:rPr>
+        <w:t>________________________________________</w:t>
       </w:r>
     </w:p>
     <w:p>
@@ -445,11 +423,15 @@
         <w:jc w:val="both"/>
         <w:rPr>
           <w:rFonts w:ascii="Microsoft Tai Le" w:hAnsi="Microsoft Tai Le" w:cs="Microsoft Tai Le"/>
-        </w:rPr>
-      </w:pPr>
-      <w:r>
-        <w:rPr>
-          <w:rFonts w:ascii="Microsoft Tai Le" w:hAnsi="Microsoft Tai Le" w:cs="Microsoft Tai Le"/>
+          <w:b/>
+          <w:bCs/>
+        </w:rPr>
+      </w:pPr>
+      <w:r>
+        <w:rPr>
+          <w:rFonts w:ascii="Microsoft Tai Le" w:hAnsi="Microsoft Tai Le" w:cs="Microsoft Tai Le"/>
+          <w:b/>
+          <w:bCs/>
         </w:rPr>
         <w:t xml:space="preserve">Prioridade: [x] essencial </w:t>
       </w:r>
@@ -457,6 +439,8 @@
       <w:r>
         <w:rPr>
           <w:rFonts w:ascii="Microsoft Tai Le" w:hAnsi="Microsoft Tai Le" w:cs="Microsoft Tai Le"/>
+          <w:b/>
+          <w:bCs/>
         </w:rPr>
         <w:t>[ ]</w:t>
       </w:r>
@@ -464,6 +448,8 @@
       <w:r>
         <w:rPr>
           <w:rFonts w:ascii="Microsoft Tai Le" w:hAnsi="Microsoft Tai Le" w:cs="Microsoft Tai Le"/>
+          <w:b/>
+          <w:bCs/>
         </w:rPr>
         <w:t xml:space="preserve"> importante </w:t>
       </w:r>
@@ -471,6 +457,8 @@
       <w:r>
         <w:rPr>
           <w:rFonts w:ascii="Microsoft Tai Le" w:hAnsi="Microsoft Tai Le" w:cs="Microsoft Tai Le"/>
+          <w:b/>
+          <w:bCs/>
         </w:rPr>
         <w:t>[ ]</w:t>
       </w:r>
@@ -478,6 +466,8 @@
       <w:r>
         <w:rPr>
           <w:rFonts w:ascii="Microsoft Tai Le" w:hAnsi="Microsoft Tai Le" w:cs="Microsoft Tai Le"/>
+          <w:b/>
+          <w:bCs/>
         </w:rPr>
         <w:t xml:space="preserve"> desejável</w:t>
       </w:r>
@@ -488,11 +478,15 @@
         <w:jc w:val="both"/>
         <w:rPr>
           <w:rFonts w:ascii="Microsoft Tai Le" w:hAnsi="Microsoft Tai Le" w:cs="Microsoft Tai Le"/>
-        </w:rPr>
-      </w:pPr>
-      <w:r>
-        <w:rPr>
-          <w:rFonts w:ascii="Microsoft Tai Le" w:hAnsi="Microsoft Tai Le" w:cs="Microsoft Tai Le"/>
+          <w:b/>
+          <w:bCs/>
+        </w:rPr>
+      </w:pPr>
+      <w:r>
+        <w:rPr>
+          <w:rFonts w:ascii="Microsoft Tai Le" w:hAnsi="Microsoft Tai Le" w:cs="Microsoft Tai Le"/>
+          <w:b/>
+          <w:bCs/>
         </w:rPr>
         <w:t>Entrada: Email e senha do usuário</w:t>
       </w:r>
@@ -503,11 +497,15 @@
         <w:jc w:val="both"/>
         <w:rPr>
           <w:rFonts w:ascii="Microsoft Tai Le" w:hAnsi="Microsoft Tai Le" w:cs="Microsoft Tai Le"/>
-        </w:rPr>
-      </w:pPr>
-      <w:r>
-        <w:rPr>
-          <w:rFonts w:ascii="Microsoft Tai Le" w:hAnsi="Microsoft Tai Le" w:cs="Microsoft Tai Le"/>
+          <w:b/>
+          <w:bCs/>
+        </w:rPr>
+      </w:pPr>
+      <w:r>
+        <w:rPr>
+          <w:rFonts w:ascii="Microsoft Tai Le" w:hAnsi="Microsoft Tai Le" w:cs="Microsoft Tai Le"/>
+          <w:b/>
+          <w:bCs/>
         </w:rPr>
         <w:t>Pré-condição: Usuário deve possuir cadastro no sistema</w:t>
       </w:r>
@@ -518,11 +516,15 @@
         <w:jc w:val="both"/>
         <w:rPr>
           <w:rFonts w:ascii="Microsoft Tai Le" w:hAnsi="Microsoft Tai Le" w:cs="Microsoft Tai Le"/>
-        </w:rPr>
-      </w:pPr>
-      <w:r>
-        <w:rPr>
-          <w:rFonts w:ascii="Microsoft Tai Le" w:hAnsi="Microsoft Tai Le" w:cs="Microsoft Tai Le"/>
+          <w:b/>
+          <w:bCs/>
+        </w:rPr>
+      </w:pPr>
+      <w:r>
+        <w:rPr>
+          <w:rFonts w:ascii="Microsoft Tai Le" w:hAnsi="Microsoft Tai Le" w:cs="Microsoft Tai Le"/>
+          <w:b/>
+          <w:bCs/>
         </w:rPr>
         <w:t>Saída: Acesso à conta do usuário</w:t>
       </w:r>
@@ -533,11 +535,15 @@
         <w:jc w:val="both"/>
         <w:rPr>
           <w:rFonts w:ascii="Microsoft Tai Le" w:hAnsi="Microsoft Tai Le" w:cs="Microsoft Tai Le"/>
-        </w:rPr>
-      </w:pPr>
-      <w:r>
-        <w:rPr>
-          <w:rFonts w:ascii="Microsoft Tai Le" w:hAnsi="Microsoft Tai Le" w:cs="Microsoft Tai Le"/>
+          <w:b/>
+          <w:bCs/>
+        </w:rPr>
+      </w:pPr>
+      <w:r>
+        <w:rPr>
+          <w:rFonts w:ascii="Microsoft Tai Le" w:hAnsi="Microsoft Tai Le" w:cs="Microsoft Tai Le"/>
+          <w:b/>
+          <w:bCs/>
         </w:rPr>
         <w:t>Pós-condição: Usuário é direcionado para o sistema conforme seu tipo (adotante ou clínica)</w:t>
       </w:r>
@@ -548,15 +554,17 @@
         <w:jc w:val="both"/>
         <w:rPr>
           <w:rFonts w:ascii="Microsoft Tai Le" w:hAnsi="Microsoft Tai Le" w:cs="Microsoft Tai Le"/>
-        </w:rPr>
-      </w:pPr>
-      <w:r>
-        <w:rPr>
-          <w:rFonts w:ascii="Microsoft Tai Le" w:hAnsi="Microsoft Tai Le" w:cs="Microsoft Tai Le"/>
-        </w:rPr>
-        <w:pict w14:anchorId="286523E7">
-          <v:rect id="_x0000_i1029" style="width:0;height:1.5pt" o:hralign="center" o:hrstd="t" o:hr="t" fillcolor="#a0a0a0" stroked="f"/>
-        </w:pict>
+          <w:b/>
+          <w:bCs/>
+        </w:rPr>
+      </w:pPr>
+      <w:r>
+        <w:rPr>
+          <w:rFonts w:ascii="Microsoft Tai Le" w:hAnsi="Microsoft Tai Le" w:cs="Microsoft Tai Le"/>
+          <w:b/>
+          <w:bCs/>
+        </w:rPr>
+        <w:t>________________________________________</w:t>
       </w:r>
     </w:p>
     <w:p>
@@ -584,11 +592,15 @@
         <w:jc w:val="both"/>
         <w:rPr>
           <w:rFonts w:ascii="Microsoft Tai Le" w:hAnsi="Microsoft Tai Le" w:cs="Microsoft Tai Le"/>
-        </w:rPr>
-      </w:pPr>
-      <w:r>
-        <w:rPr>
-          <w:rFonts w:ascii="Microsoft Tai Le" w:hAnsi="Microsoft Tai Le" w:cs="Microsoft Tai Le"/>
+          <w:b/>
+          <w:bCs/>
+        </w:rPr>
+      </w:pPr>
+      <w:r>
+        <w:rPr>
+          <w:rFonts w:ascii="Microsoft Tai Le" w:hAnsi="Microsoft Tai Le" w:cs="Microsoft Tai Le"/>
+          <w:b/>
+          <w:bCs/>
         </w:rPr>
         <w:t xml:space="preserve">Prioridade: [x] essencial </w:t>
       </w:r>
@@ -596,6 +608,8 @@
       <w:r>
         <w:rPr>
           <w:rFonts w:ascii="Microsoft Tai Le" w:hAnsi="Microsoft Tai Le" w:cs="Microsoft Tai Le"/>
+          <w:b/>
+          <w:bCs/>
         </w:rPr>
         <w:t>[ ]</w:t>
       </w:r>
@@ -603,6 +617,8 @@
       <w:r>
         <w:rPr>
           <w:rFonts w:ascii="Microsoft Tai Le" w:hAnsi="Microsoft Tai Le" w:cs="Microsoft Tai Le"/>
+          <w:b/>
+          <w:bCs/>
         </w:rPr>
         <w:t xml:space="preserve"> importante </w:t>
       </w:r>
@@ -610,6 +626,8 @@
       <w:r>
         <w:rPr>
           <w:rFonts w:ascii="Microsoft Tai Le" w:hAnsi="Microsoft Tai Le" w:cs="Microsoft Tai Le"/>
+          <w:b/>
+          <w:bCs/>
         </w:rPr>
         <w:t>[ ]</w:t>
       </w:r>
@@ -617,6 +635,8 @@
       <w:r>
         <w:rPr>
           <w:rFonts w:ascii="Microsoft Tai Le" w:hAnsi="Microsoft Tai Le" w:cs="Microsoft Tai Le"/>
+          <w:b/>
+          <w:bCs/>
         </w:rPr>
         <w:t xml:space="preserve"> desejável</w:t>
       </w:r>
@@ -627,38 +647,34 @@
         <w:jc w:val="both"/>
         <w:rPr>
           <w:rFonts w:ascii="Microsoft Tai Le" w:hAnsi="Microsoft Tai Le" w:cs="Microsoft Tai Le"/>
-        </w:rPr>
-      </w:pPr>
-      <w:r>
-        <w:rPr>
-          <w:rFonts w:ascii="Microsoft Tai Le" w:hAnsi="Microsoft Tai Le" w:cs="Microsoft Tai Le"/>
-        </w:rPr>
-        <w:t xml:space="preserve">Entrada: Nome, </w:t>
-      </w:r>
-      <w:r>
-        <w:rPr>
-          <w:rFonts w:ascii="Microsoft Tai Le" w:hAnsi="Microsoft Tai Le" w:cs="Microsoft Tai Le"/>
-        </w:rPr>
-        <w:t>e-mail</w:t>
-      </w:r>
-      <w:r>
-        <w:rPr>
-          <w:rFonts w:ascii="Microsoft Tai Le" w:hAnsi="Microsoft Tai Le" w:cs="Microsoft Tai Le"/>
-        </w:rPr>
-        <w:t>, senha, telefone, cidade e tipo de usuário</w:t>
-      </w:r>
-    </w:p>
-    <w:p>
-      <w:pPr>
-        <w:pStyle w:val="PargrafodaLista"/>
-        <w:jc w:val="both"/>
-        <w:rPr>
-          <w:rFonts w:ascii="Microsoft Tai Le" w:hAnsi="Microsoft Tai Le" w:cs="Microsoft Tai Le"/>
-        </w:rPr>
-      </w:pPr>
-      <w:r>
-        <w:rPr>
-          <w:rFonts w:ascii="Microsoft Tai Le" w:hAnsi="Microsoft Tai Le" w:cs="Microsoft Tai Le"/>
+          <w:b/>
+          <w:bCs/>
+        </w:rPr>
+      </w:pPr>
+      <w:r>
+        <w:rPr>
+          <w:rFonts w:ascii="Microsoft Tai Le" w:hAnsi="Microsoft Tai Le" w:cs="Microsoft Tai Le"/>
+          <w:b/>
+          <w:bCs/>
+        </w:rPr>
+        <w:t>Entrada: Nome, e-mail, senha, telefone, cidade e tipo de usuário</w:t>
+      </w:r>
+    </w:p>
+    <w:p>
+      <w:pPr>
+        <w:pStyle w:val="PargrafodaLista"/>
+        <w:jc w:val="both"/>
+        <w:rPr>
+          <w:rFonts w:ascii="Microsoft Tai Le" w:hAnsi="Microsoft Tai Le" w:cs="Microsoft Tai Le"/>
+          <w:b/>
+          <w:bCs/>
+        </w:rPr>
+      </w:pPr>
+      <w:r>
+        <w:rPr>
+          <w:rFonts w:ascii="Microsoft Tai Le" w:hAnsi="Microsoft Tai Le" w:cs="Microsoft Tai Le"/>
+          <w:b/>
+          <w:bCs/>
         </w:rPr>
         <w:t>Pré-condição: Usuário não possuir conta cadastrada no sistema</w:t>
       </w:r>
@@ -669,11 +685,15 @@
         <w:jc w:val="both"/>
         <w:rPr>
           <w:rFonts w:ascii="Microsoft Tai Le" w:hAnsi="Microsoft Tai Le" w:cs="Microsoft Tai Le"/>
-        </w:rPr>
-      </w:pPr>
-      <w:r>
-        <w:rPr>
-          <w:rFonts w:ascii="Microsoft Tai Le" w:hAnsi="Microsoft Tai Le" w:cs="Microsoft Tai Le"/>
+          <w:b/>
+          <w:bCs/>
+        </w:rPr>
+      </w:pPr>
+      <w:r>
+        <w:rPr>
+          <w:rFonts w:ascii="Microsoft Tai Le" w:hAnsi="Microsoft Tai Le" w:cs="Microsoft Tai Le"/>
+          <w:b/>
+          <w:bCs/>
         </w:rPr>
         <w:t>Saída: Novo usuário registrado no sistema</w:t>
       </w:r>
@@ -684,11 +704,15 @@
         <w:jc w:val="both"/>
         <w:rPr>
           <w:rFonts w:ascii="Microsoft Tai Le" w:hAnsi="Microsoft Tai Le" w:cs="Microsoft Tai Le"/>
-        </w:rPr>
-      </w:pPr>
-      <w:r>
-        <w:rPr>
-          <w:rFonts w:ascii="Microsoft Tai Le" w:hAnsi="Microsoft Tai Le" w:cs="Microsoft Tai Le"/>
+          <w:b/>
+          <w:bCs/>
+        </w:rPr>
+      </w:pPr>
+      <w:r>
+        <w:rPr>
+          <w:rFonts w:ascii="Microsoft Tai Le" w:hAnsi="Microsoft Tai Le" w:cs="Microsoft Tai Le"/>
+          <w:b/>
+          <w:bCs/>
         </w:rPr>
         <w:t>Pós-condição: Usuário poderá realizar login posteriormente</w:t>
       </w:r>
@@ -699,48 +723,392 @@
         <w:jc w:val="both"/>
         <w:rPr>
           <w:rFonts w:ascii="Microsoft Tai Le" w:hAnsi="Microsoft Tai Le" w:cs="Microsoft Tai Le"/>
-        </w:rPr>
-      </w:pPr>
-      <w:r>
-        <w:rPr>
-          <w:rFonts w:ascii="Microsoft Tai Le" w:hAnsi="Microsoft Tai Le" w:cs="Microsoft Tai Le"/>
+          <w:b/>
+          <w:bCs/>
+        </w:rPr>
+      </w:pPr>
+      <w:r>
+        <w:rPr>
+          <w:rFonts w:ascii="Microsoft Tai Le" w:hAnsi="Microsoft Tai Le" w:cs="Microsoft Tai Le"/>
+          <w:b/>
+          <w:bCs/>
+        </w:rPr>
+        <w:t>________________________________________</w:t>
+      </w:r>
+    </w:p>
+    <w:p>
+      <w:pPr>
+        <w:pStyle w:val="PargrafodaLista"/>
+        <w:jc w:val="both"/>
+        <w:rPr>
+          <w:rFonts w:ascii="Microsoft Tai Le" w:hAnsi="Microsoft Tai Le" w:cs="Microsoft Tai Le"/>
+          <w:b/>
+          <w:bCs/>
+        </w:rPr>
+      </w:pPr>
+      <w:r>
+        <w:rPr>
+          <w:rFonts w:ascii="Microsoft Tai Le" w:hAnsi="Microsoft Tai Le" w:cs="Microsoft Tai Le"/>
+          <w:b/>
+          <w:bCs/>
+        </w:rPr>
+        <w:t>• RF04: Visualizar lista de animais disponíveis</w:t>
+      </w:r>
+    </w:p>
+    <w:p>
+      <w:pPr>
+        <w:pStyle w:val="PargrafodaLista"/>
+        <w:jc w:val="both"/>
+        <w:rPr>
+          <w:rFonts w:ascii="Microsoft Tai Le" w:hAnsi="Microsoft Tai Le" w:cs="Microsoft Tai Le"/>
+          <w:b/>
+          <w:bCs/>
+        </w:rPr>
+      </w:pPr>
+      <w:r>
+        <w:rPr>
+          <w:rFonts w:ascii="Microsoft Tai Le" w:hAnsi="Microsoft Tai Le" w:cs="Microsoft Tai Le"/>
+          <w:b/>
+          <w:bCs/>
+        </w:rPr>
+        <w:t xml:space="preserve">Prioridade: [x] essencial </w:t>
+      </w:r>
+      <w:proofErr w:type="gramStart"/>
+      <w:r>
+        <w:rPr>
+          <w:rFonts w:ascii="Microsoft Tai Le" w:hAnsi="Microsoft Tai Le" w:cs="Microsoft Tai Le"/>
+          <w:b/>
+          <w:bCs/>
+        </w:rPr>
+        <w:t>[ ]</w:t>
+      </w:r>
+      <w:proofErr w:type="gramEnd"/>
+      <w:r>
+        <w:rPr>
+          <w:rFonts w:ascii="Microsoft Tai Le" w:hAnsi="Microsoft Tai Le" w:cs="Microsoft Tai Le"/>
+          <w:b/>
+          <w:bCs/>
+        </w:rPr>
+        <w:t xml:space="preserve"> importante </w:t>
+      </w:r>
+      <w:proofErr w:type="gramStart"/>
+      <w:r>
+        <w:rPr>
+          <w:rFonts w:ascii="Microsoft Tai Le" w:hAnsi="Microsoft Tai Le" w:cs="Microsoft Tai Le"/>
+          <w:b/>
+          <w:bCs/>
+        </w:rPr>
+        <w:t>[ ]</w:t>
+      </w:r>
+      <w:proofErr w:type="gramEnd"/>
+      <w:r>
+        <w:rPr>
+          <w:rFonts w:ascii="Microsoft Tai Le" w:hAnsi="Microsoft Tai Le" w:cs="Microsoft Tai Le"/>
+          <w:b/>
+          <w:bCs/>
+        </w:rPr>
+        <w:t xml:space="preserve"> desejável</w:t>
+      </w:r>
+    </w:p>
+    <w:p>
+      <w:pPr>
+        <w:pStyle w:val="PargrafodaLista"/>
+        <w:jc w:val="both"/>
+        <w:rPr>
+          <w:rFonts w:ascii="Microsoft Tai Le" w:hAnsi="Microsoft Tai Le" w:cs="Microsoft Tai Le"/>
+          <w:b/>
+          <w:bCs/>
+        </w:rPr>
+      </w:pPr>
+      <w:r>
+        <w:rPr>
+          <w:rFonts w:ascii="Microsoft Tai Le" w:hAnsi="Microsoft Tai Le" w:cs="Microsoft Tai Le"/>
+          <w:b/>
+          <w:bCs/>
+        </w:rPr>
+        <w:t>Entrada: Acesso à página de animais</w:t>
+      </w:r>
+    </w:p>
+    <w:p>
+      <w:pPr>
+        <w:pStyle w:val="PargrafodaLista"/>
+        <w:jc w:val="both"/>
+        <w:rPr>
+          <w:rFonts w:ascii="Microsoft Tai Le" w:hAnsi="Microsoft Tai Le" w:cs="Microsoft Tai Le"/>
+          <w:b/>
+          <w:bCs/>
+        </w:rPr>
+      </w:pPr>
+      <w:r>
+        <w:rPr>
+          <w:rFonts w:ascii="Microsoft Tai Le" w:hAnsi="Microsoft Tai Le" w:cs="Microsoft Tai Le"/>
+          <w:b/>
+          <w:bCs/>
+        </w:rPr>
+        <w:t>Pré-condição: Animais cadastrados no sistema</w:t>
+      </w:r>
+    </w:p>
+    <w:p>
+      <w:pPr>
+        <w:pStyle w:val="PargrafodaLista"/>
+        <w:jc w:val="both"/>
+        <w:rPr>
+          <w:rFonts w:ascii="Microsoft Tai Le" w:hAnsi="Microsoft Tai Le" w:cs="Microsoft Tai Le"/>
+          <w:b/>
+          <w:bCs/>
+        </w:rPr>
+      </w:pPr>
+      <w:r>
+        <w:rPr>
+          <w:rFonts w:ascii="Microsoft Tai Le" w:hAnsi="Microsoft Tai Le" w:cs="Microsoft Tai Le"/>
+          <w:b/>
+          <w:bCs/>
+        </w:rPr>
+        <w:t>Saída: Lista exibindo foto, nome, espécie e idade dos animais</w:t>
+      </w:r>
+    </w:p>
+    <w:p>
+      <w:pPr>
+        <w:pStyle w:val="PargrafodaLista"/>
+        <w:jc w:val="both"/>
+        <w:rPr>
+          <w:rFonts w:ascii="Microsoft Tai Le" w:hAnsi="Microsoft Tai Le" w:cs="Microsoft Tai Le"/>
+          <w:b/>
+          <w:bCs/>
+        </w:rPr>
+      </w:pPr>
+      <w:r>
+        <w:rPr>
+          <w:rFonts w:ascii="Microsoft Tai Le" w:hAnsi="Microsoft Tai Le" w:cs="Microsoft Tai Le"/>
+          <w:b/>
+          <w:bCs/>
+        </w:rPr>
+        <w:t>Pós-condição: Usuário pode selecionar um animal para ver mais detalhes</w:t>
+      </w:r>
+    </w:p>
+    <w:p>
+      <w:pPr>
+        <w:pStyle w:val="PargrafodaLista"/>
+        <w:jc w:val="both"/>
+        <w:rPr>
+          <w:rFonts w:ascii="Microsoft Tai Le" w:hAnsi="Microsoft Tai Le" w:cs="Microsoft Tai Le"/>
+          <w:b/>
+          <w:bCs/>
+        </w:rPr>
+      </w:pPr>
+      <w:r>
+        <w:rPr>
+          <w:rFonts w:ascii="Microsoft Tai Le" w:hAnsi="Microsoft Tai Le" w:cs="Microsoft Tai Le"/>
+          <w:b/>
+          <w:bCs/>
+        </w:rPr>
+        <w:t>________________________________________</w:t>
+      </w:r>
+    </w:p>
+    <w:p>
+      <w:pPr>
+        <w:pStyle w:val="PargrafodaLista"/>
+        <w:jc w:val="both"/>
+        <w:rPr>
+          <w:rFonts w:ascii="Microsoft Tai Le" w:hAnsi="Microsoft Tai Le" w:cs="Microsoft Tai Le"/>
+          <w:b/>
+          <w:bCs/>
+        </w:rPr>
+      </w:pPr>
+      <w:r>
+        <w:rPr>
+          <w:rFonts w:ascii="Microsoft Tai Le" w:hAnsi="Microsoft Tai Le" w:cs="Microsoft Tai Le"/>
+          <w:b/>
+          <w:bCs/>
         </w:rPr>
         <w:lastRenderedPageBreak/>
-        <w:pict w14:anchorId="4B1F0F96">
-          <v:rect id="_x0000_i1030" style="width:0;height:1.5pt" o:hralign="center" o:hrstd="t" o:hr="t" fillcolor="#a0a0a0" stroked="f"/>
-        </w:pict>
-      </w:r>
-    </w:p>
-    <w:p>
-      <w:pPr>
-        <w:pStyle w:val="PargrafodaLista"/>
-        <w:jc w:val="both"/>
-        <w:rPr>
-          <w:rFonts w:ascii="Microsoft Tai Le" w:hAnsi="Microsoft Tai Le" w:cs="Microsoft Tai Le"/>
-          <w:b/>
-          <w:bCs/>
-        </w:rPr>
-      </w:pPr>
-      <w:r>
-        <w:rPr>
-          <w:rFonts w:ascii="Microsoft Tai Le" w:hAnsi="Microsoft Tai Le" w:cs="Microsoft Tai Le"/>
-          <w:b/>
-          <w:bCs/>
-        </w:rPr>
-        <w:t>• RF04: Visualizar lista de animais disponíveis</w:t>
-      </w:r>
-    </w:p>
-    <w:p>
-      <w:pPr>
-        <w:pStyle w:val="PargrafodaLista"/>
-        <w:jc w:val="both"/>
-        <w:rPr>
-          <w:rFonts w:ascii="Microsoft Tai Le" w:hAnsi="Microsoft Tai Le" w:cs="Microsoft Tai Le"/>
-        </w:rPr>
-      </w:pPr>
-      <w:r>
-        <w:rPr>
-          <w:rFonts w:ascii="Microsoft Tai Le" w:hAnsi="Microsoft Tai Le" w:cs="Microsoft Tai Le"/>
+        <w:t>• RF05: Filtrar animais na lista</w:t>
+      </w:r>
+    </w:p>
+    <w:p>
+      <w:pPr>
+        <w:pStyle w:val="PargrafodaLista"/>
+        <w:jc w:val="both"/>
+        <w:rPr>
+          <w:rFonts w:ascii="Microsoft Tai Le" w:hAnsi="Microsoft Tai Le" w:cs="Microsoft Tai Le"/>
+          <w:b/>
+          <w:bCs/>
+        </w:rPr>
+      </w:pPr>
+      <w:r>
+        <w:rPr>
+          <w:rFonts w:ascii="Microsoft Tai Le" w:hAnsi="Microsoft Tai Le" w:cs="Microsoft Tai Le"/>
+          <w:b/>
+          <w:bCs/>
+        </w:rPr>
+        <w:t xml:space="preserve">Prioridade: </w:t>
+      </w:r>
+      <w:proofErr w:type="gramStart"/>
+      <w:r>
+        <w:rPr>
+          <w:rFonts w:ascii="Microsoft Tai Le" w:hAnsi="Microsoft Tai Le" w:cs="Microsoft Tai Le"/>
+          <w:b/>
+          <w:bCs/>
+        </w:rPr>
+        <w:t>[ ]</w:t>
+      </w:r>
+      <w:proofErr w:type="gramEnd"/>
+      <w:r>
+        <w:rPr>
+          <w:rFonts w:ascii="Microsoft Tai Le" w:hAnsi="Microsoft Tai Le" w:cs="Microsoft Tai Le"/>
+          <w:b/>
+          <w:bCs/>
+        </w:rPr>
+        <w:t xml:space="preserve"> essencial [x] importante </w:t>
+      </w:r>
+      <w:proofErr w:type="gramStart"/>
+      <w:r>
+        <w:rPr>
+          <w:rFonts w:ascii="Microsoft Tai Le" w:hAnsi="Microsoft Tai Le" w:cs="Microsoft Tai Le"/>
+          <w:b/>
+          <w:bCs/>
+        </w:rPr>
+        <w:t>[ ]</w:t>
+      </w:r>
+      <w:proofErr w:type="gramEnd"/>
+      <w:r>
+        <w:rPr>
+          <w:rFonts w:ascii="Microsoft Tai Le" w:hAnsi="Microsoft Tai Le" w:cs="Microsoft Tai Le"/>
+          <w:b/>
+          <w:bCs/>
+        </w:rPr>
+        <w:t xml:space="preserve"> desejável</w:t>
+      </w:r>
+    </w:p>
+    <w:p>
+      <w:pPr>
+        <w:pStyle w:val="PargrafodaLista"/>
+        <w:jc w:val="both"/>
+        <w:rPr>
+          <w:rFonts w:ascii="Microsoft Tai Le" w:hAnsi="Microsoft Tai Le" w:cs="Microsoft Tai Le"/>
+          <w:b/>
+          <w:bCs/>
+        </w:rPr>
+      </w:pPr>
+      <w:r>
+        <w:rPr>
+          <w:rFonts w:ascii="Microsoft Tai Le" w:hAnsi="Microsoft Tai Le" w:cs="Microsoft Tai Le"/>
+          <w:b/>
+          <w:bCs/>
+        </w:rPr>
+        <w:t>Entrada: Seleção de filtros (espécie, idade ou porte)</w:t>
+      </w:r>
+    </w:p>
+    <w:p>
+      <w:pPr>
+        <w:pStyle w:val="PargrafodaLista"/>
+        <w:jc w:val="both"/>
+        <w:rPr>
+          <w:rFonts w:ascii="Microsoft Tai Le" w:hAnsi="Microsoft Tai Le" w:cs="Microsoft Tai Le"/>
+          <w:b/>
+          <w:bCs/>
+        </w:rPr>
+      </w:pPr>
+      <w:r>
+        <w:rPr>
+          <w:rFonts w:ascii="Microsoft Tai Le" w:hAnsi="Microsoft Tai Le" w:cs="Microsoft Tai Le"/>
+          <w:b/>
+          <w:bCs/>
+        </w:rPr>
+        <w:t>Pré-condição: Usuário estar na página de lista de animais</w:t>
+      </w:r>
+    </w:p>
+    <w:p>
+      <w:pPr>
+        <w:pStyle w:val="PargrafodaLista"/>
+        <w:jc w:val="both"/>
+        <w:rPr>
+          <w:rFonts w:ascii="Microsoft Tai Le" w:hAnsi="Microsoft Tai Le" w:cs="Microsoft Tai Le"/>
+          <w:b/>
+          <w:bCs/>
+        </w:rPr>
+      </w:pPr>
+      <w:r>
+        <w:rPr>
+          <w:rFonts w:ascii="Microsoft Tai Le" w:hAnsi="Microsoft Tai Le" w:cs="Microsoft Tai Le"/>
+          <w:b/>
+          <w:bCs/>
+        </w:rPr>
+        <w:t>Saída: Lista de animais filtrada conforme critérios selecionados</w:t>
+      </w:r>
+    </w:p>
+    <w:p>
+      <w:pPr>
+        <w:pStyle w:val="PargrafodaLista"/>
+        <w:jc w:val="both"/>
+        <w:rPr>
+          <w:rFonts w:ascii="Microsoft Tai Le" w:hAnsi="Microsoft Tai Le" w:cs="Microsoft Tai Le"/>
+          <w:b/>
+          <w:bCs/>
+        </w:rPr>
+      </w:pPr>
+      <w:r>
+        <w:rPr>
+          <w:rFonts w:ascii="Microsoft Tai Le" w:hAnsi="Microsoft Tai Le" w:cs="Microsoft Tai Le"/>
+          <w:b/>
+          <w:bCs/>
+        </w:rPr>
+        <w:t>Pós-condição: Usuário visualiza apenas animais que atendem ao filtro</w:t>
+      </w:r>
+    </w:p>
+    <w:p>
+      <w:pPr>
+        <w:pStyle w:val="PargrafodaLista"/>
+        <w:jc w:val="both"/>
+        <w:rPr>
+          <w:rFonts w:ascii="Microsoft Tai Le" w:hAnsi="Microsoft Tai Le" w:cs="Microsoft Tai Le"/>
+          <w:b/>
+          <w:bCs/>
+        </w:rPr>
+      </w:pPr>
+      <w:r>
+        <w:rPr>
+          <w:rFonts w:ascii="Microsoft Tai Le" w:hAnsi="Microsoft Tai Le" w:cs="Microsoft Tai Le"/>
+          <w:b/>
+          <w:bCs/>
+        </w:rPr>
+        <w:t>________________________________________</w:t>
+      </w:r>
+    </w:p>
+    <w:p>
+      <w:pPr>
+        <w:pStyle w:val="PargrafodaLista"/>
+        <w:jc w:val="both"/>
+        <w:rPr>
+          <w:rFonts w:ascii="Microsoft Tai Le" w:hAnsi="Microsoft Tai Le" w:cs="Microsoft Tai Le"/>
+          <w:b/>
+          <w:bCs/>
+        </w:rPr>
+      </w:pPr>
+      <w:r>
+        <w:rPr>
+          <w:rFonts w:ascii="Microsoft Tai Le" w:hAnsi="Microsoft Tai Le" w:cs="Microsoft Tai Le"/>
+          <w:b/>
+          <w:bCs/>
+        </w:rPr>
+        <w:t>• RF06: Visualizar detalhes de um animal</w:t>
+      </w:r>
+    </w:p>
+    <w:p>
+      <w:pPr>
+        <w:pStyle w:val="PargrafodaLista"/>
+        <w:jc w:val="both"/>
+        <w:rPr>
+          <w:rFonts w:ascii="Microsoft Tai Le" w:hAnsi="Microsoft Tai Le" w:cs="Microsoft Tai Le"/>
+          <w:b/>
+          <w:bCs/>
+        </w:rPr>
+      </w:pPr>
+      <w:r>
+        <w:rPr>
+          <w:rFonts w:ascii="Microsoft Tai Le" w:hAnsi="Microsoft Tai Le" w:cs="Microsoft Tai Le"/>
+          <w:b/>
+          <w:bCs/>
         </w:rPr>
         <w:t xml:space="preserve">Prioridade: [x] essencial </w:t>
       </w:r>
@@ -748,6 +1116,8 @@
       <w:r>
         <w:rPr>
           <w:rFonts w:ascii="Microsoft Tai Le" w:hAnsi="Microsoft Tai Le" w:cs="Microsoft Tai Le"/>
+          <w:b/>
+          <w:bCs/>
         </w:rPr>
         <w:t>[ ]</w:t>
       </w:r>
@@ -755,6 +1125,8 @@
       <w:r>
         <w:rPr>
           <w:rFonts w:ascii="Microsoft Tai Le" w:hAnsi="Microsoft Tai Le" w:cs="Microsoft Tai Le"/>
+          <w:b/>
+          <w:bCs/>
         </w:rPr>
         <w:t xml:space="preserve"> importante </w:t>
       </w:r>
@@ -762,6 +1134,8 @@
       <w:r>
         <w:rPr>
           <w:rFonts w:ascii="Microsoft Tai Le" w:hAnsi="Microsoft Tai Le" w:cs="Microsoft Tai Le"/>
+          <w:b/>
+          <w:bCs/>
         </w:rPr>
         <w:t>[ ]</w:t>
       </w:r>
@@ -769,6 +1143,8 @@
       <w:r>
         <w:rPr>
           <w:rFonts w:ascii="Microsoft Tai Le" w:hAnsi="Microsoft Tai Le" w:cs="Microsoft Tai Le"/>
+          <w:b/>
+          <w:bCs/>
         </w:rPr>
         <w:t xml:space="preserve"> desejável</w:t>
       </w:r>
@@ -779,107 +1155,659 @@
         <w:jc w:val="both"/>
         <w:rPr>
           <w:rFonts w:ascii="Microsoft Tai Le" w:hAnsi="Microsoft Tai Le" w:cs="Microsoft Tai Le"/>
-        </w:rPr>
-      </w:pPr>
-      <w:r>
-        <w:rPr>
-          <w:rFonts w:ascii="Microsoft Tai Le" w:hAnsi="Microsoft Tai Le" w:cs="Microsoft Tai Le"/>
-        </w:rPr>
-        <w:t>Entrada: Acesso à página de animais</w:t>
-      </w:r>
-    </w:p>
-    <w:p>
-      <w:pPr>
-        <w:pStyle w:val="PargrafodaLista"/>
-        <w:jc w:val="both"/>
-        <w:rPr>
-          <w:rFonts w:ascii="Microsoft Tai Le" w:hAnsi="Microsoft Tai Le" w:cs="Microsoft Tai Le"/>
-        </w:rPr>
-      </w:pPr>
-      <w:r>
-        <w:rPr>
-          <w:rFonts w:ascii="Microsoft Tai Le" w:hAnsi="Microsoft Tai Le" w:cs="Microsoft Tai Le"/>
-        </w:rPr>
-        <w:t>Pré-condição: Animais cadastrados no sistema</w:t>
-      </w:r>
-    </w:p>
-    <w:p>
-      <w:pPr>
-        <w:pStyle w:val="PargrafodaLista"/>
-        <w:jc w:val="both"/>
-        <w:rPr>
-          <w:rFonts w:ascii="Microsoft Tai Le" w:hAnsi="Microsoft Tai Le" w:cs="Microsoft Tai Le"/>
-        </w:rPr>
-      </w:pPr>
-      <w:r>
-        <w:rPr>
-          <w:rFonts w:ascii="Microsoft Tai Le" w:hAnsi="Microsoft Tai Le" w:cs="Microsoft Tai Le"/>
-        </w:rPr>
-        <w:t>Saída: Lista exibindo foto, nome, espécie e idade dos animais</w:t>
-      </w:r>
-    </w:p>
-    <w:p>
-      <w:pPr>
-        <w:pStyle w:val="PargrafodaLista"/>
-        <w:jc w:val="both"/>
-        <w:rPr>
-          <w:rFonts w:ascii="Microsoft Tai Le" w:hAnsi="Microsoft Tai Le" w:cs="Microsoft Tai Le"/>
-        </w:rPr>
-      </w:pPr>
-      <w:r>
-        <w:rPr>
-          <w:rFonts w:ascii="Microsoft Tai Le" w:hAnsi="Microsoft Tai Le" w:cs="Microsoft Tai Le"/>
-        </w:rPr>
-        <w:t>Pós-condição: Usuário pode selecionar um animal para ver mais detalhes</w:t>
-      </w:r>
-    </w:p>
-    <w:p>
-      <w:pPr>
-        <w:pStyle w:val="PargrafodaLista"/>
-        <w:jc w:val="both"/>
-        <w:rPr>
-          <w:rFonts w:ascii="Microsoft Tai Le" w:hAnsi="Microsoft Tai Le" w:cs="Microsoft Tai Le"/>
-        </w:rPr>
-      </w:pPr>
-      <w:r>
-        <w:rPr>
-          <w:rFonts w:ascii="Microsoft Tai Le" w:hAnsi="Microsoft Tai Le" w:cs="Microsoft Tai Le"/>
-        </w:rPr>
-        <w:pict w14:anchorId="01A5CFF4">
-          <v:rect id="_x0000_i1031" style="width:0;height:1.5pt" o:hralign="center" o:hrstd="t" o:hr="t" fillcolor="#a0a0a0" stroked="f"/>
-        </w:pict>
-      </w:r>
-    </w:p>
-    <w:p>
-      <w:pPr>
-        <w:pStyle w:val="PargrafodaLista"/>
-        <w:jc w:val="both"/>
-        <w:rPr>
-          <w:rFonts w:ascii="Microsoft Tai Le" w:hAnsi="Microsoft Tai Le" w:cs="Microsoft Tai Le"/>
-          <w:b/>
-          <w:bCs/>
-        </w:rPr>
-      </w:pPr>
-      <w:r>
-        <w:rPr>
-          <w:rFonts w:ascii="Microsoft Tai Le" w:hAnsi="Microsoft Tai Le" w:cs="Microsoft Tai Le"/>
-          <w:b/>
-          <w:bCs/>
-        </w:rPr>
-        <w:t>• RF05: Filtrar animais na lista</w:t>
-      </w:r>
-    </w:p>
-    <w:p>
-      <w:pPr>
-        <w:pStyle w:val="PargrafodaLista"/>
-        <w:jc w:val="both"/>
-        <w:rPr>
-          <w:rFonts w:ascii="Microsoft Tai Le" w:hAnsi="Microsoft Tai Le" w:cs="Microsoft Tai Le"/>
-        </w:rPr>
-      </w:pPr>
-      <w:r>
-        <w:rPr>
-          <w:rFonts w:ascii="Microsoft Tai Le" w:hAnsi="Microsoft Tai Le" w:cs="Microsoft Tai Le"/>
+          <w:b/>
+          <w:bCs/>
+        </w:rPr>
+      </w:pPr>
+      <w:r>
+        <w:rPr>
+          <w:rFonts w:ascii="Microsoft Tai Le" w:hAnsi="Microsoft Tai Le" w:cs="Microsoft Tai Le"/>
+          <w:b/>
+          <w:bCs/>
+        </w:rPr>
+        <w:t>Entrada: Clique em um animal da lista</w:t>
+      </w:r>
+    </w:p>
+    <w:p>
+      <w:pPr>
+        <w:pStyle w:val="PargrafodaLista"/>
+        <w:jc w:val="both"/>
+        <w:rPr>
+          <w:rFonts w:ascii="Microsoft Tai Le" w:hAnsi="Microsoft Tai Le" w:cs="Microsoft Tai Le"/>
+          <w:b/>
+          <w:bCs/>
+        </w:rPr>
+      </w:pPr>
+      <w:r>
+        <w:rPr>
+          <w:rFonts w:ascii="Microsoft Tai Le" w:hAnsi="Microsoft Tai Le" w:cs="Microsoft Tai Le"/>
+          <w:b/>
+          <w:bCs/>
+        </w:rPr>
+        <w:t>Pré-condição: Animal cadastrado no sistema</w:t>
+      </w:r>
+    </w:p>
+    <w:p>
+      <w:pPr>
+        <w:pStyle w:val="PargrafodaLista"/>
+        <w:jc w:val="both"/>
+        <w:rPr>
+          <w:rFonts w:ascii="Microsoft Tai Le" w:hAnsi="Microsoft Tai Le" w:cs="Microsoft Tai Le"/>
+          <w:b/>
+          <w:bCs/>
+        </w:rPr>
+      </w:pPr>
+      <w:r>
+        <w:rPr>
+          <w:rFonts w:ascii="Microsoft Tai Le" w:hAnsi="Microsoft Tai Le" w:cs="Microsoft Tai Le"/>
+          <w:b/>
+          <w:bCs/>
+        </w:rPr>
+        <w:t>Saída: Página exibindo informações completas do animal (raça, idade, temperamento, vacinas e status)</w:t>
+      </w:r>
+    </w:p>
+    <w:p>
+      <w:pPr>
+        <w:pStyle w:val="PargrafodaLista"/>
+        <w:jc w:val="both"/>
+        <w:rPr>
+          <w:rFonts w:ascii="Microsoft Tai Le" w:hAnsi="Microsoft Tai Le" w:cs="Microsoft Tai Le"/>
+          <w:b/>
+          <w:bCs/>
+        </w:rPr>
+      </w:pPr>
+      <w:r>
+        <w:rPr>
+          <w:rFonts w:ascii="Microsoft Tai Le" w:hAnsi="Microsoft Tai Le" w:cs="Microsoft Tai Le"/>
+          <w:b/>
+          <w:bCs/>
+        </w:rPr>
+        <w:t>Pós-condição: Usuário pode solicitar adoção ou visualizar histórico do animal</w:t>
+      </w:r>
+    </w:p>
+    <w:p>
+      <w:pPr>
+        <w:pStyle w:val="PargrafodaLista"/>
+        <w:jc w:val="both"/>
+        <w:rPr>
+          <w:rFonts w:ascii="Microsoft Tai Le" w:hAnsi="Microsoft Tai Le" w:cs="Microsoft Tai Le"/>
+          <w:b/>
+          <w:bCs/>
+        </w:rPr>
+      </w:pPr>
+      <w:r>
+        <w:rPr>
+          <w:rFonts w:ascii="Microsoft Tai Le" w:hAnsi="Microsoft Tai Le" w:cs="Microsoft Tai Le"/>
+          <w:b/>
+          <w:bCs/>
+        </w:rPr>
+        <w:t>________________________________________</w:t>
+      </w:r>
+    </w:p>
+    <w:p>
+      <w:pPr>
+        <w:pStyle w:val="PargrafodaLista"/>
+        <w:jc w:val="both"/>
+        <w:rPr>
+          <w:rFonts w:ascii="Microsoft Tai Le" w:hAnsi="Microsoft Tai Le" w:cs="Microsoft Tai Le"/>
+          <w:b/>
+          <w:bCs/>
+        </w:rPr>
+      </w:pPr>
+      <w:r>
+        <w:rPr>
+          <w:rFonts w:ascii="Microsoft Tai Le" w:hAnsi="Microsoft Tai Le" w:cs="Microsoft Tai Le"/>
+          <w:b/>
+          <w:bCs/>
+        </w:rPr>
+        <w:t>• RF07: Solicitar adoção de animal</w:t>
+      </w:r>
+    </w:p>
+    <w:p>
+      <w:pPr>
+        <w:pStyle w:val="PargrafodaLista"/>
+        <w:jc w:val="both"/>
+        <w:rPr>
+          <w:rFonts w:ascii="Microsoft Tai Le" w:hAnsi="Microsoft Tai Le" w:cs="Microsoft Tai Le"/>
+          <w:b/>
+          <w:bCs/>
+        </w:rPr>
+      </w:pPr>
+      <w:r>
+        <w:rPr>
+          <w:rFonts w:ascii="Microsoft Tai Le" w:hAnsi="Microsoft Tai Le" w:cs="Microsoft Tai Le"/>
+          <w:b/>
+          <w:bCs/>
+        </w:rPr>
+        <w:t xml:space="preserve">Prioridade: [x] essencial </w:t>
+      </w:r>
+      <w:proofErr w:type="gramStart"/>
+      <w:r>
+        <w:rPr>
+          <w:rFonts w:ascii="Microsoft Tai Le" w:hAnsi="Microsoft Tai Le" w:cs="Microsoft Tai Le"/>
+          <w:b/>
+          <w:bCs/>
+        </w:rPr>
+        <w:t>[ ]</w:t>
+      </w:r>
+      <w:proofErr w:type="gramEnd"/>
+      <w:r>
+        <w:rPr>
+          <w:rFonts w:ascii="Microsoft Tai Le" w:hAnsi="Microsoft Tai Le" w:cs="Microsoft Tai Le"/>
+          <w:b/>
+          <w:bCs/>
+        </w:rPr>
+        <w:t xml:space="preserve"> importante </w:t>
+      </w:r>
+      <w:proofErr w:type="gramStart"/>
+      <w:r>
+        <w:rPr>
+          <w:rFonts w:ascii="Microsoft Tai Le" w:hAnsi="Microsoft Tai Le" w:cs="Microsoft Tai Le"/>
+          <w:b/>
+          <w:bCs/>
+        </w:rPr>
+        <w:t>[ ]</w:t>
+      </w:r>
+      <w:proofErr w:type="gramEnd"/>
+      <w:r>
+        <w:rPr>
+          <w:rFonts w:ascii="Microsoft Tai Le" w:hAnsi="Microsoft Tai Le" w:cs="Microsoft Tai Le"/>
+          <w:b/>
+          <w:bCs/>
+        </w:rPr>
+        <w:t xml:space="preserve"> desejável</w:t>
+      </w:r>
+    </w:p>
+    <w:p>
+      <w:pPr>
+        <w:pStyle w:val="PargrafodaLista"/>
+        <w:jc w:val="both"/>
+        <w:rPr>
+          <w:rFonts w:ascii="Microsoft Tai Le" w:hAnsi="Microsoft Tai Le" w:cs="Microsoft Tai Le"/>
+          <w:b/>
+          <w:bCs/>
+        </w:rPr>
+      </w:pPr>
+      <w:r>
+        <w:rPr>
+          <w:rFonts w:ascii="Microsoft Tai Le" w:hAnsi="Microsoft Tai Le" w:cs="Microsoft Tai Le"/>
+          <w:b/>
+          <w:bCs/>
+        </w:rPr>
+        <w:t>Entrada: Clique no botão “Solicitar adoção”</w:t>
+      </w:r>
+    </w:p>
+    <w:p>
+      <w:pPr>
+        <w:pStyle w:val="PargrafodaLista"/>
+        <w:jc w:val="both"/>
+        <w:rPr>
+          <w:rFonts w:ascii="Microsoft Tai Le" w:hAnsi="Microsoft Tai Le" w:cs="Microsoft Tai Le"/>
+          <w:b/>
+          <w:bCs/>
+        </w:rPr>
+      </w:pPr>
+      <w:r>
+        <w:rPr>
+          <w:rFonts w:ascii="Microsoft Tai Le" w:hAnsi="Microsoft Tai Le" w:cs="Microsoft Tai Le"/>
+          <w:b/>
+          <w:bCs/>
+        </w:rPr>
+        <w:t>Pré-condição: Usuário deve estar logado como adotante</w:t>
+      </w:r>
+    </w:p>
+    <w:p>
+      <w:pPr>
+        <w:pStyle w:val="PargrafodaLista"/>
+        <w:jc w:val="both"/>
+        <w:rPr>
+          <w:rFonts w:ascii="Microsoft Tai Le" w:hAnsi="Microsoft Tai Le" w:cs="Microsoft Tai Le"/>
+          <w:b/>
+          <w:bCs/>
+        </w:rPr>
+      </w:pPr>
+      <w:r>
+        <w:rPr>
+          <w:rFonts w:ascii="Microsoft Tai Le" w:hAnsi="Microsoft Tai Le" w:cs="Microsoft Tai Le"/>
+          <w:b/>
+          <w:bCs/>
+        </w:rPr>
+        <w:t>Saída: Formulário de adoção exibido na tela</w:t>
+      </w:r>
+    </w:p>
+    <w:p>
+      <w:pPr>
+        <w:pStyle w:val="PargrafodaLista"/>
+        <w:jc w:val="both"/>
+        <w:rPr>
+          <w:rFonts w:ascii="Microsoft Tai Le" w:hAnsi="Microsoft Tai Le" w:cs="Microsoft Tai Le"/>
+          <w:b/>
+          <w:bCs/>
+        </w:rPr>
+      </w:pPr>
+      <w:r>
+        <w:rPr>
+          <w:rFonts w:ascii="Microsoft Tai Le" w:hAnsi="Microsoft Tai Le" w:cs="Microsoft Tai Le"/>
+          <w:b/>
+          <w:bCs/>
+        </w:rPr>
+        <w:t>Pós-condição: Usuário pode preencher o formulário de adoção</w:t>
+      </w:r>
+    </w:p>
+    <w:p>
+      <w:pPr>
+        <w:pStyle w:val="PargrafodaLista"/>
+        <w:jc w:val="both"/>
+        <w:rPr>
+          <w:rFonts w:ascii="Microsoft Tai Le" w:hAnsi="Microsoft Tai Le" w:cs="Microsoft Tai Le"/>
+          <w:b/>
+          <w:bCs/>
+        </w:rPr>
+      </w:pPr>
+      <w:r>
+        <w:rPr>
+          <w:rFonts w:ascii="Microsoft Tai Le" w:hAnsi="Microsoft Tai Le" w:cs="Microsoft Tai Le"/>
+          <w:b/>
+          <w:bCs/>
+        </w:rPr>
+        <w:t>________________________________________</w:t>
+      </w:r>
+    </w:p>
+    <w:p>
+      <w:pPr>
+        <w:pStyle w:val="PargrafodaLista"/>
+        <w:jc w:val="both"/>
+        <w:rPr>
+          <w:rFonts w:ascii="Microsoft Tai Le" w:hAnsi="Microsoft Tai Le" w:cs="Microsoft Tai Le"/>
+          <w:b/>
+          <w:bCs/>
+        </w:rPr>
+      </w:pPr>
+      <w:r>
+        <w:rPr>
+          <w:rFonts w:ascii="Microsoft Tai Le" w:hAnsi="Microsoft Tai Le" w:cs="Microsoft Tai Le"/>
+          <w:b/>
+          <w:bCs/>
+        </w:rPr>
+        <w:t>• RF08: Preencher formulário de adoção</w:t>
+      </w:r>
+    </w:p>
+    <w:p>
+      <w:pPr>
+        <w:pStyle w:val="PargrafodaLista"/>
+        <w:jc w:val="both"/>
+        <w:rPr>
+          <w:rFonts w:ascii="Microsoft Tai Le" w:hAnsi="Microsoft Tai Le" w:cs="Microsoft Tai Le"/>
+          <w:b/>
+          <w:bCs/>
+        </w:rPr>
+      </w:pPr>
+      <w:r>
+        <w:rPr>
+          <w:rFonts w:ascii="Microsoft Tai Le" w:hAnsi="Microsoft Tai Le" w:cs="Microsoft Tai Le"/>
+          <w:b/>
+          <w:bCs/>
+        </w:rPr>
+        <w:t xml:space="preserve">Prioridade: [x] essencial </w:t>
+      </w:r>
+      <w:proofErr w:type="gramStart"/>
+      <w:r>
+        <w:rPr>
+          <w:rFonts w:ascii="Microsoft Tai Le" w:hAnsi="Microsoft Tai Le" w:cs="Microsoft Tai Le"/>
+          <w:b/>
+          <w:bCs/>
+        </w:rPr>
+        <w:t>[ ]</w:t>
+      </w:r>
+      <w:proofErr w:type="gramEnd"/>
+      <w:r>
+        <w:rPr>
+          <w:rFonts w:ascii="Microsoft Tai Le" w:hAnsi="Microsoft Tai Le" w:cs="Microsoft Tai Le"/>
+          <w:b/>
+          <w:bCs/>
+        </w:rPr>
+        <w:t xml:space="preserve"> importante </w:t>
+      </w:r>
+      <w:proofErr w:type="gramStart"/>
+      <w:r>
+        <w:rPr>
+          <w:rFonts w:ascii="Microsoft Tai Le" w:hAnsi="Microsoft Tai Le" w:cs="Microsoft Tai Le"/>
+          <w:b/>
+          <w:bCs/>
+        </w:rPr>
+        <w:t>[ ]</w:t>
+      </w:r>
+      <w:proofErr w:type="gramEnd"/>
+      <w:r>
+        <w:rPr>
+          <w:rFonts w:ascii="Microsoft Tai Le" w:hAnsi="Microsoft Tai Le" w:cs="Microsoft Tai Le"/>
+          <w:b/>
+          <w:bCs/>
+        </w:rPr>
+        <w:t xml:space="preserve"> desejável</w:t>
+      </w:r>
+    </w:p>
+    <w:p>
+      <w:pPr>
+        <w:pStyle w:val="PargrafodaLista"/>
+        <w:jc w:val="both"/>
+        <w:rPr>
+          <w:rFonts w:ascii="Microsoft Tai Le" w:hAnsi="Microsoft Tai Le" w:cs="Microsoft Tai Le"/>
+          <w:b/>
+          <w:bCs/>
+        </w:rPr>
+      </w:pPr>
+      <w:r>
+        <w:rPr>
+          <w:rFonts w:ascii="Microsoft Tai Le" w:hAnsi="Microsoft Tai Le" w:cs="Microsoft Tai Le"/>
+          <w:b/>
+          <w:bCs/>
+        </w:rPr>
+        <w:t>Entrada: Respostas do formulário (tipo de moradia, quintal, experiência com animais, tempo que o animal ficará sozinho)</w:t>
+      </w:r>
+    </w:p>
+    <w:p>
+      <w:pPr>
+        <w:pStyle w:val="PargrafodaLista"/>
+        <w:jc w:val="both"/>
+        <w:rPr>
+          <w:rFonts w:ascii="Microsoft Tai Le" w:hAnsi="Microsoft Tai Le" w:cs="Microsoft Tai Le"/>
+          <w:b/>
+          <w:bCs/>
+        </w:rPr>
+      </w:pPr>
+      <w:r>
+        <w:rPr>
+          <w:rFonts w:ascii="Microsoft Tai Le" w:hAnsi="Microsoft Tai Le" w:cs="Microsoft Tai Le"/>
+          <w:b/>
+          <w:bCs/>
+        </w:rPr>
+        <w:t>Pré-condição: Solicitação de adoção iniciada pelo usuário</w:t>
+      </w:r>
+    </w:p>
+    <w:p>
+      <w:pPr>
+        <w:pStyle w:val="PargrafodaLista"/>
+        <w:jc w:val="both"/>
+        <w:rPr>
+          <w:rFonts w:ascii="Microsoft Tai Le" w:hAnsi="Microsoft Tai Le" w:cs="Microsoft Tai Le"/>
+          <w:b/>
+          <w:bCs/>
+        </w:rPr>
+      </w:pPr>
+      <w:r>
+        <w:rPr>
+          <w:rFonts w:ascii="Microsoft Tai Le" w:hAnsi="Microsoft Tai Le" w:cs="Microsoft Tai Le"/>
+          <w:b/>
+          <w:bCs/>
+        </w:rPr>
+        <w:t>Saída: Formulário enviado para análise da clínica</w:t>
+      </w:r>
+    </w:p>
+    <w:p>
+      <w:pPr>
+        <w:pStyle w:val="PargrafodaLista"/>
+        <w:jc w:val="both"/>
+        <w:rPr>
+          <w:rFonts w:ascii="Microsoft Tai Le" w:hAnsi="Microsoft Tai Le" w:cs="Microsoft Tai Le"/>
+          <w:b/>
+          <w:bCs/>
+        </w:rPr>
+      </w:pPr>
+      <w:r>
+        <w:rPr>
+          <w:rFonts w:ascii="Microsoft Tai Le" w:hAnsi="Microsoft Tai Le" w:cs="Microsoft Tai Le"/>
+          <w:b/>
+          <w:bCs/>
+        </w:rPr>
+        <w:t>Pós-condição: Solicitação de adoção registrada no sistema</w:t>
+      </w:r>
+    </w:p>
+    <w:p>
+      <w:pPr>
+        <w:pStyle w:val="PargrafodaLista"/>
+        <w:jc w:val="both"/>
+        <w:rPr>
+          <w:rFonts w:ascii="Microsoft Tai Le" w:hAnsi="Microsoft Tai Le" w:cs="Microsoft Tai Le"/>
+          <w:b/>
+          <w:bCs/>
+        </w:rPr>
+      </w:pPr>
+    </w:p>
+    <w:p>
+      <w:pPr>
+        <w:pStyle w:val="PargrafodaLista"/>
+        <w:jc w:val="both"/>
+        <w:rPr>
+          <w:rFonts w:ascii="Microsoft Tai Le" w:hAnsi="Microsoft Tai Le" w:cs="Microsoft Tai Le"/>
+          <w:b/>
+          <w:bCs/>
+        </w:rPr>
+      </w:pPr>
+    </w:p>
+    <w:p>
+      <w:pPr>
+        <w:pStyle w:val="PargrafodaLista"/>
+        <w:jc w:val="both"/>
+        <w:rPr>
+          <w:rFonts w:ascii="Microsoft Tai Le" w:hAnsi="Microsoft Tai Le" w:cs="Microsoft Tai Le"/>
+          <w:b/>
+          <w:bCs/>
+        </w:rPr>
+      </w:pPr>
+      <w:r>
+        <w:rPr>
+          <w:rFonts w:ascii="Microsoft Tai Le" w:hAnsi="Microsoft Tai Le" w:cs="Microsoft Tai Le"/>
+          <w:b/>
+          <w:bCs/>
+        </w:rPr>
+        <w:t>________________________________________</w:t>
+      </w:r>
+    </w:p>
+    <w:p>
+      <w:pPr>
+        <w:pStyle w:val="PargrafodaLista"/>
+        <w:jc w:val="both"/>
+        <w:rPr>
+          <w:rFonts w:ascii="Microsoft Tai Le" w:hAnsi="Microsoft Tai Le" w:cs="Microsoft Tai Le"/>
+          <w:b/>
+          <w:bCs/>
+        </w:rPr>
+      </w:pPr>
+      <w:r>
+        <w:rPr>
+          <w:rFonts w:ascii="Microsoft Tai Le" w:hAnsi="Microsoft Tai Le" w:cs="Microsoft Tai Le"/>
+          <w:b/>
+          <w:bCs/>
+        </w:rPr>
+        <w:t>• RF09: Cadastrar animal para adoção</w:t>
+      </w:r>
+    </w:p>
+    <w:p>
+      <w:pPr>
+        <w:pStyle w:val="PargrafodaLista"/>
+        <w:jc w:val="both"/>
+        <w:rPr>
+          <w:rFonts w:ascii="Microsoft Tai Le" w:hAnsi="Microsoft Tai Le" w:cs="Microsoft Tai Le"/>
+          <w:b/>
+          <w:bCs/>
+        </w:rPr>
+      </w:pPr>
+      <w:r>
+        <w:rPr>
+          <w:rFonts w:ascii="Microsoft Tai Le" w:hAnsi="Microsoft Tai Le" w:cs="Microsoft Tai Le"/>
+          <w:b/>
+          <w:bCs/>
+        </w:rPr>
+        <w:t xml:space="preserve">Prioridade: [x] essencial </w:t>
+      </w:r>
+      <w:proofErr w:type="gramStart"/>
+      <w:r>
+        <w:rPr>
+          <w:rFonts w:ascii="Microsoft Tai Le" w:hAnsi="Microsoft Tai Le" w:cs="Microsoft Tai Le"/>
+          <w:b/>
+          <w:bCs/>
+        </w:rPr>
+        <w:t>[ ]</w:t>
+      </w:r>
+      <w:proofErr w:type="gramEnd"/>
+      <w:r>
+        <w:rPr>
+          <w:rFonts w:ascii="Microsoft Tai Le" w:hAnsi="Microsoft Tai Le" w:cs="Microsoft Tai Le"/>
+          <w:b/>
+          <w:bCs/>
+        </w:rPr>
+        <w:t xml:space="preserve"> importante </w:t>
+      </w:r>
+      <w:proofErr w:type="gramStart"/>
+      <w:r>
+        <w:rPr>
+          <w:rFonts w:ascii="Microsoft Tai Le" w:hAnsi="Microsoft Tai Le" w:cs="Microsoft Tai Le"/>
+          <w:b/>
+          <w:bCs/>
+        </w:rPr>
+        <w:t>[ ]</w:t>
+      </w:r>
+      <w:proofErr w:type="gramEnd"/>
+      <w:r>
+        <w:rPr>
+          <w:rFonts w:ascii="Microsoft Tai Le" w:hAnsi="Microsoft Tai Le" w:cs="Microsoft Tai Le"/>
+          <w:b/>
+          <w:bCs/>
+        </w:rPr>
+        <w:t xml:space="preserve"> desejável</w:t>
+      </w:r>
+    </w:p>
+    <w:p>
+      <w:pPr>
+        <w:pStyle w:val="PargrafodaLista"/>
+        <w:jc w:val="both"/>
+        <w:rPr>
+          <w:rFonts w:ascii="Microsoft Tai Le" w:hAnsi="Microsoft Tai Le" w:cs="Microsoft Tai Le"/>
+          <w:b/>
+          <w:bCs/>
+        </w:rPr>
+      </w:pPr>
+      <w:r>
+        <w:rPr>
+          <w:rFonts w:ascii="Microsoft Tai Le" w:hAnsi="Microsoft Tai Le" w:cs="Microsoft Tai Le"/>
+          <w:b/>
+          <w:bCs/>
+        </w:rPr>
+        <w:t>Entrada: Nome, espécie, raça, idade, sexo, porte, temperamento e foto do animal</w:t>
+      </w:r>
+    </w:p>
+    <w:p>
+      <w:pPr>
+        <w:pStyle w:val="PargrafodaLista"/>
+        <w:jc w:val="both"/>
+        <w:rPr>
+          <w:rFonts w:ascii="Microsoft Tai Le" w:hAnsi="Microsoft Tai Le" w:cs="Microsoft Tai Le"/>
+          <w:b/>
+          <w:bCs/>
+        </w:rPr>
+      </w:pPr>
+      <w:r>
+        <w:rPr>
+          <w:rFonts w:ascii="Microsoft Tai Le" w:hAnsi="Microsoft Tai Le" w:cs="Microsoft Tai Le"/>
+          <w:b/>
+          <w:bCs/>
+        </w:rPr>
+        <w:t>Pré-condição: Usuário logado como clínica veterinária</w:t>
+      </w:r>
+    </w:p>
+    <w:p>
+      <w:pPr>
+        <w:pStyle w:val="PargrafodaLista"/>
+        <w:jc w:val="both"/>
+        <w:rPr>
+          <w:rFonts w:ascii="Microsoft Tai Le" w:hAnsi="Microsoft Tai Le" w:cs="Microsoft Tai Le"/>
+          <w:b/>
+          <w:bCs/>
+        </w:rPr>
+      </w:pPr>
+      <w:r>
+        <w:rPr>
+          <w:rFonts w:ascii="Microsoft Tai Le" w:hAnsi="Microsoft Tai Le" w:cs="Microsoft Tai Le"/>
+          <w:b/>
+          <w:bCs/>
+        </w:rPr>
+        <w:t>Saída: Animal registrado no sistema</w:t>
+      </w:r>
+    </w:p>
+    <w:p>
+      <w:pPr>
+        <w:pStyle w:val="PargrafodaLista"/>
+        <w:jc w:val="both"/>
+        <w:rPr>
+          <w:rFonts w:ascii="Microsoft Tai Le" w:hAnsi="Microsoft Tai Le" w:cs="Microsoft Tai Le"/>
+          <w:b/>
+          <w:bCs/>
+        </w:rPr>
+      </w:pPr>
+      <w:r>
+        <w:rPr>
+          <w:rFonts w:ascii="Microsoft Tai Le" w:hAnsi="Microsoft Tai Le" w:cs="Microsoft Tai Le"/>
+          <w:b/>
+          <w:bCs/>
+        </w:rPr>
+        <w:lastRenderedPageBreak/>
+        <w:t>Pós-condição: Animal passa a aparecer na lista de animais disponíveis</w:t>
+      </w:r>
+    </w:p>
+    <w:p>
+      <w:pPr>
+        <w:pStyle w:val="PargrafodaLista"/>
+        <w:jc w:val="both"/>
+        <w:rPr>
+          <w:rFonts w:ascii="Microsoft Tai Le" w:hAnsi="Microsoft Tai Le" w:cs="Microsoft Tai Le"/>
+          <w:b/>
+          <w:bCs/>
+        </w:rPr>
+      </w:pPr>
+      <w:r>
+        <w:rPr>
+          <w:rFonts w:ascii="Microsoft Tai Le" w:hAnsi="Microsoft Tai Le" w:cs="Microsoft Tai Le"/>
+          <w:b/>
+          <w:bCs/>
+        </w:rPr>
+        <w:t>________________________________________</w:t>
+      </w:r>
+    </w:p>
+    <w:p>
+      <w:pPr>
+        <w:pStyle w:val="PargrafodaLista"/>
+        <w:jc w:val="both"/>
+        <w:rPr>
+          <w:rFonts w:ascii="Microsoft Tai Le" w:hAnsi="Microsoft Tai Le" w:cs="Microsoft Tai Le"/>
+          <w:b/>
+          <w:bCs/>
+        </w:rPr>
+      </w:pPr>
+      <w:r>
+        <w:rPr>
+          <w:rFonts w:ascii="Microsoft Tai Le" w:hAnsi="Microsoft Tai Le" w:cs="Microsoft Tai Le"/>
+          <w:b/>
+          <w:bCs/>
+        </w:rPr>
+        <w:t>• RF10: Editar informações de um animal</w:t>
+      </w:r>
+    </w:p>
+    <w:p>
+      <w:pPr>
+        <w:pStyle w:val="PargrafodaLista"/>
+        <w:jc w:val="both"/>
+        <w:rPr>
+          <w:rFonts w:ascii="Microsoft Tai Le" w:hAnsi="Microsoft Tai Le" w:cs="Microsoft Tai Le"/>
+          <w:b/>
+          <w:bCs/>
+        </w:rPr>
+      </w:pPr>
+      <w:r>
+        <w:rPr>
+          <w:rFonts w:ascii="Microsoft Tai Le" w:hAnsi="Microsoft Tai Le" w:cs="Microsoft Tai Le"/>
+          <w:b/>
+          <w:bCs/>
         </w:rPr>
         <w:t xml:space="preserve">Prioridade: </w:t>
       </w:r>
@@ -887,6 +1815,8 @@
       <w:r>
         <w:rPr>
           <w:rFonts w:ascii="Microsoft Tai Le" w:hAnsi="Microsoft Tai Le" w:cs="Microsoft Tai Le"/>
+          <w:b/>
+          <w:bCs/>
         </w:rPr>
         <w:t>[ ]</w:t>
       </w:r>
@@ -894,6 +1824,8 @@
       <w:r>
         <w:rPr>
           <w:rFonts w:ascii="Microsoft Tai Le" w:hAnsi="Microsoft Tai Le" w:cs="Microsoft Tai Le"/>
+          <w:b/>
+          <w:bCs/>
         </w:rPr>
         <w:t xml:space="preserve"> essencial [x] importante </w:t>
       </w:r>
@@ -901,6 +1833,8 @@
       <w:r>
         <w:rPr>
           <w:rFonts w:ascii="Microsoft Tai Le" w:hAnsi="Microsoft Tai Le" w:cs="Microsoft Tai Le"/>
+          <w:b/>
+          <w:bCs/>
         </w:rPr>
         <w:t>[ ]</w:t>
       </w:r>
@@ -908,6 +1842,8 @@
       <w:r>
         <w:rPr>
           <w:rFonts w:ascii="Microsoft Tai Le" w:hAnsi="Microsoft Tai Le" w:cs="Microsoft Tai Le"/>
+          <w:b/>
+          <w:bCs/>
         </w:rPr>
         <w:t xml:space="preserve"> desejável</w:t>
       </w:r>
@@ -918,107 +1854,688 @@
         <w:jc w:val="both"/>
         <w:rPr>
           <w:rFonts w:ascii="Microsoft Tai Le" w:hAnsi="Microsoft Tai Le" w:cs="Microsoft Tai Le"/>
-        </w:rPr>
-      </w:pPr>
-      <w:r>
-        <w:rPr>
-          <w:rFonts w:ascii="Microsoft Tai Le" w:hAnsi="Microsoft Tai Le" w:cs="Microsoft Tai Le"/>
-        </w:rPr>
-        <w:t>Entrada: Seleção de filtros (espécie, idade ou porte)</w:t>
-      </w:r>
-    </w:p>
-    <w:p>
-      <w:pPr>
-        <w:pStyle w:val="PargrafodaLista"/>
-        <w:jc w:val="both"/>
-        <w:rPr>
-          <w:rFonts w:ascii="Microsoft Tai Le" w:hAnsi="Microsoft Tai Le" w:cs="Microsoft Tai Le"/>
-        </w:rPr>
-      </w:pPr>
-      <w:r>
-        <w:rPr>
-          <w:rFonts w:ascii="Microsoft Tai Le" w:hAnsi="Microsoft Tai Le" w:cs="Microsoft Tai Le"/>
-        </w:rPr>
-        <w:t>Pré-condição: Usuário estar na página de lista de animais</w:t>
-      </w:r>
-    </w:p>
-    <w:p>
-      <w:pPr>
-        <w:pStyle w:val="PargrafodaLista"/>
-        <w:jc w:val="both"/>
-        <w:rPr>
-          <w:rFonts w:ascii="Microsoft Tai Le" w:hAnsi="Microsoft Tai Le" w:cs="Microsoft Tai Le"/>
-        </w:rPr>
-      </w:pPr>
-      <w:r>
-        <w:rPr>
-          <w:rFonts w:ascii="Microsoft Tai Le" w:hAnsi="Microsoft Tai Le" w:cs="Microsoft Tai Le"/>
-        </w:rPr>
-        <w:t>Saída: Lista de animais filtrada conforme critérios selecionados</w:t>
-      </w:r>
-    </w:p>
-    <w:p>
-      <w:pPr>
-        <w:pStyle w:val="PargrafodaLista"/>
-        <w:jc w:val="both"/>
-        <w:rPr>
-          <w:rFonts w:ascii="Microsoft Tai Le" w:hAnsi="Microsoft Tai Le" w:cs="Microsoft Tai Le"/>
-        </w:rPr>
-      </w:pPr>
-      <w:r>
-        <w:rPr>
-          <w:rFonts w:ascii="Microsoft Tai Le" w:hAnsi="Microsoft Tai Le" w:cs="Microsoft Tai Le"/>
-        </w:rPr>
-        <w:t>Pós-condição: Usuário visualiza apenas animais que atendem ao filtro</w:t>
-      </w:r>
-    </w:p>
-    <w:p>
-      <w:pPr>
-        <w:pStyle w:val="PargrafodaLista"/>
-        <w:jc w:val="both"/>
-        <w:rPr>
-          <w:rFonts w:ascii="Microsoft Tai Le" w:hAnsi="Microsoft Tai Le" w:cs="Microsoft Tai Le"/>
-        </w:rPr>
-      </w:pPr>
-      <w:r>
-        <w:rPr>
-          <w:rFonts w:ascii="Microsoft Tai Le" w:hAnsi="Microsoft Tai Le" w:cs="Microsoft Tai Le"/>
-        </w:rPr>
-        <w:pict w14:anchorId="51276AAD">
-          <v:rect id="_x0000_i1032" style="width:0;height:1.5pt" o:hralign="center" o:hrstd="t" o:hr="t" fillcolor="#a0a0a0" stroked="f"/>
-        </w:pict>
-      </w:r>
-    </w:p>
-    <w:p>
-      <w:pPr>
-        <w:pStyle w:val="PargrafodaLista"/>
-        <w:jc w:val="both"/>
-        <w:rPr>
-          <w:rFonts w:ascii="Microsoft Tai Le" w:hAnsi="Microsoft Tai Le" w:cs="Microsoft Tai Le"/>
-          <w:b/>
-          <w:bCs/>
-        </w:rPr>
-      </w:pPr>
-      <w:r>
-        <w:rPr>
-          <w:rFonts w:ascii="Microsoft Tai Le" w:hAnsi="Microsoft Tai Le" w:cs="Microsoft Tai Le"/>
-          <w:b/>
-          <w:bCs/>
-        </w:rPr>
-        <w:t>• RF06: Visualizar detalhes de um animal</w:t>
-      </w:r>
-    </w:p>
-    <w:p>
-      <w:pPr>
-        <w:pStyle w:val="PargrafodaLista"/>
-        <w:jc w:val="both"/>
-        <w:rPr>
-          <w:rFonts w:ascii="Microsoft Tai Le" w:hAnsi="Microsoft Tai Le" w:cs="Microsoft Tai Le"/>
-        </w:rPr>
-      </w:pPr>
-      <w:r>
-        <w:rPr>
-          <w:rFonts w:ascii="Microsoft Tai Le" w:hAnsi="Microsoft Tai Le" w:cs="Microsoft Tai Le"/>
+          <w:b/>
+          <w:bCs/>
+        </w:rPr>
+      </w:pPr>
+      <w:r>
+        <w:rPr>
+          <w:rFonts w:ascii="Microsoft Tai Le" w:hAnsi="Microsoft Tai Le" w:cs="Microsoft Tai Le"/>
+          <w:b/>
+          <w:bCs/>
+        </w:rPr>
+        <w:t>Entrada: Alteração dos dados do animal</w:t>
+      </w:r>
+    </w:p>
+    <w:p>
+      <w:pPr>
+        <w:pStyle w:val="PargrafodaLista"/>
+        <w:jc w:val="both"/>
+        <w:rPr>
+          <w:rFonts w:ascii="Microsoft Tai Le" w:hAnsi="Microsoft Tai Le" w:cs="Microsoft Tai Le"/>
+          <w:b/>
+          <w:bCs/>
+        </w:rPr>
+      </w:pPr>
+      <w:r>
+        <w:rPr>
+          <w:rFonts w:ascii="Microsoft Tai Le" w:hAnsi="Microsoft Tai Le" w:cs="Microsoft Tai Le"/>
+          <w:b/>
+          <w:bCs/>
+        </w:rPr>
+        <w:t>Pré-condição: Animal cadastrado e usuário logado como clínica</w:t>
+      </w:r>
+    </w:p>
+    <w:p>
+      <w:pPr>
+        <w:pStyle w:val="PargrafodaLista"/>
+        <w:jc w:val="both"/>
+        <w:rPr>
+          <w:rFonts w:ascii="Microsoft Tai Le" w:hAnsi="Microsoft Tai Le" w:cs="Microsoft Tai Le"/>
+          <w:b/>
+          <w:bCs/>
+        </w:rPr>
+      </w:pPr>
+      <w:r>
+        <w:rPr>
+          <w:rFonts w:ascii="Microsoft Tai Le" w:hAnsi="Microsoft Tai Le" w:cs="Microsoft Tai Le"/>
+          <w:b/>
+          <w:bCs/>
+        </w:rPr>
+        <w:t>Saída: Dados do animal atualizados no sistema</w:t>
+      </w:r>
+    </w:p>
+    <w:p>
+      <w:pPr>
+        <w:pStyle w:val="PargrafodaLista"/>
+        <w:jc w:val="both"/>
+        <w:rPr>
+          <w:rFonts w:ascii="Microsoft Tai Le" w:hAnsi="Microsoft Tai Le" w:cs="Microsoft Tai Le"/>
+          <w:b/>
+          <w:bCs/>
+        </w:rPr>
+      </w:pPr>
+      <w:r>
+        <w:rPr>
+          <w:rFonts w:ascii="Microsoft Tai Le" w:hAnsi="Microsoft Tai Le" w:cs="Microsoft Tai Le"/>
+          <w:b/>
+          <w:bCs/>
+        </w:rPr>
+        <w:t>Pós-condição: Informações atualizadas aparecem na página de detalhes do animal</w:t>
+      </w:r>
+    </w:p>
+    <w:p>
+      <w:pPr>
+        <w:pStyle w:val="PargrafodaLista"/>
+        <w:jc w:val="both"/>
+        <w:rPr>
+          <w:rFonts w:ascii="Microsoft Tai Le" w:hAnsi="Microsoft Tai Le" w:cs="Microsoft Tai Le"/>
+          <w:b/>
+          <w:bCs/>
+        </w:rPr>
+      </w:pPr>
+      <w:r>
+        <w:rPr>
+          <w:rFonts w:ascii="Microsoft Tai Le" w:hAnsi="Microsoft Tai Le" w:cs="Microsoft Tai Le"/>
+          <w:b/>
+          <w:bCs/>
+        </w:rPr>
+        <w:t>________________________________________</w:t>
+      </w:r>
+    </w:p>
+    <w:p>
+      <w:pPr>
+        <w:pStyle w:val="PargrafodaLista"/>
+        <w:jc w:val="both"/>
+        <w:rPr>
+          <w:rFonts w:ascii="Microsoft Tai Le" w:hAnsi="Microsoft Tai Le" w:cs="Microsoft Tai Le"/>
+          <w:b/>
+          <w:bCs/>
+        </w:rPr>
+      </w:pPr>
+      <w:r>
+        <w:rPr>
+          <w:rFonts w:ascii="Microsoft Tai Le" w:hAnsi="Microsoft Tai Le" w:cs="Microsoft Tai Le"/>
+          <w:b/>
+          <w:bCs/>
+        </w:rPr>
+        <w:t>• RF11: Remover animal do sistema</w:t>
+      </w:r>
+    </w:p>
+    <w:p>
+      <w:pPr>
+        <w:pStyle w:val="PargrafodaLista"/>
+        <w:jc w:val="both"/>
+        <w:rPr>
+          <w:rFonts w:ascii="Microsoft Tai Le" w:hAnsi="Microsoft Tai Le" w:cs="Microsoft Tai Le"/>
+          <w:b/>
+          <w:bCs/>
+        </w:rPr>
+      </w:pPr>
+      <w:r>
+        <w:rPr>
+          <w:rFonts w:ascii="Microsoft Tai Le" w:hAnsi="Microsoft Tai Le" w:cs="Microsoft Tai Le"/>
+          <w:b/>
+          <w:bCs/>
+        </w:rPr>
+        <w:t xml:space="preserve">Prioridade: </w:t>
+      </w:r>
+      <w:proofErr w:type="gramStart"/>
+      <w:r>
+        <w:rPr>
+          <w:rFonts w:ascii="Microsoft Tai Le" w:hAnsi="Microsoft Tai Le" w:cs="Microsoft Tai Le"/>
+          <w:b/>
+          <w:bCs/>
+        </w:rPr>
+        <w:t>[ ]</w:t>
+      </w:r>
+      <w:proofErr w:type="gramEnd"/>
+      <w:r>
+        <w:rPr>
+          <w:rFonts w:ascii="Microsoft Tai Le" w:hAnsi="Microsoft Tai Le" w:cs="Microsoft Tai Le"/>
+          <w:b/>
+          <w:bCs/>
+        </w:rPr>
+        <w:t xml:space="preserve"> essencial [x] importante </w:t>
+      </w:r>
+      <w:proofErr w:type="gramStart"/>
+      <w:r>
+        <w:rPr>
+          <w:rFonts w:ascii="Microsoft Tai Le" w:hAnsi="Microsoft Tai Le" w:cs="Microsoft Tai Le"/>
+          <w:b/>
+          <w:bCs/>
+        </w:rPr>
+        <w:t>[ ]</w:t>
+      </w:r>
+      <w:proofErr w:type="gramEnd"/>
+      <w:r>
+        <w:rPr>
+          <w:rFonts w:ascii="Microsoft Tai Le" w:hAnsi="Microsoft Tai Le" w:cs="Microsoft Tai Le"/>
+          <w:b/>
+          <w:bCs/>
+        </w:rPr>
+        <w:t xml:space="preserve"> desejável</w:t>
+      </w:r>
+    </w:p>
+    <w:p>
+      <w:pPr>
+        <w:pStyle w:val="PargrafodaLista"/>
+        <w:jc w:val="both"/>
+        <w:rPr>
+          <w:rFonts w:ascii="Microsoft Tai Le" w:hAnsi="Microsoft Tai Le" w:cs="Microsoft Tai Le"/>
+          <w:b/>
+          <w:bCs/>
+        </w:rPr>
+      </w:pPr>
+      <w:r>
+        <w:rPr>
+          <w:rFonts w:ascii="Microsoft Tai Le" w:hAnsi="Microsoft Tai Le" w:cs="Microsoft Tai Le"/>
+          <w:b/>
+          <w:bCs/>
+        </w:rPr>
+        <w:t>Entrada: Clique na opção de excluir animal</w:t>
+      </w:r>
+    </w:p>
+    <w:p>
+      <w:pPr>
+        <w:pStyle w:val="PargrafodaLista"/>
+        <w:jc w:val="both"/>
+        <w:rPr>
+          <w:rFonts w:ascii="Microsoft Tai Le" w:hAnsi="Microsoft Tai Le" w:cs="Microsoft Tai Le"/>
+          <w:b/>
+          <w:bCs/>
+        </w:rPr>
+      </w:pPr>
+      <w:r>
+        <w:rPr>
+          <w:rFonts w:ascii="Microsoft Tai Le" w:hAnsi="Microsoft Tai Le" w:cs="Microsoft Tai Le"/>
+          <w:b/>
+          <w:bCs/>
+        </w:rPr>
+        <w:t>Pré-condição: Usuário logado como clínica e animal cadastrado</w:t>
+      </w:r>
+    </w:p>
+    <w:p>
+      <w:pPr>
+        <w:pStyle w:val="PargrafodaLista"/>
+        <w:jc w:val="both"/>
+        <w:rPr>
+          <w:rFonts w:ascii="Microsoft Tai Le" w:hAnsi="Microsoft Tai Le" w:cs="Microsoft Tai Le"/>
+          <w:b/>
+          <w:bCs/>
+        </w:rPr>
+      </w:pPr>
+      <w:r>
+        <w:rPr>
+          <w:rFonts w:ascii="Microsoft Tai Le" w:hAnsi="Microsoft Tai Le" w:cs="Microsoft Tai Le"/>
+          <w:b/>
+          <w:bCs/>
+        </w:rPr>
+        <w:t>Saída: Animal removido do sistema</w:t>
+      </w:r>
+    </w:p>
+    <w:p>
+      <w:pPr>
+        <w:pStyle w:val="PargrafodaLista"/>
+        <w:jc w:val="both"/>
+        <w:rPr>
+          <w:rFonts w:ascii="Microsoft Tai Le" w:hAnsi="Microsoft Tai Le" w:cs="Microsoft Tai Le"/>
+          <w:b/>
+          <w:bCs/>
+        </w:rPr>
+      </w:pPr>
+      <w:r>
+        <w:rPr>
+          <w:rFonts w:ascii="Microsoft Tai Le" w:hAnsi="Microsoft Tai Le" w:cs="Microsoft Tai Le"/>
+          <w:b/>
+          <w:bCs/>
+        </w:rPr>
+        <w:t>Pós-condição: Animal não aparece mais na lista de animais disponíveis</w:t>
+      </w:r>
+    </w:p>
+    <w:p>
+      <w:pPr>
+        <w:pStyle w:val="PargrafodaLista"/>
+        <w:jc w:val="both"/>
+        <w:rPr>
+          <w:rFonts w:ascii="Microsoft Tai Le" w:hAnsi="Microsoft Tai Le" w:cs="Microsoft Tai Le"/>
+          <w:b/>
+          <w:bCs/>
+        </w:rPr>
+      </w:pPr>
+      <w:r>
+        <w:rPr>
+          <w:rFonts w:ascii="Microsoft Tai Le" w:hAnsi="Microsoft Tai Le" w:cs="Microsoft Tai Le"/>
+          <w:b/>
+          <w:bCs/>
+        </w:rPr>
+        <w:t>________________________________________</w:t>
+      </w:r>
+    </w:p>
+    <w:p>
+      <w:pPr>
+        <w:pStyle w:val="PargrafodaLista"/>
+        <w:jc w:val="both"/>
+        <w:rPr>
+          <w:rFonts w:ascii="Microsoft Tai Le" w:hAnsi="Microsoft Tai Le" w:cs="Microsoft Tai Le"/>
+          <w:b/>
+          <w:bCs/>
+        </w:rPr>
+      </w:pPr>
+      <w:r>
+        <w:rPr>
+          <w:rFonts w:ascii="Microsoft Tai Le" w:hAnsi="Microsoft Tai Le" w:cs="Microsoft Tai Le"/>
+          <w:b/>
+          <w:bCs/>
+        </w:rPr>
+        <w:t>• RF12: Registrar vacina de um animal</w:t>
+      </w:r>
+    </w:p>
+    <w:p>
+      <w:pPr>
+        <w:pStyle w:val="PargrafodaLista"/>
+        <w:jc w:val="both"/>
+        <w:rPr>
+          <w:rFonts w:ascii="Microsoft Tai Le" w:hAnsi="Microsoft Tai Le" w:cs="Microsoft Tai Le"/>
+          <w:b/>
+          <w:bCs/>
+        </w:rPr>
+      </w:pPr>
+      <w:r>
+        <w:rPr>
+          <w:rFonts w:ascii="Microsoft Tai Le" w:hAnsi="Microsoft Tai Le" w:cs="Microsoft Tai Le"/>
+          <w:b/>
+          <w:bCs/>
+        </w:rPr>
+        <w:t xml:space="preserve">Prioridade: </w:t>
+      </w:r>
+      <w:proofErr w:type="gramStart"/>
+      <w:r>
+        <w:rPr>
+          <w:rFonts w:ascii="Microsoft Tai Le" w:hAnsi="Microsoft Tai Le" w:cs="Microsoft Tai Le"/>
+          <w:b/>
+          <w:bCs/>
+        </w:rPr>
+        <w:t>[ ]</w:t>
+      </w:r>
+      <w:proofErr w:type="gramEnd"/>
+      <w:r>
+        <w:rPr>
+          <w:rFonts w:ascii="Microsoft Tai Le" w:hAnsi="Microsoft Tai Le" w:cs="Microsoft Tai Le"/>
+          <w:b/>
+          <w:bCs/>
+        </w:rPr>
+        <w:t xml:space="preserve"> essencial [x] importante </w:t>
+      </w:r>
+      <w:proofErr w:type="gramStart"/>
+      <w:r>
+        <w:rPr>
+          <w:rFonts w:ascii="Microsoft Tai Le" w:hAnsi="Microsoft Tai Le" w:cs="Microsoft Tai Le"/>
+          <w:b/>
+          <w:bCs/>
+        </w:rPr>
+        <w:t>[ ]</w:t>
+      </w:r>
+      <w:proofErr w:type="gramEnd"/>
+      <w:r>
+        <w:rPr>
+          <w:rFonts w:ascii="Microsoft Tai Le" w:hAnsi="Microsoft Tai Le" w:cs="Microsoft Tai Le"/>
+          <w:b/>
+          <w:bCs/>
+        </w:rPr>
+        <w:t xml:space="preserve"> desejável</w:t>
+      </w:r>
+    </w:p>
+    <w:p>
+      <w:pPr>
+        <w:pStyle w:val="PargrafodaLista"/>
+        <w:jc w:val="both"/>
+        <w:rPr>
+          <w:rFonts w:ascii="Microsoft Tai Le" w:hAnsi="Microsoft Tai Le" w:cs="Microsoft Tai Le"/>
+          <w:b/>
+          <w:bCs/>
+        </w:rPr>
+      </w:pPr>
+      <w:r>
+        <w:rPr>
+          <w:rFonts w:ascii="Microsoft Tai Le" w:hAnsi="Microsoft Tai Le" w:cs="Microsoft Tai Le"/>
+          <w:b/>
+          <w:bCs/>
+        </w:rPr>
+        <w:t>Entrada: Nome da vacina, data, próxima dose, veterinário e lote</w:t>
+      </w:r>
+    </w:p>
+    <w:p>
+      <w:pPr>
+        <w:pStyle w:val="PargrafodaLista"/>
+        <w:jc w:val="both"/>
+        <w:rPr>
+          <w:rFonts w:ascii="Microsoft Tai Le" w:hAnsi="Microsoft Tai Le" w:cs="Microsoft Tai Le"/>
+          <w:b/>
+          <w:bCs/>
+        </w:rPr>
+      </w:pPr>
+      <w:r>
+        <w:rPr>
+          <w:rFonts w:ascii="Microsoft Tai Le" w:hAnsi="Microsoft Tai Le" w:cs="Microsoft Tai Le"/>
+          <w:b/>
+          <w:bCs/>
+        </w:rPr>
+        <w:t>Pré-condição: Animal cadastrado e usuário logado como clínica</w:t>
+      </w:r>
+    </w:p>
+    <w:p>
+      <w:pPr>
+        <w:pStyle w:val="PargrafodaLista"/>
+        <w:jc w:val="both"/>
+        <w:rPr>
+          <w:rFonts w:ascii="Microsoft Tai Le" w:hAnsi="Microsoft Tai Le" w:cs="Microsoft Tai Le"/>
+          <w:b/>
+          <w:bCs/>
+        </w:rPr>
+      </w:pPr>
+      <w:r>
+        <w:rPr>
+          <w:rFonts w:ascii="Microsoft Tai Le" w:hAnsi="Microsoft Tai Le" w:cs="Microsoft Tai Le"/>
+          <w:b/>
+          <w:bCs/>
+        </w:rPr>
+        <w:t>Saída: Vacina registrada no sistema</w:t>
+      </w:r>
+    </w:p>
+    <w:p>
+      <w:pPr>
+        <w:pStyle w:val="PargrafodaLista"/>
+        <w:jc w:val="both"/>
+        <w:rPr>
+          <w:rFonts w:ascii="Microsoft Tai Le" w:hAnsi="Microsoft Tai Le" w:cs="Microsoft Tai Le"/>
+          <w:b/>
+          <w:bCs/>
+        </w:rPr>
+      </w:pPr>
+      <w:r>
+        <w:rPr>
+          <w:rFonts w:ascii="Microsoft Tai Le" w:hAnsi="Microsoft Tai Le" w:cs="Microsoft Tai Le"/>
+          <w:b/>
+          <w:bCs/>
+        </w:rPr>
+        <w:t>Pós-condição: Vacina adicionada ao histórico do animal</w:t>
+      </w:r>
+    </w:p>
+    <w:p>
+      <w:pPr>
+        <w:pStyle w:val="PargrafodaLista"/>
+        <w:jc w:val="both"/>
+        <w:rPr>
+          <w:rFonts w:ascii="Microsoft Tai Le" w:hAnsi="Microsoft Tai Le" w:cs="Microsoft Tai Le"/>
+          <w:b/>
+          <w:bCs/>
+        </w:rPr>
+      </w:pPr>
+      <w:r>
+        <w:rPr>
+          <w:rFonts w:ascii="Microsoft Tai Le" w:hAnsi="Microsoft Tai Le" w:cs="Microsoft Tai Le"/>
+          <w:b/>
+          <w:bCs/>
+        </w:rPr>
+        <w:t>________________________________________</w:t>
+      </w:r>
+    </w:p>
+    <w:p>
+      <w:pPr>
+        <w:pStyle w:val="PargrafodaLista"/>
+        <w:jc w:val="both"/>
+        <w:rPr>
+          <w:rFonts w:ascii="Microsoft Tai Le" w:hAnsi="Microsoft Tai Le" w:cs="Microsoft Tai Le"/>
+          <w:b/>
+          <w:bCs/>
+        </w:rPr>
+      </w:pPr>
+      <w:r>
+        <w:rPr>
+          <w:rFonts w:ascii="Microsoft Tai Le" w:hAnsi="Microsoft Tai Le" w:cs="Microsoft Tai Le"/>
+          <w:b/>
+          <w:bCs/>
+        </w:rPr>
+        <w:t>• RF13: Visualizar histórico de vacinas</w:t>
+      </w:r>
+    </w:p>
+    <w:p>
+      <w:pPr>
+        <w:pStyle w:val="PargrafodaLista"/>
+        <w:jc w:val="both"/>
+        <w:rPr>
+          <w:rFonts w:ascii="Microsoft Tai Le" w:hAnsi="Microsoft Tai Le" w:cs="Microsoft Tai Le"/>
+          <w:b/>
+          <w:bCs/>
+        </w:rPr>
+      </w:pPr>
+      <w:r>
+        <w:rPr>
+          <w:rFonts w:ascii="Microsoft Tai Le" w:hAnsi="Microsoft Tai Le" w:cs="Microsoft Tai Le"/>
+          <w:b/>
+          <w:bCs/>
+        </w:rPr>
+        <w:t xml:space="preserve">Prioridade: </w:t>
+      </w:r>
+      <w:proofErr w:type="gramStart"/>
+      <w:r>
+        <w:rPr>
+          <w:rFonts w:ascii="Microsoft Tai Le" w:hAnsi="Microsoft Tai Le" w:cs="Microsoft Tai Le"/>
+          <w:b/>
+          <w:bCs/>
+        </w:rPr>
+        <w:t>[ ]</w:t>
+      </w:r>
+      <w:proofErr w:type="gramEnd"/>
+      <w:r>
+        <w:rPr>
+          <w:rFonts w:ascii="Microsoft Tai Le" w:hAnsi="Microsoft Tai Le" w:cs="Microsoft Tai Le"/>
+          <w:b/>
+          <w:bCs/>
+        </w:rPr>
+        <w:t xml:space="preserve"> essencial </w:t>
+      </w:r>
+      <w:proofErr w:type="gramStart"/>
+      <w:r>
+        <w:rPr>
+          <w:rFonts w:ascii="Microsoft Tai Le" w:hAnsi="Microsoft Tai Le" w:cs="Microsoft Tai Le"/>
+          <w:b/>
+          <w:bCs/>
+        </w:rPr>
+        <w:t>[ ]</w:t>
+      </w:r>
+      <w:proofErr w:type="gramEnd"/>
+      <w:r>
+        <w:rPr>
+          <w:rFonts w:ascii="Microsoft Tai Le" w:hAnsi="Microsoft Tai Le" w:cs="Microsoft Tai Le"/>
+          <w:b/>
+          <w:bCs/>
+        </w:rPr>
+        <w:t xml:space="preserve"> importante [x] desejável</w:t>
+      </w:r>
+    </w:p>
+    <w:p>
+      <w:pPr>
+        <w:pStyle w:val="PargrafodaLista"/>
+        <w:jc w:val="both"/>
+        <w:rPr>
+          <w:rFonts w:ascii="Microsoft Tai Le" w:hAnsi="Microsoft Tai Le" w:cs="Microsoft Tai Le"/>
+          <w:b/>
+          <w:bCs/>
+        </w:rPr>
+      </w:pPr>
+      <w:r>
+        <w:rPr>
+          <w:rFonts w:ascii="Microsoft Tai Le" w:hAnsi="Microsoft Tai Le" w:cs="Microsoft Tai Le"/>
+          <w:b/>
+          <w:bCs/>
+        </w:rPr>
+        <w:t>Entrada: Acesso à página de detalhes do animal</w:t>
+      </w:r>
+    </w:p>
+    <w:p>
+      <w:pPr>
+        <w:pStyle w:val="PargrafodaLista"/>
+        <w:jc w:val="both"/>
+        <w:rPr>
+          <w:rFonts w:ascii="Microsoft Tai Le" w:hAnsi="Microsoft Tai Le" w:cs="Microsoft Tai Le"/>
+          <w:b/>
+          <w:bCs/>
+        </w:rPr>
+      </w:pPr>
+      <w:r>
+        <w:rPr>
+          <w:rFonts w:ascii="Microsoft Tai Le" w:hAnsi="Microsoft Tai Le" w:cs="Microsoft Tai Le"/>
+          <w:b/>
+          <w:bCs/>
+        </w:rPr>
+        <w:t>Pré-condição: Existirem vacinas registradas para o animal</w:t>
+      </w:r>
+    </w:p>
+    <w:p>
+      <w:pPr>
+        <w:pStyle w:val="PargrafodaLista"/>
+        <w:jc w:val="both"/>
+        <w:rPr>
+          <w:rFonts w:ascii="Microsoft Tai Le" w:hAnsi="Microsoft Tai Le" w:cs="Microsoft Tai Le"/>
+          <w:b/>
+          <w:bCs/>
+        </w:rPr>
+      </w:pPr>
+      <w:r>
+        <w:rPr>
+          <w:rFonts w:ascii="Microsoft Tai Le" w:hAnsi="Microsoft Tai Le" w:cs="Microsoft Tai Le"/>
+          <w:b/>
+          <w:bCs/>
+        </w:rPr>
+        <w:t>Saída: Lista de vacinas aplicadas exibida</w:t>
+      </w:r>
+    </w:p>
+    <w:p>
+      <w:pPr>
+        <w:pStyle w:val="PargrafodaLista"/>
+        <w:jc w:val="both"/>
+        <w:rPr>
+          <w:rFonts w:ascii="Microsoft Tai Le" w:hAnsi="Microsoft Tai Le" w:cs="Microsoft Tai Le"/>
+          <w:b/>
+          <w:bCs/>
+        </w:rPr>
+      </w:pPr>
+      <w:r>
+        <w:rPr>
+          <w:rFonts w:ascii="Microsoft Tai Le" w:hAnsi="Microsoft Tai Le" w:cs="Microsoft Tai Le"/>
+          <w:b/>
+          <w:bCs/>
+        </w:rPr>
+        <w:t>Pós-condição: Usuário visualiza histórico completo de vacinação</w:t>
+      </w:r>
+    </w:p>
+    <w:p>
+      <w:pPr>
+        <w:pStyle w:val="PargrafodaLista"/>
+        <w:jc w:val="both"/>
+        <w:rPr>
+          <w:rFonts w:ascii="Microsoft Tai Le" w:hAnsi="Microsoft Tai Le" w:cs="Microsoft Tai Le"/>
+          <w:b/>
+          <w:bCs/>
+        </w:rPr>
+      </w:pPr>
+    </w:p>
+    <w:p>
+      <w:pPr>
+        <w:pStyle w:val="PargrafodaLista"/>
+        <w:jc w:val="both"/>
+        <w:rPr>
+          <w:rFonts w:ascii="Microsoft Tai Le" w:hAnsi="Microsoft Tai Le" w:cs="Microsoft Tai Le"/>
+          <w:b/>
+          <w:bCs/>
+        </w:rPr>
+      </w:pPr>
+    </w:p>
+    <w:p>
+      <w:pPr>
+        <w:pStyle w:val="PargrafodaLista"/>
+        <w:jc w:val="both"/>
+        <w:rPr>
+          <w:rFonts w:ascii="Microsoft Tai Le" w:hAnsi="Microsoft Tai Le" w:cs="Microsoft Tai Le"/>
+          <w:b/>
+          <w:bCs/>
+        </w:rPr>
+      </w:pPr>
+    </w:p>
+    <w:p>
+      <w:pPr>
+        <w:pStyle w:val="PargrafodaLista"/>
+        <w:jc w:val="both"/>
+        <w:rPr>
+          <w:rFonts w:ascii="Microsoft Tai Le" w:hAnsi="Microsoft Tai Le" w:cs="Microsoft Tai Le"/>
+          <w:b/>
+          <w:bCs/>
+        </w:rPr>
+      </w:pPr>
+      <w:r>
+        <w:rPr>
+          <w:rFonts w:ascii="Microsoft Tai Le" w:hAnsi="Microsoft Tai Le" w:cs="Microsoft Tai Le"/>
+          <w:b/>
+          <w:bCs/>
+        </w:rPr>
+        <w:t>REQUISITOS NÃO FUNCIONAIS (RNF)</w:t>
+      </w:r>
+    </w:p>
+    <w:p>
+      <w:pPr>
+        <w:pStyle w:val="PargrafodaLista"/>
+        <w:jc w:val="both"/>
+        <w:rPr>
+          <w:rFonts w:ascii="Microsoft Tai Le" w:hAnsi="Microsoft Tai Le" w:cs="Microsoft Tai Le"/>
+          <w:b/>
+          <w:bCs/>
+        </w:rPr>
+      </w:pPr>
+      <w:r>
+        <w:rPr>
+          <w:rFonts w:ascii="Microsoft Tai Le" w:hAnsi="Microsoft Tai Le" w:cs="Microsoft Tai Le"/>
+          <w:b/>
+          <w:bCs/>
+        </w:rPr>
+        <w:t>________________________________________</w:t>
+      </w:r>
+    </w:p>
+    <w:p>
+      <w:pPr>
+        <w:pStyle w:val="PargrafodaLista"/>
+        <w:jc w:val="both"/>
+        <w:rPr>
+          <w:rFonts w:ascii="Microsoft Tai Le" w:hAnsi="Microsoft Tai Le" w:cs="Microsoft Tai Le"/>
+          <w:b/>
+          <w:bCs/>
+        </w:rPr>
+      </w:pPr>
+      <w:r>
+        <w:rPr>
+          <w:rFonts w:ascii="Microsoft Tai Le" w:hAnsi="Microsoft Tai Le" w:cs="Microsoft Tai Le"/>
+          <w:b/>
+          <w:bCs/>
+        </w:rPr>
+        <w:t>• RNF01: Garantir usabilidade do sistema</w:t>
+      </w:r>
+    </w:p>
+    <w:p>
+      <w:pPr>
+        <w:pStyle w:val="PargrafodaLista"/>
+        <w:jc w:val="both"/>
+        <w:rPr>
+          <w:rFonts w:ascii="Microsoft Tai Le" w:hAnsi="Microsoft Tai Le" w:cs="Microsoft Tai Le"/>
+          <w:b/>
+          <w:bCs/>
+        </w:rPr>
+      </w:pPr>
+      <w:r>
+        <w:rPr>
+          <w:rFonts w:ascii="Microsoft Tai Le" w:hAnsi="Microsoft Tai Le" w:cs="Microsoft Tai Le"/>
+          <w:b/>
+          <w:bCs/>
         </w:rPr>
         <w:t xml:space="preserve">Prioridade: [x] essencial </w:t>
       </w:r>
@@ -1026,6 +2543,8 @@
       <w:r>
         <w:rPr>
           <w:rFonts w:ascii="Microsoft Tai Le" w:hAnsi="Microsoft Tai Le" w:cs="Microsoft Tai Le"/>
+          <w:b/>
+          <w:bCs/>
         </w:rPr>
         <w:t>[ ]</w:t>
       </w:r>
@@ -1033,6 +2552,8 @@
       <w:r>
         <w:rPr>
           <w:rFonts w:ascii="Microsoft Tai Le" w:hAnsi="Microsoft Tai Le" w:cs="Microsoft Tai Le"/>
+          <w:b/>
+          <w:bCs/>
         </w:rPr>
         <w:t xml:space="preserve"> importante </w:t>
       </w:r>
@@ -1040,6 +2561,8 @@
       <w:r>
         <w:rPr>
           <w:rFonts w:ascii="Microsoft Tai Le" w:hAnsi="Microsoft Tai Le" w:cs="Microsoft Tai Le"/>
+          <w:b/>
+          <w:bCs/>
         </w:rPr>
         <w:t>[ ]</w:t>
       </w:r>
@@ -1047,6 +2570,8 @@
       <w:r>
         <w:rPr>
           <w:rFonts w:ascii="Microsoft Tai Le" w:hAnsi="Microsoft Tai Le" w:cs="Microsoft Tai Le"/>
+          <w:b/>
+          <w:bCs/>
         </w:rPr>
         <w:t xml:space="preserve"> desejável</w:t>
       </w:r>
@@ -1057,107 +2582,130 @@
         <w:jc w:val="both"/>
         <w:rPr>
           <w:rFonts w:ascii="Microsoft Tai Le" w:hAnsi="Microsoft Tai Le" w:cs="Microsoft Tai Le"/>
-        </w:rPr>
-      </w:pPr>
-      <w:r>
-        <w:rPr>
-          <w:rFonts w:ascii="Microsoft Tai Le" w:hAnsi="Microsoft Tai Le" w:cs="Microsoft Tai Le"/>
-        </w:rPr>
-        <w:t>Entrada: Clique em um animal da lista</w:t>
-      </w:r>
-    </w:p>
-    <w:p>
-      <w:pPr>
-        <w:pStyle w:val="PargrafodaLista"/>
-        <w:jc w:val="both"/>
-        <w:rPr>
-          <w:rFonts w:ascii="Microsoft Tai Le" w:hAnsi="Microsoft Tai Le" w:cs="Microsoft Tai Le"/>
-        </w:rPr>
-      </w:pPr>
-      <w:r>
-        <w:rPr>
-          <w:rFonts w:ascii="Microsoft Tai Le" w:hAnsi="Microsoft Tai Le" w:cs="Microsoft Tai Le"/>
-        </w:rPr>
-        <w:t>Pré-condição: Animal cadastrado no sistema</w:t>
-      </w:r>
-    </w:p>
-    <w:p>
-      <w:pPr>
-        <w:pStyle w:val="PargrafodaLista"/>
-        <w:jc w:val="both"/>
-        <w:rPr>
-          <w:rFonts w:ascii="Microsoft Tai Le" w:hAnsi="Microsoft Tai Le" w:cs="Microsoft Tai Le"/>
-        </w:rPr>
-      </w:pPr>
-      <w:r>
-        <w:rPr>
-          <w:rFonts w:ascii="Microsoft Tai Le" w:hAnsi="Microsoft Tai Le" w:cs="Microsoft Tai Le"/>
-        </w:rPr>
-        <w:t>Saída: Página exibindo informações completas do animal (raça, idade, temperamento, vacinas e status)</w:t>
-      </w:r>
-    </w:p>
-    <w:p>
-      <w:pPr>
-        <w:pStyle w:val="PargrafodaLista"/>
-        <w:jc w:val="both"/>
-        <w:rPr>
-          <w:rFonts w:ascii="Microsoft Tai Le" w:hAnsi="Microsoft Tai Le" w:cs="Microsoft Tai Le"/>
-        </w:rPr>
-      </w:pPr>
-      <w:r>
-        <w:rPr>
-          <w:rFonts w:ascii="Microsoft Tai Le" w:hAnsi="Microsoft Tai Le" w:cs="Microsoft Tai Le"/>
-        </w:rPr>
-        <w:t>Pós-condição: Usuário pode solicitar adoção ou visualizar histórico do animal</w:t>
-      </w:r>
-    </w:p>
-    <w:p>
-      <w:pPr>
-        <w:pStyle w:val="PargrafodaLista"/>
-        <w:jc w:val="both"/>
-        <w:rPr>
-          <w:rFonts w:ascii="Microsoft Tai Le" w:hAnsi="Microsoft Tai Le" w:cs="Microsoft Tai Le"/>
-        </w:rPr>
-      </w:pPr>
-      <w:r>
-        <w:rPr>
-          <w:rFonts w:ascii="Microsoft Tai Le" w:hAnsi="Microsoft Tai Le" w:cs="Microsoft Tai Le"/>
-        </w:rPr>
-        <w:pict w14:anchorId="70346109">
-          <v:rect id="_x0000_i1033" style="width:0;height:1.5pt" o:hralign="center" o:hrstd="t" o:hr="t" fillcolor="#a0a0a0" stroked="f"/>
-        </w:pict>
-      </w:r>
-    </w:p>
-    <w:p>
-      <w:pPr>
-        <w:pStyle w:val="PargrafodaLista"/>
-        <w:jc w:val="both"/>
-        <w:rPr>
-          <w:rFonts w:ascii="Microsoft Tai Le" w:hAnsi="Microsoft Tai Le" w:cs="Microsoft Tai Le"/>
-          <w:b/>
-          <w:bCs/>
-        </w:rPr>
-      </w:pPr>
-      <w:r>
-        <w:rPr>
-          <w:rFonts w:ascii="Microsoft Tai Le" w:hAnsi="Microsoft Tai Le" w:cs="Microsoft Tai Le"/>
-          <w:b/>
-          <w:bCs/>
-        </w:rPr>
-        <w:t>• RF07: Solicitar adoção de animal</w:t>
-      </w:r>
-    </w:p>
-    <w:p>
-      <w:pPr>
-        <w:pStyle w:val="PargrafodaLista"/>
-        <w:jc w:val="both"/>
-        <w:rPr>
-          <w:rFonts w:ascii="Microsoft Tai Le" w:hAnsi="Microsoft Tai Le" w:cs="Microsoft Tai Le"/>
-        </w:rPr>
-      </w:pPr>
-      <w:r>
-        <w:rPr>
-          <w:rFonts w:ascii="Microsoft Tai Le" w:hAnsi="Microsoft Tai Le" w:cs="Microsoft Tai Le"/>
+          <w:b/>
+          <w:bCs/>
+        </w:rPr>
+      </w:pPr>
+      <w:r>
+        <w:rPr>
+          <w:rFonts w:ascii="Microsoft Tai Le" w:hAnsi="Microsoft Tai Le" w:cs="Microsoft Tai Le"/>
+          <w:b/>
+          <w:bCs/>
+        </w:rPr>
+        <w:t>Entrada: Interação do usuário com o sistema</w:t>
+      </w:r>
+    </w:p>
+    <w:p>
+      <w:pPr>
+        <w:pStyle w:val="PargrafodaLista"/>
+        <w:jc w:val="both"/>
+        <w:rPr>
+          <w:rFonts w:ascii="Microsoft Tai Le" w:hAnsi="Microsoft Tai Le" w:cs="Microsoft Tai Le"/>
+          <w:b/>
+          <w:bCs/>
+        </w:rPr>
+      </w:pPr>
+      <w:r>
+        <w:rPr>
+          <w:rFonts w:ascii="Microsoft Tai Le" w:hAnsi="Microsoft Tai Le" w:cs="Microsoft Tai Le"/>
+          <w:b/>
+          <w:bCs/>
+        </w:rPr>
+        <w:t>Pré-condição: Interface desenvolvida e acessível</w:t>
+      </w:r>
+    </w:p>
+    <w:p>
+      <w:pPr>
+        <w:pStyle w:val="PargrafodaLista"/>
+        <w:jc w:val="both"/>
+        <w:rPr>
+          <w:rFonts w:ascii="Microsoft Tai Le" w:hAnsi="Microsoft Tai Le" w:cs="Microsoft Tai Le"/>
+          <w:b/>
+          <w:bCs/>
+        </w:rPr>
+      </w:pPr>
+      <w:r>
+        <w:rPr>
+          <w:rFonts w:ascii="Microsoft Tai Le" w:hAnsi="Microsoft Tai Le" w:cs="Microsoft Tai Le"/>
+          <w:b/>
+          <w:bCs/>
+        </w:rPr>
+        <w:lastRenderedPageBreak/>
+        <w:t>Saída: Navegação simples e intuitiva</w:t>
+      </w:r>
+    </w:p>
+    <w:p>
+      <w:pPr>
+        <w:pStyle w:val="PargrafodaLista"/>
+        <w:jc w:val="both"/>
+        <w:rPr>
+          <w:rFonts w:ascii="Microsoft Tai Le" w:hAnsi="Microsoft Tai Le" w:cs="Microsoft Tai Le"/>
+          <w:b/>
+          <w:bCs/>
+        </w:rPr>
+      </w:pPr>
+      <w:r>
+        <w:rPr>
+          <w:rFonts w:ascii="Microsoft Tai Le" w:hAnsi="Microsoft Tai Le" w:cs="Microsoft Tai Le"/>
+          <w:b/>
+          <w:bCs/>
+        </w:rPr>
+        <w:t>Pós-condição: Usuário consegue utilizar o sistema sem dificuldades</w:t>
+      </w:r>
+    </w:p>
+    <w:p>
+      <w:pPr>
+        <w:pStyle w:val="PargrafodaLista"/>
+        <w:jc w:val="both"/>
+        <w:rPr>
+          <w:rFonts w:ascii="Microsoft Tai Le" w:hAnsi="Microsoft Tai Le" w:cs="Microsoft Tai Le"/>
+          <w:b/>
+          <w:bCs/>
+        </w:rPr>
+      </w:pPr>
+      <w:r>
+        <w:rPr>
+          <w:rFonts w:ascii="Microsoft Tai Le" w:hAnsi="Microsoft Tai Le" w:cs="Microsoft Tai Le"/>
+          <w:b/>
+          <w:bCs/>
+        </w:rPr>
+        <w:t>________________________________________</w:t>
+      </w:r>
+    </w:p>
+    <w:p>
+      <w:pPr>
+        <w:pStyle w:val="PargrafodaLista"/>
+        <w:jc w:val="both"/>
+        <w:rPr>
+          <w:rFonts w:ascii="Microsoft Tai Le" w:hAnsi="Microsoft Tai Le" w:cs="Microsoft Tai Le"/>
+          <w:b/>
+          <w:bCs/>
+        </w:rPr>
+      </w:pPr>
+      <w:r>
+        <w:rPr>
+          <w:rFonts w:ascii="Microsoft Tai Le" w:hAnsi="Microsoft Tai Le" w:cs="Microsoft Tai Le"/>
+          <w:b/>
+          <w:bCs/>
+        </w:rPr>
+        <w:t>• RNF02: Garantir segurança dos dados</w:t>
+      </w:r>
+    </w:p>
+    <w:p>
+      <w:pPr>
+        <w:pStyle w:val="PargrafodaLista"/>
+        <w:jc w:val="both"/>
+        <w:rPr>
+          <w:rFonts w:ascii="Microsoft Tai Le" w:hAnsi="Microsoft Tai Le" w:cs="Microsoft Tai Le"/>
+          <w:b/>
+          <w:bCs/>
+        </w:rPr>
+      </w:pPr>
+      <w:r>
+        <w:rPr>
+          <w:rFonts w:ascii="Microsoft Tai Le" w:hAnsi="Microsoft Tai Le" w:cs="Microsoft Tai Le"/>
+          <w:b/>
+          <w:bCs/>
         </w:rPr>
         <w:t xml:space="preserve">Prioridade: [x] essencial </w:t>
       </w:r>
@@ -1165,6 +2713,8 @@
       <w:r>
         <w:rPr>
           <w:rFonts w:ascii="Microsoft Tai Le" w:hAnsi="Microsoft Tai Le" w:cs="Microsoft Tai Le"/>
+          <w:b/>
+          <w:bCs/>
         </w:rPr>
         <w:t>[ ]</w:t>
       </w:r>
@@ -1172,6 +2722,8 @@
       <w:r>
         <w:rPr>
           <w:rFonts w:ascii="Microsoft Tai Le" w:hAnsi="Microsoft Tai Le" w:cs="Microsoft Tai Le"/>
+          <w:b/>
+          <w:bCs/>
         </w:rPr>
         <w:t xml:space="preserve"> importante </w:t>
       </w:r>
@@ -1179,6 +2731,8 @@
       <w:r>
         <w:rPr>
           <w:rFonts w:ascii="Microsoft Tai Le" w:hAnsi="Microsoft Tai Le" w:cs="Microsoft Tai Le"/>
+          <w:b/>
+          <w:bCs/>
         </w:rPr>
         <w:t>[ ]</w:t>
       </w:r>
@@ -1186,6 +2740,8 @@
       <w:r>
         <w:rPr>
           <w:rFonts w:ascii="Microsoft Tai Le" w:hAnsi="Microsoft Tai Le" w:cs="Microsoft Tai Le"/>
+          <w:b/>
+          <w:bCs/>
         </w:rPr>
         <w:t xml:space="preserve"> desejável</w:t>
       </w:r>
@@ -1196,114 +2752,138 @@
         <w:jc w:val="both"/>
         <w:rPr>
           <w:rFonts w:ascii="Microsoft Tai Le" w:hAnsi="Microsoft Tai Le" w:cs="Microsoft Tai Le"/>
-        </w:rPr>
-      </w:pPr>
-      <w:r>
-        <w:rPr>
-          <w:rFonts w:ascii="Microsoft Tai Le" w:hAnsi="Microsoft Tai Le" w:cs="Microsoft Tai Le"/>
-        </w:rPr>
-        <w:t>Entrada: Clique no botão “Solicitar adoção”</w:t>
-      </w:r>
-    </w:p>
-    <w:p>
-      <w:pPr>
-        <w:pStyle w:val="PargrafodaLista"/>
-        <w:jc w:val="both"/>
-        <w:rPr>
-          <w:rFonts w:ascii="Microsoft Tai Le" w:hAnsi="Microsoft Tai Le" w:cs="Microsoft Tai Le"/>
-        </w:rPr>
-      </w:pPr>
-      <w:r>
-        <w:rPr>
-          <w:rFonts w:ascii="Microsoft Tai Le" w:hAnsi="Microsoft Tai Le" w:cs="Microsoft Tai Le"/>
-        </w:rPr>
-        <w:t>Pré-condição: Usuário deve estar logado como adotante</w:t>
-      </w:r>
-    </w:p>
-    <w:p>
-      <w:pPr>
-        <w:pStyle w:val="PargrafodaLista"/>
-        <w:jc w:val="both"/>
-        <w:rPr>
-          <w:rFonts w:ascii="Microsoft Tai Le" w:hAnsi="Microsoft Tai Le" w:cs="Microsoft Tai Le"/>
-        </w:rPr>
-      </w:pPr>
-      <w:r>
-        <w:rPr>
-          <w:rFonts w:ascii="Microsoft Tai Le" w:hAnsi="Microsoft Tai Le" w:cs="Microsoft Tai Le"/>
-        </w:rPr>
-        <w:t>Saída: Formulário de adoção exibido na tela</w:t>
-      </w:r>
-    </w:p>
-    <w:p>
-      <w:pPr>
-        <w:pStyle w:val="PargrafodaLista"/>
-        <w:jc w:val="both"/>
-        <w:rPr>
-          <w:rFonts w:ascii="Microsoft Tai Le" w:hAnsi="Microsoft Tai Le" w:cs="Microsoft Tai Le"/>
-        </w:rPr>
-      </w:pPr>
-      <w:r>
-        <w:rPr>
-          <w:rFonts w:ascii="Microsoft Tai Le" w:hAnsi="Microsoft Tai Le" w:cs="Microsoft Tai Le"/>
-        </w:rPr>
-        <w:t>Pós-condição: Usuário pode preencher o formulário de adoção</w:t>
-      </w:r>
-    </w:p>
-    <w:p>
-      <w:pPr>
-        <w:pStyle w:val="PargrafodaLista"/>
-        <w:jc w:val="both"/>
-        <w:rPr>
-          <w:rFonts w:ascii="Microsoft Tai Le" w:hAnsi="Microsoft Tai Le" w:cs="Microsoft Tai Le"/>
-        </w:rPr>
-      </w:pPr>
-      <w:r>
-        <w:rPr>
-          <w:rFonts w:ascii="Microsoft Tai Le" w:hAnsi="Microsoft Tai Le" w:cs="Microsoft Tai Le"/>
-        </w:rPr>
-        <w:pict w14:anchorId="247B9B0B">
-          <v:rect id="_x0000_i1034" style="width:0;height:1.5pt" o:hralign="center" o:hrstd="t" o:hr="t" fillcolor="#a0a0a0" stroked="f"/>
-        </w:pict>
-      </w:r>
-    </w:p>
-    <w:p>
-      <w:pPr>
-        <w:pStyle w:val="PargrafodaLista"/>
-        <w:jc w:val="both"/>
-        <w:rPr>
-          <w:rFonts w:ascii="Microsoft Tai Le" w:hAnsi="Microsoft Tai Le" w:cs="Microsoft Tai Le"/>
-          <w:b/>
-          <w:bCs/>
-        </w:rPr>
-      </w:pPr>
-      <w:r>
-        <w:rPr>
-          <w:rFonts w:ascii="Microsoft Tai Le" w:hAnsi="Microsoft Tai Le" w:cs="Microsoft Tai Le"/>
-          <w:b/>
-          <w:bCs/>
-        </w:rPr>
-        <w:t>• RF08: Preencher formulário de adoção</w:t>
-      </w:r>
-    </w:p>
-    <w:p>
-      <w:pPr>
-        <w:pStyle w:val="PargrafodaLista"/>
-        <w:jc w:val="both"/>
-        <w:rPr>
-          <w:rFonts w:ascii="Microsoft Tai Le" w:hAnsi="Microsoft Tai Le" w:cs="Microsoft Tai Le"/>
-        </w:rPr>
-      </w:pPr>
-      <w:r>
-        <w:rPr>
-          <w:rFonts w:ascii="Microsoft Tai Le" w:hAnsi="Microsoft Tai Le" w:cs="Microsoft Tai Le"/>
-        </w:rPr>
-        <w:t xml:space="preserve">Prioridade: [x] essencial </w:t>
+          <w:b/>
+          <w:bCs/>
+        </w:rPr>
+      </w:pPr>
+      <w:r>
+        <w:rPr>
+          <w:rFonts w:ascii="Microsoft Tai Le" w:hAnsi="Microsoft Tai Le" w:cs="Microsoft Tai Le"/>
+          <w:b/>
+          <w:bCs/>
+        </w:rPr>
+        <w:t>Entrada: Dados de login e informações cadastradas</w:t>
+      </w:r>
+    </w:p>
+    <w:p>
+      <w:pPr>
+        <w:pStyle w:val="PargrafodaLista"/>
+        <w:jc w:val="both"/>
+        <w:rPr>
+          <w:rFonts w:ascii="Microsoft Tai Le" w:hAnsi="Microsoft Tai Le" w:cs="Microsoft Tai Le"/>
+          <w:b/>
+          <w:bCs/>
+        </w:rPr>
+      </w:pPr>
+      <w:r>
+        <w:rPr>
+          <w:rFonts w:ascii="Microsoft Tai Le" w:hAnsi="Microsoft Tai Le" w:cs="Microsoft Tai Le"/>
+          <w:b/>
+          <w:bCs/>
+        </w:rPr>
+        <w:t>Pré-condição: Sistema possuir autenticação de usuários</w:t>
+      </w:r>
+    </w:p>
+    <w:p>
+      <w:pPr>
+        <w:pStyle w:val="PargrafodaLista"/>
+        <w:jc w:val="both"/>
+        <w:rPr>
+          <w:rFonts w:ascii="Microsoft Tai Le" w:hAnsi="Microsoft Tai Le" w:cs="Microsoft Tai Le"/>
+          <w:b/>
+          <w:bCs/>
+        </w:rPr>
+      </w:pPr>
+      <w:r>
+        <w:rPr>
+          <w:rFonts w:ascii="Microsoft Tai Le" w:hAnsi="Microsoft Tai Le" w:cs="Microsoft Tai Le"/>
+          <w:b/>
+          <w:bCs/>
+        </w:rPr>
+        <w:t>Saída: Dados protegidos contra acesso não autorizado</w:t>
+      </w:r>
+    </w:p>
+    <w:p>
+      <w:pPr>
+        <w:pStyle w:val="PargrafodaLista"/>
+        <w:jc w:val="both"/>
+        <w:rPr>
+          <w:rFonts w:ascii="Microsoft Tai Le" w:hAnsi="Microsoft Tai Le" w:cs="Microsoft Tai Le"/>
+          <w:b/>
+          <w:bCs/>
+        </w:rPr>
+      </w:pPr>
+      <w:r>
+        <w:rPr>
+          <w:rFonts w:ascii="Microsoft Tai Le" w:hAnsi="Microsoft Tai Le" w:cs="Microsoft Tai Le"/>
+          <w:b/>
+          <w:bCs/>
+        </w:rPr>
+        <w:t>Pós-condição: Informações dos usuários armazenadas com segurança</w:t>
+      </w:r>
+    </w:p>
+    <w:p>
+      <w:pPr>
+        <w:pStyle w:val="PargrafodaLista"/>
+        <w:jc w:val="both"/>
+        <w:rPr>
+          <w:rFonts w:ascii="Microsoft Tai Le" w:hAnsi="Microsoft Tai Le" w:cs="Microsoft Tai Le"/>
+          <w:b/>
+          <w:bCs/>
+        </w:rPr>
+      </w:pPr>
+      <w:r>
+        <w:rPr>
+          <w:rFonts w:ascii="Microsoft Tai Le" w:hAnsi="Microsoft Tai Le" w:cs="Microsoft Tai Le"/>
+          <w:b/>
+          <w:bCs/>
+        </w:rPr>
+        <w:t>________________________________________</w:t>
+      </w:r>
+    </w:p>
+    <w:p>
+      <w:pPr>
+        <w:pStyle w:val="PargrafodaLista"/>
+        <w:jc w:val="both"/>
+        <w:rPr>
+          <w:rFonts w:ascii="Microsoft Tai Le" w:hAnsi="Microsoft Tai Le" w:cs="Microsoft Tai Le"/>
+          <w:b/>
+          <w:bCs/>
+        </w:rPr>
+      </w:pPr>
+      <w:r>
+        <w:rPr>
+          <w:rFonts w:ascii="Microsoft Tai Le" w:hAnsi="Microsoft Tai Le" w:cs="Microsoft Tai Le"/>
+          <w:b/>
+          <w:bCs/>
+        </w:rPr>
+        <w:t>• RNF03: Garantir desempenho do sistema</w:t>
+      </w:r>
+    </w:p>
+    <w:p>
+      <w:pPr>
+        <w:pStyle w:val="PargrafodaLista"/>
+        <w:jc w:val="both"/>
+        <w:rPr>
+          <w:rFonts w:ascii="Microsoft Tai Le" w:hAnsi="Microsoft Tai Le" w:cs="Microsoft Tai Le"/>
+          <w:b/>
+          <w:bCs/>
+        </w:rPr>
+      </w:pPr>
+      <w:r>
+        <w:rPr>
+          <w:rFonts w:ascii="Microsoft Tai Le" w:hAnsi="Microsoft Tai Le" w:cs="Microsoft Tai Le"/>
+          <w:b/>
+          <w:bCs/>
+        </w:rPr>
+        <w:t xml:space="preserve">Prioridade: </w:t>
       </w:r>
       <w:proofErr w:type="gramStart"/>
       <w:r>
         <w:rPr>
           <w:rFonts w:ascii="Microsoft Tai Le" w:hAnsi="Microsoft Tai Le" w:cs="Microsoft Tai Le"/>
+          <w:b/>
+          <w:bCs/>
         </w:rPr>
         <w:t>[ ]</w:t>
       </w:r>
@@ -1311,13 +2891,17 @@
       <w:r>
         <w:rPr>
           <w:rFonts w:ascii="Microsoft Tai Le" w:hAnsi="Microsoft Tai Le" w:cs="Microsoft Tai Le"/>
-        </w:rPr>
-        <w:t xml:space="preserve"> importante </w:t>
+          <w:b/>
+          <w:bCs/>
+        </w:rPr>
+        <w:t xml:space="preserve"> essencial [x] importante </w:t>
       </w:r>
       <w:proofErr w:type="gramStart"/>
       <w:r>
         <w:rPr>
           <w:rFonts w:ascii="Microsoft Tai Le" w:hAnsi="Microsoft Tai Le" w:cs="Microsoft Tai Le"/>
+          <w:b/>
+          <w:bCs/>
         </w:rPr>
         <w:t>[ ]</w:t>
       </w:r>
@@ -1325,6 +2909,8 @@
       <w:r>
         <w:rPr>
           <w:rFonts w:ascii="Microsoft Tai Le" w:hAnsi="Microsoft Tai Le" w:cs="Microsoft Tai Le"/>
+          <w:b/>
+          <w:bCs/>
         </w:rPr>
         <w:t xml:space="preserve"> desejável</w:t>
       </w:r>
@@ -1335,133 +2921,138 @@
         <w:jc w:val="both"/>
         <w:rPr>
           <w:rFonts w:ascii="Microsoft Tai Le" w:hAnsi="Microsoft Tai Le" w:cs="Microsoft Tai Le"/>
-        </w:rPr>
-      </w:pPr>
-      <w:r>
-        <w:rPr>
-          <w:rFonts w:ascii="Microsoft Tai Le" w:hAnsi="Microsoft Tai Le" w:cs="Microsoft Tai Le"/>
-        </w:rPr>
-        <w:t>Entrada: Respostas do formulário (tipo de moradia, quintal, experiência com animais, tempo que o animal ficará sozinho)</w:t>
-      </w:r>
-    </w:p>
-    <w:p>
-      <w:pPr>
-        <w:pStyle w:val="PargrafodaLista"/>
-        <w:jc w:val="both"/>
-        <w:rPr>
-          <w:rFonts w:ascii="Microsoft Tai Le" w:hAnsi="Microsoft Tai Le" w:cs="Microsoft Tai Le"/>
-        </w:rPr>
-      </w:pPr>
-      <w:r>
-        <w:rPr>
-          <w:rFonts w:ascii="Microsoft Tai Le" w:hAnsi="Microsoft Tai Le" w:cs="Microsoft Tai Le"/>
-        </w:rPr>
-        <w:t>Pré-condição: Solicitação de adoção iniciada pelo usuário</w:t>
-      </w:r>
-    </w:p>
-    <w:p>
-      <w:pPr>
-        <w:pStyle w:val="PargrafodaLista"/>
-        <w:jc w:val="both"/>
-        <w:rPr>
-          <w:rFonts w:ascii="Microsoft Tai Le" w:hAnsi="Microsoft Tai Le" w:cs="Microsoft Tai Le"/>
-        </w:rPr>
-      </w:pPr>
-      <w:r>
-        <w:rPr>
-          <w:rFonts w:ascii="Microsoft Tai Le" w:hAnsi="Microsoft Tai Le" w:cs="Microsoft Tai Le"/>
-        </w:rPr>
-        <w:t>Saída: Formulário enviado para análise da clínica</w:t>
-      </w:r>
-    </w:p>
-    <w:p>
-      <w:pPr>
-        <w:pStyle w:val="PargrafodaLista"/>
-        <w:jc w:val="both"/>
-        <w:rPr>
-          <w:rFonts w:ascii="Microsoft Tai Le" w:hAnsi="Microsoft Tai Le" w:cs="Microsoft Tai Le"/>
-        </w:rPr>
-      </w:pPr>
-      <w:r>
-        <w:rPr>
-          <w:rFonts w:ascii="Microsoft Tai Le" w:hAnsi="Microsoft Tai Le" w:cs="Microsoft Tai Le"/>
-        </w:rPr>
-        <w:t>Pós-condição: Solicitação de adoção registrada no sistema</w:t>
-      </w:r>
-    </w:p>
-    <w:p>
-      <w:pPr>
-        <w:pStyle w:val="PargrafodaLista"/>
-        <w:jc w:val="both"/>
-        <w:rPr>
-          <w:rFonts w:ascii="Microsoft Tai Le" w:hAnsi="Microsoft Tai Le" w:cs="Microsoft Tai Le"/>
-        </w:rPr>
-      </w:pPr>
-    </w:p>
-    <w:p>
-      <w:pPr>
-        <w:pStyle w:val="PargrafodaLista"/>
-        <w:jc w:val="both"/>
-        <w:rPr>
-          <w:rFonts w:ascii="Microsoft Tai Le" w:hAnsi="Microsoft Tai Le" w:cs="Microsoft Tai Le"/>
-        </w:rPr>
-      </w:pPr>
-    </w:p>
-    <w:p>
-      <w:pPr>
-        <w:pStyle w:val="PargrafodaLista"/>
-        <w:jc w:val="both"/>
-        <w:rPr>
-          <w:rFonts w:ascii="Microsoft Tai Le" w:hAnsi="Microsoft Tai Le" w:cs="Microsoft Tai Le"/>
-        </w:rPr>
-      </w:pPr>
-      <w:r>
-        <w:rPr>
-          <w:rFonts w:ascii="Microsoft Tai Le" w:hAnsi="Microsoft Tai Le" w:cs="Microsoft Tai Le"/>
-        </w:rPr>
-        <w:lastRenderedPageBreak/>
-        <w:pict w14:anchorId="34F7C9BE">
-          <v:rect id="_x0000_i1035" style="width:0;height:1.5pt" o:hralign="center" o:hrstd="t" o:hr="t" fillcolor="#a0a0a0" stroked="f"/>
-        </w:pict>
-      </w:r>
-    </w:p>
-    <w:p>
-      <w:pPr>
-        <w:pStyle w:val="PargrafodaLista"/>
-        <w:jc w:val="both"/>
-        <w:rPr>
-          <w:rFonts w:ascii="Microsoft Tai Le" w:hAnsi="Microsoft Tai Le" w:cs="Microsoft Tai Le"/>
-          <w:b/>
-          <w:bCs/>
-        </w:rPr>
-      </w:pPr>
-      <w:r>
-        <w:rPr>
-          <w:rFonts w:ascii="Microsoft Tai Le" w:hAnsi="Microsoft Tai Le" w:cs="Microsoft Tai Le"/>
-          <w:b/>
-          <w:bCs/>
-        </w:rPr>
-        <w:t>• RF09: Cadastrar animal para adoção</w:t>
-      </w:r>
-    </w:p>
-    <w:p>
-      <w:pPr>
-        <w:pStyle w:val="PargrafodaLista"/>
-        <w:jc w:val="both"/>
-        <w:rPr>
-          <w:rFonts w:ascii="Microsoft Tai Le" w:hAnsi="Microsoft Tai Le" w:cs="Microsoft Tai Le"/>
-        </w:rPr>
-      </w:pPr>
-      <w:r>
-        <w:rPr>
-          <w:rFonts w:ascii="Microsoft Tai Le" w:hAnsi="Microsoft Tai Le" w:cs="Microsoft Tai Le"/>
-        </w:rPr>
-        <w:t xml:space="preserve">Prioridade: [x] essencial </w:t>
+          <w:b/>
+          <w:bCs/>
+        </w:rPr>
+      </w:pPr>
+      <w:r>
+        <w:rPr>
+          <w:rFonts w:ascii="Microsoft Tai Le" w:hAnsi="Microsoft Tai Le" w:cs="Microsoft Tai Le"/>
+          <w:b/>
+          <w:bCs/>
+        </w:rPr>
+        <w:t>Entrada: Requisição de páginas ou informações</w:t>
+      </w:r>
+    </w:p>
+    <w:p>
+      <w:pPr>
+        <w:pStyle w:val="PargrafodaLista"/>
+        <w:jc w:val="both"/>
+        <w:rPr>
+          <w:rFonts w:ascii="Microsoft Tai Le" w:hAnsi="Microsoft Tai Le" w:cs="Microsoft Tai Le"/>
+          <w:b/>
+          <w:bCs/>
+        </w:rPr>
+      </w:pPr>
+      <w:r>
+        <w:rPr>
+          <w:rFonts w:ascii="Microsoft Tai Le" w:hAnsi="Microsoft Tai Le" w:cs="Microsoft Tai Le"/>
+          <w:b/>
+          <w:bCs/>
+        </w:rPr>
+        <w:t>Pré-condição: Sistema em funcionamento</w:t>
+      </w:r>
+    </w:p>
+    <w:p>
+      <w:pPr>
+        <w:pStyle w:val="PargrafodaLista"/>
+        <w:jc w:val="both"/>
+        <w:rPr>
+          <w:rFonts w:ascii="Microsoft Tai Le" w:hAnsi="Microsoft Tai Le" w:cs="Microsoft Tai Le"/>
+          <w:b/>
+          <w:bCs/>
+        </w:rPr>
+      </w:pPr>
+      <w:r>
+        <w:rPr>
+          <w:rFonts w:ascii="Microsoft Tai Le" w:hAnsi="Microsoft Tai Le" w:cs="Microsoft Tai Le"/>
+          <w:b/>
+          <w:bCs/>
+        </w:rPr>
+        <w:t>Saída: Carregamento das páginas em até 3 segundos</w:t>
+      </w:r>
+    </w:p>
+    <w:p>
+      <w:pPr>
+        <w:pStyle w:val="PargrafodaLista"/>
+        <w:jc w:val="both"/>
+        <w:rPr>
+          <w:rFonts w:ascii="Microsoft Tai Le" w:hAnsi="Microsoft Tai Le" w:cs="Microsoft Tai Le"/>
+          <w:b/>
+          <w:bCs/>
+        </w:rPr>
+      </w:pPr>
+      <w:r>
+        <w:rPr>
+          <w:rFonts w:ascii="Microsoft Tai Le" w:hAnsi="Microsoft Tai Le" w:cs="Microsoft Tai Le"/>
+          <w:b/>
+          <w:bCs/>
+        </w:rPr>
+        <w:t>Pós-condição: Usuário acessa as informações sem demora significativa</w:t>
+      </w:r>
+    </w:p>
+    <w:p>
+      <w:pPr>
+        <w:pStyle w:val="PargrafodaLista"/>
+        <w:jc w:val="both"/>
+        <w:rPr>
+          <w:rFonts w:ascii="Microsoft Tai Le" w:hAnsi="Microsoft Tai Le" w:cs="Microsoft Tai Le"/>
+          <w:b/>
+          <w:bCs/>
+        </w:rPr>
+      </w:pPr>
+      <w:r>
+        <w:rPr>
+          <w:rFonts w:ascii="Microsoft Tai Le" w:hAnsi="Microsoft Tai Le" w:cs="Microsoft Tai Le"/>
+          <w:b/>
+          <w:bCs/>
+        </w:rPr>
+        <w:t>________________________________________</w:t>
+      </w:r>
+    </w:p>
+    <w:p>
+      <w:pPr>
+        <w:pStyle w:val="PargrafodaLista"/>
+        <w:jc w:val="both"/>
+        <w:rPr>
+          <w:rFonts w:ascii="Microsoft Tai Le" w:hAnsi="Microsoft Tai Le" w:cs="Microsoft Tai Le"/>
+          <w:b/>
+          <w:bCs/>
+        </w:rPr>
+      </w:pPr>
+      <w:r>
+        <w:rPr>
+          <w:rFonts w:ascii="Microsoft Tai Le" w:hAnsi="Microsoft Tai Le" w:cs="Microsoft Tai Le"/>
+          <w:b/>
+          <w:bCs/>
+        </w:rPr>
+        <w:t>• RNF04: Garantir compatibilidade com navegadores</w:t>
+      </w:r>
+    </w:p>
+    <w:p>
+      <w:pPr>
+        <w:pStyle w:val="PargrafodaLista"/>
+        <w:jc w:val="both"/>
+        <w:rPr>
+          <w:rFonts w:ascii="Microsoft Tai Le" w:hAnsi="Microsoft Tai Le" w:cs="Microsoft Tai Le"/>
+          <w:b/>
+          <w:bCs/>
+        </w:rPr>
+      </w:pPr>
+      <w:r>
+        <w:rPr>
+          <w:rFonts w:ascii="Microsoft Tai Le" w:hAnsi="Microsoft Tai Le" w:cs="Microsoft Tai Le"/>
+          <w:b/>
+          <w:bCs/>
+        </w:rPr>
+        <w:t xml:space="preserve">Prioridade: </w:t>
       </w:r>
       <w:proofErr w:type="gramStart"/>
       <w:r>
         <w:rPr>
           <w:rFonts w:ascii="Microsoft Tai Le" w:hAnsi="Microsoft Tai Le" w:cs="Microsoft Tai Le"/>
+          <w:b/>
+          <w:bCs/>
         </w:rPr>
         <w:t>[ ]</w:t>
       </w:r>
@@ -1469,13 +3060,17 @@
       <w:r>
         <w:rPr>
           <w:rFonts w:ascii="Microsoft Tai Le" w:hAnsi="Microsoft Tai Le" w:cs="Microsoft Tai Le"/>
-        </w:rPr>
-        <w:t xml:space="preserve"> importante </w:t>
+          <w:b/>
+          <w:bCs/>
+        </w:rPr>
+        <w:t xml:space="preserve"> essencial [x] importante </w:t>
       </w:r>
       <w:proofErr w:type="gramStart"/>
       <w:r>
         <w:rPr>
           <w:rFonts w:ascii="Microsoft Tai Le" w:hAnsi="Microsoft Tai Le" w:cs="Microsoft Tai Le"/>
+          <w:b/>
+          <w:bCs/>
         </w:rPr>
         <w:t>[ ]</w:t>
       </w:r>
@@ -1483,6 +3078,8 @@
       <w:r>
         <w:rPr>
           <w:rFonts w:ascii="Microsoft Tai Le" w:hAnsi="Microsoft Tai Le" w:cs="Microsoft Tai Le"/>
+          <w:b/>
+          <w:bCs/>
         </w:rPr>
         <w:t xml:space="preserve"> desejável</w:t>
       </w:r>
@@ -1493,107 +3090,129 @@
         <w:jc w:val="both"/>
         <w:rPr>
           <w:rFonts w:ascii="Microsoft Tai Le" w:hAnsi="Microsoft Tai Le" w:cs="Microsoft Tai Le"/>
-        </w:rPr>
-      </w:pPr>
-      <w:r>
-        <w:rPr>
-          <w:rFonts w:ascii="Microsoft Tai Le" w:hAnsi="Microsoft Tai Le" w:cs="Microsoft Tai Le"/>
-        </w:rPr>
-        <w:t>Entrada: Nome, espécie, raça, idade, sexo, porte, temperamento e foto do animal</w:t>
-      </w:r>
-    </w:p>
-    <w:p>
-      <w:pPr>
-        <w:pStyle w:val="PargrafodaLista"/>
-        <w:jc w:val="both"/>
-        <w:rPr>
-          <w:rFonts w:ascii="Microsoft Tai Le" w:hAnsi="Microsoft Tai Le" w:cs="Microsoft Tai Le"/>
-        </w:rPr>
-      </w:pPr>
-      <w:r>
-        <w:rPr>
-          <w:rFonts w:ascii="Microsoft Tai Le" w:hAnsi="Microsoft Tai Le" w:cs="Microsoft Tai Le"/>
-        </w:rPr>
-        <w:t>Pré-condição: Usuário logado como clínica veterinária</w:t>
-      </w:r>
-    </w:p>
-    <w:p>
-      <w:pPr>
-        <w:pStyle w:val="PargrafodaLista"/>
-        <w:jc w:val="both"/>
-        <w:rPr>
-          <w:rFonts w:ascii="Microsoft Tai Le" w:hAnsi="Microsoft Tai Le" w:cs="Microsoft Tai Le"/>
-        </w:rPr>
-      </w:pPr>
-      <w:r>
-        <w:rPr>
-          <w:rFonts w:ascii="Microsoft Tai Le" w:hAnsi="Microsoft Tai Le" w:cs="Microsoft Tai Le"/>
-        </w:rPr>
-        <w:t>Saída: Animal registrado no sistema</w:t>
-      </w:r>
-    </w:p>
-    <w:p>
-      <w:pPr>
-        <w:pStyle w:val="PargrafodaLista"/>
-        <w:jc w:val="both"/>
-        <w:rPr>
-          <w:rFonts w:ascii="Microsoft Tai Le" w:hAnsi="Microsoft Tai Le" w:cs="Microsoft Tai Le"/>
-        </w:rPr>
-      </w:pPr>
-      <w:r>
-        <w:rPr>
-          <w:rFonts w:ascii="Microsoft Tai Le" w:hAnsi="Microsoft Tai Le" w:cs="Microsoft Tai Le"/>
-        </w:rPr>
-        <w:t>Pós-condição: Animal passa a aparecer na lista de animais disponíveis</w:t>
-      </w:r>
-    </w:p>
-    <w:p>
-      <w:pPr>
-        <w:pStyle w:val="PargrafodaLista"/>
-        <w:jc w:val="both"/>
-        <w:rPr>
-          <w:rFonts w:ascii="Microsoft Tai Le" w:hAnsi="Microsoft Tai Le" w:cs="Microsoft Tai Le"/>
-        </w:rPr>
-      </w:pPr>
-      <w:r>
-        <w:rPr>
-          <w:rFonts w:ascii="Microsoft Tai Le" w:hAnsi="Microsoft Tai Le" w:cs="Microsoft Tai Le"/>
-        </w:rPr>
-        <w:pict w14:anchorId="21034236">
-          <v:rect id="_x0000_i1036" style="width:0;height:1.5pt" o:hralign="center" o:hrstd="t" o:hr="t" fillcolor="#a0a0a0" stroked="f"/>
-        </w:pict>
-      </w:r>
-    </w:p>
-    <w:p>
-      <w:pPr>
-        <w:pStyle w:val="PargrafodaLista"/>
-        <w:jc w:val="both"/>
-        <w:rPr>
-          <w:rFonts w:ascii="Microsoft Tai Le" w:hAnsi="Microsoft Tai Le" w:cs="Microsoft Tai Le"/>
-          <w:b/>
-          <w:bCs/>
-        </w:rPr>
-      </w:pPr>
-      <w:r>
-        <w:rPr>
-          <w:rFonts w:ascii="Microsoft Tai Le" w:hAnsi="Microsoft Tai Le" w:cs="Microsoft Tai Le"/>
-          <w:b/>
-          <w:bCs/>
-        </w:rPr>
-        <w:t>• RF10: Editar informações de um animal</w:t>
-      </w:r>
-    </w:p>
-    <w:p>
-      <w:pPr>
-        <w:pStyle w:val="PargrafodaLista"/>
-        <w:jc w:val="both"/>
-        <w:rPr>
-          <w:rFonts w:ascii="Microsoft Tai Le" w:hAnsi="Microsoft Tai Le" w:cs="Microsoft Tai Le"/>
-        </w:rPr>
-      </w:pPr>
-      <w:r>
-        <w:rPr>
-          <w:rFonts w:ascii="Microsoft Tai Le" w:hAnsi="Microsoft Tai Le" w:cs="Microsoft Tai Le"/>
+          <w:b/>
+          <w:bCs/>
+        </w:rPr>
+      </w:pPr>
+      <w:r>
+        <w:rPr>
+          <w:rFonts w:ascii="Microsoft Tai Le" w:hAnsi="Microsoft Tai Le" w:cs="Microsoft Tai Le"/>
+          <w:b/>
+          <w:bCs/>
+        </w:rPr>
+        <w:t>Entrada: Acesso ao sistema por diferentes navegadores</w:t>
+      </w:r>
+    </w:p>
+    <w:p>
+      <w:pPr>
+        <w:pStyle w:val="PargrafodaLista"/>
+        <w:jc w:val="both"/>
+        <w:rPr>
+          <w:rFonts w:ascii="Microsoft Tai Le" w:hAnsi="Microsoft Tai Le" w:cs="Microsoft Tai Le"/>
+          <w:b/>
+          <w:bCs/>
+        </w:rPr>
+      </w:pPr>
+      <w:r>
+        <w:rPr>
+          <w:rFonts w:ascii="Microsoft Tai Le" w:hAnsi="Microsoft Tai Le" w:cs="Microsoft Tai Le"/>
+          <w:b/>
+          <w:bCs/>
+        </w:rPr>
+        <w:t>Pré-condição: Sistema hospedado na web</w:t>
+      </w:r>
+    </w:p>
+    <w:p>
+      <w:pPr>
+        <w:pStyle w:val="PargrafodaLista"/>
+        <w:jc w:val="both"/>
+        <w:rPr>
+          <w:rFonts w:ascii="Microsoft Tai Le" w:hAnsi="Microsoft Tai Le" w:cs="Microsoft Tai Le"/>
+          <w:b/>
+          <w:bCs/>
+        </w:rPr>
+      </w:pPr>
+      <w:r>
+        <w:rPr>
+          <w:rFonts w:ascii="Microsoft Tai Le" w:hAnsi="Microsoft Tai Le" w:cs="Microsoft Tai Le"/>
+          <w:b/>
+          <w:bCs/>
+        </w:rPr>
+        <w:t>Saída: Funcionamento correto em navegadores modernos (Chrome, Edge, Firefox)</w:t>
+      </w:r>
+    </w:p>
+    <w:p>
+      <w:pPr>
+        <w:pStyle w:val="PargrafodaLista"/>
+        <w:jc w:val="both"/>
+        <w:rPr>
+          <w:rFonts w:ascii="Microsoft Tai Le" w:hAnsi="Microsoft Tai Le" w:cs="Microsoft Tai Le"/>
+          <w:b/>
+          <w:bCs/>
+        </w:rPr>
+      </w:pPr>
+      <w:r>
+        <w:rPr>
+          <w:rFonts w:ascii="Microsoft Tai Le" w:hAnsi="Microsoft Tai Le" w:cs="Microsoft Tai Le"/>
+          <w:b/>
+          <w:bCs/>
+        </w:rPr>
+        <w:t>Pós-condição: Usuário acessa o sistema independentemente do navegador</w:t>
+      </w:r>
+    </w:p>
+    <w:p>
+      <w:pPr>
+        <w:pStyle w:val="PargrafodaLista"/>
+        <w:jc w:val="both"/>
+        <w:rPr>
+          <w:rFonts w:ascii="Microsoft Tai Le" w:hAnsi="Microsoft Tai Le" w:cs="Microsoft Tai Le"/>
+          <w:b/>
+          <w:bCs/>
+        </w:rPr>
+      </w:pPr>
+      <w:r>
+        <w:rPr>
+          <w:rFonts w:ascii="Microsoft Tai Le" w:hAnsi="Microsoft Tai Le" w:cs="Microsoft Tai Le"/>
+          <w:b/>
+          <w:bCs/>
+        </w:rPr>
+        <w:t>________________________________________</w:t>
+      </w:r>
+    </w:p>
+    <w:p>
+      <w:pPr>
+        <w:pStyle w:val="PargrafodaLista"/>
+        <w:jc w:val="both"/>
+        <w:rPr>
+          <w:rFonts w:ascii="Microsoft Tai Le" w:hAnsi="Microsoft Tai Le" w:cs="Microsoft Tai Le"/>
+          <w:b/>
+          <w:bCs/>
+        </w:rPr>
+      </w:pPr>
+      <w:r>
+        <w:rPr>
+          <w:rFonts w:ascii="Microsoft Tai Le" w:hAnsi="Microsoft Tai Le" w:cs="Microsoft Tai Le"/>
+          <w:b/>
+          <w:bCs/>
+        </w:rPr>
+        <w:t>• RNF05: Garantir responsividade do sistema</w:t>
+      </w:r>
+    </w:p>
+    <w:p>
+      <w:pPr>
+        <w:pStyle w:val="PargrafodaLista"/>
+        <w:jc w:val="both"/>
+        <w:rPr>
+          <w:rFonts w:ascii="Microsoft Tai Le" w:hAnsi="Microsoft Tai Le" w:cs="Microsoft Tai Le"/>
+          <w:b/>
+          <w:bCs/>
+        </w:rPr>
+      </w:pPr>
+      <w:r>
+        <w:rPr>
+          <w:rFonts w:ascii="Microsoft Tai Le" w:hAnsi="Microsoft Tai Le" w:cs="Microsoft Tai Le"/>
+          <w:b/>
+          <w:bCs/>
         </w:rPr>
         <w:t xml:space="preserve">Prioridade: </w:t>
       </w:r>
@@ -1601,6 +3220,8 @@
       <w:r>
         <w:rPr>
           <w:rFonts w:ascii="Microsoft Tai Le" w:hAnsi="Microsoft Tai Le" w:cs="Microsoft Tai Le"/>
+          <w:b/>
+          <w:bCs/>
         </w:rPr>
         <w:t>[ ]</w:t>
       </w:r>
@@ -1608,6 +3229,8 @@
       <w:r>
         <w:rPr>
           <w:rFonts w:ascii="Microsoft Tai Le" w:hAnsi="Microsoft Tai Le" w:cs="Microsoft Tai Le"/>
+          <w:b/>
+          <w:bCs/>
         </w:rPr>
         <w:t xml:space="preserve"> essencial [x] importante </w:t>
       </w:r>
@@ -1615,6 +3238,8 @@
       <w:r>
         <w:rPr>
           <w:rFonts w:ascii="Microsoft Tai Le" w:hAnsi="Microsoft Tai Le" w:cs="Microsoft Tai Le"/>
+          <w:b/>
+          <w:bCs/>
         </w:rPr>
         <w:t>[ ]</w:t>
       </w:r>
@@ -1622,6 +3247,8 @@
       <w:r>
         <w:rPr>
           <w:rFonts w:ascii="Microsoft Tai Le" w:hAnsi="Microsoft Tai Le" w:cs="Microsoft Tai Le"/>
+          <w:b/>
+          <w:bCs/>
         </w:rPr>
         <w:t xml:space="preserve"> desejável</w:t>
       </w:r>
@@ -1632,1173 +3259,15 @@
         <w:jc w:val="both"/>
         <w:rPr>
           <w:rFonts w:ascii="Microsoft Tai Le" w:hAnsi="Microsoft Tai Le" w:cs="Microsoft Tai Le"/>
-        </w:rPr>
-      </w:pPr>
-      <w:r>
-        <w:rPr>
-          <w:rFonts w:ascii="Microsoft Tai Le" w:hAnsi="Microsoft Tai Le" w:cs="Microsoft Tai Le"/>
-        </w:rPr>
-        <w:t>Entrada: Alteração dos dados do animal</w:t>
-      </w:r>
-    </w:p>
-    <w:p>
-      <w:pPr>
-        <w:pStyle w:val="PargrafodaLista"/>
-        <w:jc w:val="both"/>
-        <w:rPr>
-          <w:rFonts w:ascii="Microsoft Tai Le" w:hAnsi="Microsoft Tai Le" w:cs="Microsoft Tai Le"/>
-        </w:rPr>
-      </w:pPr>
-      <w:r>
-        <w:rPr>
-          <w:rFonts w:ascii="Microsoft Tai Le" w:hAnsi="Microsoft Tai Le" w:cs="Microsoft Tai Le"/>
-        </w:rPr>
-        <w:t>Pré-condição: Animal cadastrado e usuário logado como clínica</w:t>
-      </w:r>
-    </w:p>
-    <w:p>
-      <w:pPr>
-        <w:pStyle w:val="PargrafodaLista"/>
-        <w:jc w:val="both"/>
-        <w:rPr>
-          <w:rFonts w:ascii="Microsoft Tai Le" w:hAnsi="Microsoft Tai Le" w:cs="Microsoft Tai Le"/>
-        </w:rPr>
-      </w:pPr>
-      <w:r>
-        <w:rPr>
-          <w:rFonts w:ascii="Microsoft Tai Le" w:hAnsi="Microsoft Tai Le" w:cs="Microsoft Tai Le"/>
-        </w:rPr>
-        <w:t>Saída: Dados do animal atualizados no sistema</w:t>
-      </w:r>
-    </w:p>
-    <w:p>
-      <w:pPr>
-        <w:pStyle w:val="PargrafodaLista"/>
-        <w:jc w:val="both"/>
-        <w:rPr>
-          <w:rFonts w:ascii="Microsoft Tai Le" w:hAnsi="Microsoft Tai Le" w:cs="Microsoft Tai Le"/>
-        </w:rPr>
-      </w:pPr>
-      <w:r>
-        <w:rPr>
-          <w:rFonts w:ascii="Microsoft Tai Le" w:hAnsi="Microsoft Tai Le" w:cs="Microsoft Tai Le"/>
-        </w:rPr>
-        <w:t>Pós-condição: Informações atualizadas aparecem na página de detalhes do animal</w:t>
-      </w:r>
-    </w:p>
-    <w:p>
-      <w:pPr>
-        <w:pStyle w:val="PargrafodaLista"/>
-        <w:jc w:val="both"/>
-        <w:rPr>
-          <w:rFonts w:ascii="Microsoft Tai Le" w:hAnsi="Microsoft Tai Le" w:cs="Microsoft Tai Le"/>
-        </w:rPr>
-      </w:pPr>
-      <w:r>
-        <w:rPr>
-          <w:rFonts w:ascii="Microsoft Tai Le" w:hAnsi="Microsoft Tai Le" w:cs="Microsoft Tai Le"/>
-        </w:rPr>
-        <w:pict w14:anchorId="150FD056">
-          <v:rect id="_x0000_i1037" style="width:0;height:1.5pt" o:hralign="center" o:hrstd="t" o:hr="t" fillcolor="#a0a0a0" stroked="f"/>
-        </w:pict>
-      </w:r>
-    </w:p>
-    <w:p>
-      <w:pPr>
-        <w:pStyle w:val="PargrafodaLista"/>
-        <w:jc w:val="both"/>
-        <w:rPr>
-          <w:rFonts w:ascii="Microsoft Tai Le" w:hAnsi="Microsoft Tai Le" w:cs="Microsoft Tai Le"/>
-          <w:b/>
-          <w:bCs/>
-        </w:rPr>
-      </w:pPr>
-      <w:r>
-        <w:rPr>
-          <w:rFonts w:ascii="Microsoft Tai Le" w:hAnsi="Microsoft Tai Le" w:cs="Microsoft Tai Le"/>
-          <w:b/>
-          <w:bCs/>
-        </w:rPr>
-        <w:t>• RF11: Remover animal do sistema</w:t>
-      </w:r>
-    </w:p>
-    <w:p>
-      <w:pPr>
-        <w:pStyle w:val="PargrafodaLista"/>
-        <w:jc w:val="both"/>
-        <w:rPr>
-          <w:rFonts w:ascii="Microsoft Tai Le" w:hAnsi="Microsoft Tai Le" w:cs="Microsoft Tai Le"/>
-        </w:rPr>
-      </w:pPr>
-      <w:r>
-        <w:rPr>
-          <w:rFonts w:ascii="Microsoft Tai Le" w:hAnsi="Microsoft Tai Le" w:cs="Microsoft Tai Le"/>
-        </w:rPr>
-        <w:t xml:space="preserve">Prioridade: </w:t>
-      </w:r>
-      <w:proofErr w:type="gramStart"/>
-      <w:r>
-        <w:rPr>
-          <w:rFonts w:ascii="Microsoft Tai Le" w:hAnsi="Microsoft Tai Le" w:cs="Microsoft Tai Le"/>
-        </w:rPr>
-        <w:t>[ ]</w:t>
-      </w:r>
-      <w:proofErr w:type="gramEnd"/>
-      <w:r>
-        <w:rPr>
-          <w:rFonts w:ascii="Microsoft Tai Le" w:hAnsi="Microsoft Tai Le" w:cs="Microsoft Tai Le"/>
-        </w:rPr>
-        <w:t xml:space="preserve"> essencial [x] importante </w:t>
-      </w:r>
-      <w:proofErr w:type="gramStart"/>
-      <w:r>
-        <w:rPr>
-          <w:rFonts w:ascii="Microsoft Tai Le" w:hAnsi="Microsoft Tai Le" w:cs="Microsoft Tai Le"/>
-        </w:rPr>
-        <w:t>[ ]</w:t>
-      </w:r>
-      <w:proofErr w:type="gramEnd"/>
-      <w:r>
-        <w:rPr>
-          <w:rFonts w:ascii="Microsoft Tai Le" w:hAnsi="Microsoft Tai Le" w:cs="Microsoft Tai Le"/>
-        </w:rPr>
-        <w:t xml:space="preserve"> desejável</w:t>
-      </w:r>
-    </w:p>
-    <w:p>
-      <w:pPr>
-        <w:pStyle w:val="PargrafodaLista"/>
-        <w:jc w:val="both"/>
-        <w:rPr>
-          <w:rFonts w:ascii="Microsoft Tai Le" w:hAnsi="Microsoft Tai Le" w:cs="Microsoft Tai Le"/>
-        </w:rPr>
-      </w:pPr>
-      <w:r>
-        <w:rPr>
-          <w:rFonts w:ascii="Microsoft Tai Le" w:hAnsi="Microsoft Tai Le" w:cs="Microsoft Tai Le"/>
-        </w:rPr>
-        <w:t>Entrada: Clique na opção de excluir animal</w:t>
-      </w:r>
-    </w:p>
-    <w:p>
-      <w:pPr>
-        <w:pStyle w:val="PargrafodaLista"/>
-        <w:jc w:val="both"/>
-        <w:rPr>
-          <w:rFonts w:ascii="Microsoft Tai Le" w:hAnsi="Microsoft Tai Le" w:cs="Microsoft Tai Le"/>
-        </w:rPr>
-      </w:pPr>
-      <w:r>
-        <w:rPr>
-          <w:rFonts w:ascii="Microsoft Tai Le" w:hAnsi="Microsoft Tai Le" w:cs="Microsoft Tai Le"/>
-        </w:rPr>
-        <w:t>Pré-condição: Usuário logado como clínica e animal cadastrado</w:t>
-      </w:r>
-    </w:p>
-    <w:p>
-      <w:pPr>
-        <w:pStyle w:val="PargrafodaLista"/>
-        <w:jc w:val="both"/>
-        <w:rPr>
-          <w:rFonts w:ascii="Microsoft Tai Le" w:hAnsi="Microsoft Tai Le" w:cs="Microsoft Tai Le"/>
-        </w:rPr>
-      </w:pPr>
-      <w:r>
-        <w:rPr>
-          <w:rFonts w:ascii="Microsoft Tai Le" w:hAnsi="Microsoft Tai Le" w:cs="Microsoft Tai Le"/>
-        </w:rPr>
-        <w:t>Saída: Animal removido do sistema</w:t>
-      </w:r>
-    </w:p>
-    <w:p>
-      <w:pPr>
-        <w:pStyle w:val="PargrafodaLista"/>
-        <w:jc w:val="both"/>
-        <w:rPr>
-          <w:rFonts w:ascii="Microsoft Tai Le" w:hAnsi="Microsoft Tai Le" w:cs="Microsoft Tai Le"/>
-        </w:rPr>
-      </w:pPr>
-      <w:r>
-        <w:rPr>
-          <w:rFonts w:ascii="Microsoft Tai Le" w:hAnsi="Microsoft Tai Le" w:cs="Microsoft Tai Le"/>
-        </w:rPr>
-        <w:t>Pós-condição: Animal não aparece mais na lista de animais disponíveis</w:t>
-      </w:r>
-    </w:p>
-    <w:p>
-      <w:pPr>
-        <w:pStyle w:val="PargrafodaLista"/>
-        <w:jc w:val="both"/>
-        <w:rPr>
-          <w:rFonts w:ascii="Microsoft Tai Le" w:hAnsi="Microsoft Tai Le" w:cs="Microsoft Tai Le"/>
-        </w:rPr>
-      </w:pPr>
-      <w:r>
-        <w:rPr>
-          <w:rFonts w:ascii="Microsoft Tai Le" w:hAnsi="Microsoft Tai Le" w:cs="Microsoft Tai Le"/>
-        </w:rPr>
-        <w:pict w14:anchorId="1AB827FF">
-          <v:rect id="_x0000_i1038" style="width:0;height:1.5pt" o:hralign="center" o:hrstd="t" o:hr="t" fillcolor="#a0a0a0" stroked="f"/>
-        </w:pict>
-      </w:r>
-    </w:p>
-    <w:p>
-      <w:pPr>
-        <w:pStyle w:val="PargrafodaLista"/>
-        <w:jc w:val="both"/>
-        <w:rPr>
-          <w:rFonts w:ascii="Microsoft Tai Le" w:hAnsi="Microsoft Tai Le" w:cs="Microsoft Tai Le"/>
-          <w:b/>
-          <w:bCs/>
-        </w:rPr>
-      </w:pPr>
-      <w:r>
-        <w:rPr>
-          <w:rFonts w:ascii="Microsoft Tai Le" w:hAnsi="Microsoft Tai Le" w:cs="Microsoft Tai Le"/>
-          <w:b/>
-          <w:bCs/>
-        </w:rPr>
-        <w:t>• RF12: Registrar vacina de um animal</w:t>
-      </w:r>
-    </w:p>
-    <w:p>
-      <w:pPr>
-        <w:pStyle w:val="PargrafodaLista"/>
-        <w:jc w:val="both"/>
-        <w:rPr>
-          <w:rFonts w:ascii="Microsoft Tai Le" w:hAnsi="Microsoft Tai Le" w:cs="Microsoft Tai Le"/>
-        </w:rPr>
-      </w:pPr>
-      <w:r>
-        <w:rPr>
-          <w:rFonts w:ascii="Microsoft Tai Le" w:hAnsi="Microsoft Tai Le" w:cs="Microsoft Tai Le"/>
-        </w:rPr>
-        <w:t xml:space="preserve">Prioridade: </w:t>
-      </w:r>
-      <w:proofErr w:type="gramStart"/>
-      <w:r>
-        <w:rPr>
-          <w:rFonts w:ascii="Microsoft Tai Le" w:hAnsi="Microsoft Tai Le" w:cs="Microsoft Tai Le"/>
-        </w:rPr>
-        <w:t>[ ]</w:t>
-      </w:r>
-      <w:proofErr w:type="gramEnd"/>
-      <w:r>
-        <w:rPr>
-          <w:rFonts w:ascii="Microsoft Tai Le" w:hAnsi="Microsoft Tai Le" w:cs="Microsoft Tai Le"/>
-        </w:rPr>
-        <w:t xml:space="preserve"> essencial [x] importante </w:t>
-      </w:r>
-      <w:proofErr w:type="gramStart"/>
-      <w:r>
-        <w:rPr>
-          <w:rFonts w:ascii="Microsoft Tai Le" w:hAnsi="Microsoft Tai Le" w:cs="Microsoft Tai Le"/>
-        </w:rPr>
-        <w:t>[ ]</w:t>
-      </w:r>
-      <w:proofErr w:type="gramEnd"/>
-      <w:r>
-        <w:rPr>
-          <w:rFonts w:ascii="Microsoft Tai Le" w:hAnsi="Microsoft Tai Le" w:cs="Microsoft Tai Le"/>
-        </w:rPr>
-        <w:t xml:space="preserve"> desejável</w:t>
-      </w:r>
-    </w:p>
-    <w:p>
-      <w:pPr>
-        <w:pStyle w:val="PargrafodaLista"/>
-        <w:jc w:val="both"/>
-        <w:rPr>
-          <w:rFonts w:ascii="Microsoft Tai Le" w:hAnsi="Microsoft Tai Le" w:cs="Microsoft Tai Le"/>
-        </w:rPr>
-      </w:pPr>
-      <w:r>
-        <w:rPr>
-          <w:rFonts w:ascii="Microsoft Tai Le" w:hAnsi="Microsoft Tai Le" w:cs="Microsoft Tai Le"/>
-        </w:rPr>
-        <w:t>Entrada: Nome da vacina, data, próxima dose, veterinário e lote</w:t>
-      </w:r>
-    </w:p>
-    <w:p>
-      <w:pPr>
-        <w:pStyle w:val="PargrafodaLista"/>
-        <w:jc w:val="both"/>
-        <w:rPr>
-          <w:rFonts w:ascii="Microsoft Tai Le" w:hAnsi="Microsoft Tai Le" w:cs="Microsoft Tai Le"/>
-        </w:rPr>
-      </w:pPr>
-      <w:r>
-        <w:rPr>
-          <w:rFonts w:ascii="Microsoft Tai Le" w:hAnsi="Microsoft Tai Le" w:cs="Microsoft Tai Le"/>
-        </w:rPr>
-        <w:t>Pré-condição: Animal cadastrado e usuário logado como clínica</w:t>
-      </w:r>
-    </w:p>
-    <w:p>
-      <w:pPr>
-        <w:pStyle w:val="PargrafodaLista"/>
-        <w:jc w:val="both"/>
-        <w:rPr>
-          <w:rFonts w:ascii="Microsoft Tai Le" w:hAnsi="Microsoft Tai Le" w:cs="Microsoft Tai Le"/>
-        </w:rPr>
-      </w:pPr>
-      <w:r>
-        <w:rPr>
-          <w:rFonts w:ascii="Microsoft Tai Le" w:hAnsi="Microsoft Tai Le" w:cs="Microsoft Tai Le"/>
-        </w:rPr>
-        <w:t>Saída: Vacina registrada no sistema</w:t>
-      </w:r>
-    </w:p>
-    <w:p>
-      <w:pPr>
-        <w:pStyle w:val="PargrafodaLista"/>
-        <w:jc w:val="both"/>
-        <w:rPr>
-          <w:rFonts w:ascii="Microsoft Tai Le" w:hAnsi="Microsoft Tai Le" w:cs="Microsoft Tai Le"/>
-        </w:rPr>
-      </w:pPr>
-      <w:r>
-        <w:rPr>
-          <w:rFonts w:ascii="Microsoft Tai Le" w:hAnsi="Microsoft Tai Le" w:cs="Microsoft Tai Le"/>
-        </w:rPr>
-        <w:t>Pós-condição: Vacina adicionada ao histórico do animal</w:t>
-      </w:r>
-    </w:p>
-    <w:p>
-      <w:pPr>
-        <w:pStyle w:val="PargrafodaLista"/>
-        <w:jc w:val="both"/>
-        <w:rPr>
-          <w:rFonts w:ascii="Microsoft Tai Le" w:hAnsi="Microsoft Tai Le" w:cs="Microsoft Tai Le"/>
-        </w:rPr>
-      </w:pPr>
-      <w:r>
-        <w:rPr>
-          <w:rFonts w:ascii="Microsoft Tai Le" w:hAnsi="Microsoft Tai Le" w:cs="Microsoft Tai Le"/>
-        </w:rPr>
-        <w:pict w14:anchorId="25E31052">
-          <v:rect id="_x0000_i1039" style="width:0;height:1.5pt" o:hralign="center" o:hrstd="t" o:hr="t" fillcolor="#a0a0a0" stroked="f"/>
-        </w:pict>
-      </w:r>
-    </w:p>
-    <w:p>
-      <w:pPr>
-        <w:pStyle w:val="PargrafodaLista"/>
-        <w:jc w:val="both"/>
-        <w:rPr>
-          <w:rFonts w:ascii="Microsoft Tai Le" w:hAnsi="Microsoft Tai Le" w:cs="Microsoft Tai Le"/>
-          <w:b/>
-          <w:bCs/>
-        </w:rPr>
-      </w:pPr>
-      <w:r>
-        <w:rPr>
-          <w:rFonts w:ascii="Microsoft Tai Le" w:hAnsi="Microsoft Tai Le" w:cs="Microsoft Tai Le"/>
-          <w:b/>
-          <w:bCs/>
-        </w:rPr>
-        <w:t>• RF13: Visualizar histórico de vacinas</w:t>
-      </w:r>
-    </w:p>
-    <w:p>
-      <w:pPr>
-        <w:pStyle w:val="PargrafodaLista"/>
-        <w:jc w:val="both"/>
-        <w:rPr>
-          <w:rFonts w:ascii="Microsoft Tai Le" w:hAnsi="Microsoft Tai Le" w:cs="Microsoft Tai Le"/>
-        </w:rPr>
-      </w:pPr>
-      <w:r>
-        <w:rPr>
-          <w:rFonts w:ascii="Microsoft Tai Le" w:hAnsi="Microsoft Tai Le" w:cs="Microsoft Tai Le"/>
-        </w:rPr>
-        <w:t xml:space="preserve">Prioridade: </w:t>
-      </w:r>
-      <w:proofErr w:type="gramStart"/>
-      <w:r>
-        <w:rPr>
-          <w:rFonts w:ascii="Microsoft Tai Le" w:hAnsi="Microsoft Tai Le" w:cs="Microsoft Tai Le"/>
-        </w:rPr>
-        <w:t>[ ]</w:t>
-      </w:r>
-      <w:proofErr w:type="gramEnd"/>
-      <w:r>
-        <w:rPr>
-          <w:rFonts w:ascii="Microsoft Tai Le" w:hAnsi="Microsoft Tai Le" w:cs="Microsoft Tai Le"/>
-        </w:rPr>
-        <w:t xml:space="preserve"> essencial </w:t>
-      </w:r>
-      <w:proofErr w:type="gramStart"/>
-      <w:r>
-        <w:rPr>
-          <w:rFonts w:ascii="Microsoft Tai Le" w:hAnsi="Microsoft Tai Le" w:cs="Microsoft Tai Le"/>
-        </w:rPr>
-        <w:t>[ ]</w:t>
-      </w:r>
-      <w:proofErr w:type="gramEnd"/>
-      <w:r>
-        <w:rPr>
-          <w:rFonts w:ascii="Microsoft Tai Le" w:hAnsi="Microsoft Tai Le" w:cs="Microsoft Tai Le"/>
-        </w:rPr>
-        <w:t xml:space="preserve"> importante [x] desejável</w:t>
-      </w:r>
-    </w:p>
-    <w:p>
-      <w:pPr>
-        <w:pStyle w:val="PargrafodaLista"/>
-        <w:jc w:val="both"/>
-        <w:rPr>
-          <w:rFonts w:ascii="Microsoft Tai Le" w:hAnsi="Microsoft Tai Le" w:cs="Microsoft Tai Le"/>
-        </w:rPr>
-      </w:pPr>
-      <w:r>
-        <w:rPr>
-          <w:rFonts w:ascii="Microsoft Tai Le" w:hAnsi="Microsoft Tai Le" w:cs="Microsoft Tai Le"/>
-        </w:rPr>
-        <w:t>Entrada: Acesso à página de detalhes do animal</w:t>
-      </w:r>
-    </w:p>
-    <w:p>
-      <w:pPr>
-        <w:pStyle w:val="PargrafodaLista"/>
-        <w:jc w:val="both"/>
-        <w:rPr>
-          <w:rFonts w:ascii="Microsoft Tai Le" w:hAnsi="Microsoft Tai Le" w:cs="Microsoft Tai Le"/>
-        </w:rPr>
-      </w:pPr>
-      <w:r>
-        <w:rPr>
-          <w:rFonts w:ascii="Microsoft Tai Le" w:hAnsi="Microsoft Tai Le" w:cs="Microsoft Tai Le"/>
-        </w:rPr>
-        <w:t>Pré-condição: Existirem vacinas registradas para o animal</w:t>
-      </w:r>
-    </w:p>
-    <w:p>
-      <w:pPr>
-        <w:pStyle w:val="PargrafodaLista"/>
-        <w:jc w:val="both"/>
-        <w:rPr>
-          <w:rFonts w:ascii="Microsoft Tai Le" w:hAnsi="Microsoft Tai Le" w:cs="Microsoft Tai Le"/>
-        </w:rPr>
-      </w:pPr>
-      <w:r>
-        <w:rPr>
-          <w:rFonts w:ascii="Microsoft Tai Le" w:hAnsi="Microsoft Tai Le" w:cs="Microsoft Tai Le"/>
-        </w:rPr>
-        <w:t>Saída: Lista de vacinas aplicadas exibida</w:t>
-      </w:r>
-    </w:p>
-    <w:p>
-      <w:pPr>
-        <w:pStyle w:val="PargrafodaLista"/>
-        <w:jc w:val="both"/>
-        <w:rPr>
-          <w:rFonts w:ascii="Microsoft Tai Le" w:hAnsi="Microsoft Tai Le" w:cs="Microsoft Tai Le"/>
-        </w:rPr>
-      </w:pPr>
-      <w:r>
-        <w:rPr>
-          <w:rFonts w:ascii="Microsoft Tai Le" w:hAnsi="Microsoft Tai Le" w:cs="Microsoft Tai Le"/>
-        </w:rPr>
-        <w:t>Pós-condição: Usuário visualiza histórico completo de vacinação</w:t>
-      </w:r>
-    </w:p>
-    <w:p>
-      <w:pPr>
-        <w:pStyle w:val="PargrafodaLista"/>
-        <w:jc w:val="both"/>
-        <w:rPr>
-          <w:rFonts w:ascii="Microsoft Tai Le" w:hAnsi="Microsoft Tai Le" w:cs="Microsoft Tai Le"/>
-        </w:rPr>
-      </w:pPr>
-    </w:p>
-    <w:p>
-      <w:pPr>
-        <w:jc w:val="both"/>
-        <w:rPr>
-          <w:rFonts w:ascii="Microsoft Tai Le" w:hAnsi="Microsoft Tai Le" w:cs="Microsoft Tai Le"/>
-        </w:rPr>
-      </w:pPr>
-    </w:p>
-    <w:p>
-      <w:pPr>
-        <w:jc w:val="both"/>
-        <w:rPr>
-          <w:rFonts w:ascii="Microsoft Tai Le" w:hAnsi="Microsoft Tai Le" w:cs="Microsoft Tai Le"/>
-        </w:rPr>
-      </w:pPr>
-    </w:p>
-    <w:p>
-      <w:pPr>
-        <w:pStyle w:val="PargrafodaLista"/>
-        <w:jc w:val="both"/>
-        <w:rPr>
-          <w:rFonts w:ascii="Amasis MT Pro Medium" w:hAnsi="Amasis MT Pro Medium" w:cs="Cavolini"/>
-          <w:b/>
-          <w:bCs/>
-          <w:color w:val="929FCC"/>
-          <w:sz w:val="36"/>
-          <w:szCs w:val="36"/>
-        </w:rPr>
-      </w:pPr>
-      <w:r>
-        <w:rPr>
-          <w:rFonts w:ascii="Amasis MT Pro Medium" w:hAnsi="Amasis MT Pro Medium" w:cs="Cavolini"/>
-          <w:b/>
-          <w:bCs/>
-          <w:color w:val="929FCC"/>
-          <w:sz w:val="36"/>
-          <w:szCs w:val="36"/>
-        </w:rPr>
-        <w:t>REQUISITOS NÃO FUNCIONAIS (RNF)</w:t>
-      </w:r>
-    </w:p>
-    <w:p>
-      <w:pPr>
-        <w:pStyle w:val="PargrafodaLista"/>
-        <w:jc w:val="both"/>
-        <w:rPr>
-          <w:rFonts w:ascii="Microsoft Tai Le" w:hAnsi="Microsoft Tai Le" w:cs="Microsoft Tai Le"/>
-        </w:rPr>
-      </w:pPr>
-      <w:r>
-        <w:rPr>
-          <w:rFonts w:ascii="Microsoft Tai Le" w:hAnsi="Microsoft Tai Le" w:cs="Microsoft Tai Le"/>
-        </w:rPr>
-        <w:pict w14:anchorId="7BBF10A3">
-          <v:rect id="_x0000_i1040" style="width:0;height:1.5pt" o:hralign="center" o:hrstd="t" o:hr="t" fillcolor="#a0a0a0" stroked="f"/>
-        </w:pict>
-      </w:r>
-    </w:p>
-    <w:p>
-      <w:pPr>
-        <w:pStyle w:val="PargrafodaLista"/>
-        <w:jc w:val="both"/>
-        <w:rPr>
-          <w:rFonts w:ascii="Microsoft Tai Le" w:hAnsi="Microsoft Tai Le" w:cs="Microsoft Tai Le"/>
-          <w:b/>
-          <w:bCs/>
-        </w:rPr>
-      </w:pPr>
-      <w:r>
-        <w:rPr>
-          <w:rFonts w:ascii="Microsoft Tai Le" w:hAnsi="Microsoft Tai Le" w:cs="Microsoft Tai Le"/>
-          <w:b/>
-          <w:bCs/>
-        </w:rPr>
-        <w:t>• RNF01: Garantir usabilidade do sistema</w:t>
-      </w:r>
-    </w:p>
-    <w:p>
-      <w:pPr>
-        <w:pStyle w:val="PargrafodaLista"/>
-        <w:jc w:val="both"/>
-        <w:rPr>
-          <w:rFonts w:ascii="Microsoft Tai Le" w:hAnsi="Microsoft Tai Le" w:cs="Microsoft Tai Le"/>
-        </w:rPr>
-      </w:pPr>
-      <w:r>
-        <w:rPr>
-          <w:rFonts w:ascii="Microsoft Tai Le" w:hAnsi="Microsoft Tai Le" w:cs="Microsoft Tai Le"/>
-        </w:rPr>
-        <w:t xml:space="preserve">Prioridade: [x] essencial </w:t>
-      </w:r>
-      <w:proofErr w:type="gramStart"/>
-      <w:r>
-        <w:rPr>
-          <w:rFonts w:ascii="Microsoft Tai Le" w:hAnsi="Microsoft Tai Le" w:cs="Microsoft Tai Le"/>
-        </w:rPr>
-        <w:t>[ ]</w:t>
-      </w:r>
-      <w:proofErr w:type="gramEnd"/>
-      <w:r>
-        <w:rPr>
-          <w:rFonts w:ascii="Microsoft Tai Le" w:hAnsi="Microsoft Tai Le" w:cs="Microsoft Tai Le"/>
-        </w:rPr>
-        <w:t xml:space="preserve"> importante </w:t>
-      </w:r>
-      <w:proofErr w:type="gramStart"/>
-      <w:r>
-        <w:rPr>
-          <w:rFonts w:ascii="Microsoft Tai Le" w:hAnsi="Microsoft Tai Le" w:cs="Microsoft Tai Le"/>
-        </w:rPr>
-        <w:t>[ ]</w:t>
-      </w:r>
-      <w:proofErr w:type="gramEnd"/>
-      <w:r>
-        <w:rPr>
-          <w:rFonts w:ascii="Microsoft Tai Le" w:hAnsi="Microsoft Tai Le" w:cs="Microsoft Tai Le"/>
-        </w:rPr>
-        <w:t xml:space="preserve"> desejável</w:t>
-      </w:r>
-    </w:p>
-    <w:p>
-      <w:pPr>
-        <w:pStyle w:val="PargrafodaLista"/>
-        <w:jc w:val="both"/>
-        <w:rPr>
-          <w:rFonts w:ascii="Microsoft Tai Le" w:hAnsi="Microsoft Tai Le" w:cs="Microsoft Tai Le"/>
-        </w:rPr>
-      </w:pPr>
-      <w:r>
-        <w:rPr>
-          <w:rFonts w:ascii="Microsoft Tai Le" w:hAnsi="Microsoft Tai Le" w:cs="Microsoft Tai Le"/>
-        </w:rPr>
-        <w:t>Entrada: Interação do usuário com o sistema</w:t>
-      </w:r>
-    </w:p>
-    <w:p>
-      <w:pPr>
-        <w:pStyle w:val="PargrafodaLista"/>
-        <w:jc w:val="both"/>
-        <w:rPr>
-          <w:rFonts w:ascii="Microsoft Tai Le" w:hAnsi="Microsoft Tai Le" w:cs="Microsoft Tai Le"/>
-        </w:rPr>
-      </w:pPr>
-      <w:r>
-        <w:rPr>
-          <w:rFonts w:ascii="Microsoft Tai Le" w:hAnsi="Microsoft Tai Le" w:cs="Microsoft Tai Le"/>
-        </w:rPr>
-        <w:t>Pré-condição: Interface desenvolvida e acessível</w:t>
-      </w:r>
-    </w:p>
-    <w:p>
-      <w:pPr>
-        <w:pStyle w:val="PargrafodaLista"/>
-        <w:jc w:val="both"/>
-        <w:rPr>
-          <w:rFonts w:ascii="Microsoft Tai Le" w:hAnsi="Microsoft Tai Le" w:cs="Microsoft Tai Le"/>
-        </w:rPr>
-      </w:pPr>
-      <w:r>
-        <w:rPr>
-          <w:rFonts w:ascii="Microsoft Tai Le" w:hAnsi="Microsoft Tai Le" w:cs="Microsoft Tai Le"/>
-        </w:rPr>
-        <w:t>Saída: Navegação simples e intuitiva</w:t>
-      </w:r>
-    </w:p>
-    <w:p>
-      <w:pPr>
-        <w:pStyle w:val="PargrafodaLista"/>
-        <w:jc w:val="both"/>
-        <w:rPr>
-          <w:rFonts w:ascii="Microsoft Tai Le" w:hAnsi="Microsoft Tai Le" w:cs="Microsoft Tai Le"/>
-        </w:rPr>
-      </w:pPr>
-      <w:r>
-        <w:rPr>
-          <w:rFonts w:ascii="Microsoft Tai Le" w:hAnsi="Microsoft Tai Le" w:cs="Microsoft Tai Le"/>
-        </w:rPr>
-        <w:t>Pós-condição: Usuário consegue utilizar o sistema sem dificuldades</w:t>
-      </w:r>
-    </w:p>
-    <w:p>
-      <w:pPr>
-        <w:pStyle w:val="PargrafodaLista"/>
-        <w:jc w:val="both"/>
-        <w:rPr>
-          <w:rFonts w:ascii="Microsoft Tai Le" w:hAnsi="Microsoft Tai Le" w:cs="Microsoft Tai Le"/>
-        </w:rPr>
-      </w:pPr>
-      <w:r>
-        <w:rPr>
-          <w:rFonts w:ascii="Microsoft Tai Le" w:hAnsi="Microsoft Tai Le" w:cs="Microsoft Tai Le"/>
-        </w:rPr>
-        <w:pict w14:anchorId="6BEE4030">
-          <v:rect id="_x0000_i1041" style="width:0;height:1.5pt" o:hralign="center" o:hrstd="t" o:hr="t" fillcolor="#a0a0a0" stroked="f"/>
-        </w:pict>
-      </w:r>
-    </w:p>
-    <w:p>
-      <w:pPr>
-        <w:pStyle w:val="PargrafodaLista"/>
-        <w:jc w:val="both"/>
-        <w:rPr>
-          <w:rFonts w:ascii="Microsoft Tai Le" w:hAnsi="Microsoft Tai Le" w:cs="Microsoft Tai Le"/>
-          <w:b/>
-          <w:bCs/>
-        </w:rPr>
-      </w:pPr>
-      <w:r>
-        <w:rPr>
-          <w:rFonts w:ascii="Microsoft Tai Le" w:hAnsi="Microsoft Tai Le" w:cs="Microsoft Tai Le"/>
-          <w:b/>
-          <w:bCs/>
-        </w:rPr>
-        <w:t>• RNF02: Garantir segurança dos dados</w:t>
-      </w:r>
-    </w:p>
-    <w:p>
-      <w:pPr>
-        <w:pStyle w:val="PargrafodaLista"/>
-        <w:jc w:val="both"/>
-        <w:rPr>
-          <w:rFonts w:ascii="Microsoft Tai Le" w:hAnsi="Microsoft Tai Le" w:cs="Microsoft Tai Le"/>
-        </w:rPr>
-      </w:pPr>
-      <w:r>
-        <w:rPr>
-          <w:rFonts w:ascii="Microsoft Tai Le" w:hAnsi="Microsoft Tai Le" w:cs="Microsoft Tai Le"/>
-        </w:rPr>
-        <w:t xml:space="preserve">Prioridade: [x] essencial </w:t>
-      </w:r>
-      <w:proofErr w:type="gramStart"/>
-      <w:r>
-        <w:rPr>
-          <w:rFonts w:ascii="Microsoft Tai Le" w:hAnsi="Microsoft Tai Le" w:cs="Microsoft Tai Le"/>
-        </w:rPr>
-        <w:t>[ ]</w:t>
-      </w:r>
-      <w:proofErr w:type="gramEnd"/>
-      <w:r>
-        <w:rPr>
-          <w:rFonts w:ascii="Microsoft Tai Le" w:hAnsi="Microsoft Tai Le" w:cs="Microsoft Tai Le"/>
-        </w:rPr>
-        <w:t xml:space="preserve"> importante </w:t>
-      </w:r>
-      <w:proofErr w:type="gramStart"/>
-      <w:r>
-        <w:rPr>
-          <w:rFonts w:ascii="Microsoft Tai Le" w:hAnsi="Microsoft Tai Le" w:cs="Microsoft Tai Le"/>
-        </w:rPr>
-        <w:t>[ ]</w:t>
-      </w:r>
-      <w:proofErr w:type="gramEnd"/>
-      <w:r>
-        <w:rPr>
-          <w:rFonts w:ascii="Microsoft Tai Le" w:hAnsi="Microsoft Tai Le" w:cs="Microsoft Tai Le"/>
-        </w:rPr>
-        <w:t xml:space="preserve"> desejável</w:t>
-      </w:r>
-    </w:p>
-    <w:p>
-      <w:pPr>
-        <w:pStyle w:val="PargrafodaLista"/>
-        <w:jc w:val="both"/>
-        <w:rPr>
-          <w:rFonts w:ascii="Microsoft Tai Le" w:hAnsi="Microsoft Tai Le" w:cs="Microsoft Tai Le"/>
-        </w:rPr>
-      </w:pPr>
-      <w:r>
-        <w:rPr>
-          <w:rFonts w:ascii="Microsoft Tai Le" w:hAnsi="Microsoft Tai Le" w:cs="Microsoft Tai Le"/>
-        </w:rPr>
-        <w:t>Entrada: Dados de login e informações cadastradas</w:t>
-      </w:r>
-    </w:p>
-    <w:p>
-      <w:pPr>
-        <w:pStyle w:val="PargrafodaLista"/>
-        <w:jc w:val="both"/>
-        <w:rPr>
-          <w:rFonts w:ascii="Microsoft Tai Le" w:hAnsi="Microsoft Tai Le" w:cs="Microsoft Tai Le"/>
-        </w:rPr>
-      </w:pPr>
-      <w:r>
-        <w:rPr>
-          <w:rFonts w:ascii="Microsoft Tai Le" w:hAnsi="Microsoft Tai Le" w:cs="Microsoft Tai Le"/>
-        </w:rPr>
-        <w:t>Pré-condição: Sistema possuir autenticação de usuários</w:t>
-      </w:r>
-    </w:p>
-    <w:p>
-      <w:pPr>
-        <w:pStyle w:val="PargrafodaLista"/>
-        <w:jc w:val="both"/>
-        <w:rPr>
-          <w:rFonts w:ascii="Microsoft Tai Le" w:hAnsi="Microsoft Tai Le" w:cs="Microsoft Tai Le"/>
-        </w:rPr>
-      </w:pPr>
-      <w:r>
-        <w:rPr>
-          <w:rFonts w:ascii="Microsoft Tai Le" w:hAnsi="Microsoft Tai Le" w:cs="Microsoft Tai Le"/>
-        </w:rPr>
-        <w:t>Saída: Dados protegidos contra acesso não autorizado</w:t>
-      </w:r>
-    </w:p>
-    <w:p>
-      <w:pPr>
-        <w:pStyle w:val="PargrafodaLista"/>
-        <w:jc w:val="both"/>
-        <w:rPr>
-          <w:rFonts w:ascii="Microsoft Tai Le" w:hAnsi="Microsoft Tai Le" w:cs="Microsoft Tai Le"/>
-        </w:rPr>
-      </w:pPr>
-      <w:r>
-        <w:rPr>
-          <w:rFonts w:ascii="Microsoft Tai Le" w:hAnsi="Microsoft Tai Le" w:cs="Microsoft Tai Le"/>
-        </w:rPr>
-        <w:t>Pós-condição: Informações dos usuários armazenadas com segurança</w:t>
-      </w:r>
-    </w:p>
-    <w:p>
-      <w:pPr>
-        <w:pStyle w:val="PargrafodaLista"/>
-        <w:jc w:val="both"/>
-        <w:rPr>
-          <w:rFonts w:ascii="Microsoft Tai Le" w:hAnsi="Microsoft Tai Le" w:cs="Microsoft Tai Le"/>
-        </w:rPr>
-      </w:pPr>
-      <w:r>
-        <w:rPr>
-          <w:rFonts w:ascii="Microsoft Tai Le" w:hAnsi="Microsoft Tai Le" w:cs="Microsoft Tai Le"/>
-        </w:rPr>
-        <w:pict w14:anchorId="2E215EC2">
-          <v:rect id="_x0000_i1042" style="width:0;height:1.5pt" o:hralign="center" o:hrstd="t" o:hr="t" fillcolor="#a0a0a0" stroked="f"/>
-        </w:pict>
-      </w:r>
-    </w:p>
-    <w:p>
-      <w:pPr>
-        <w:pStyle w:val="PargrafodaLista"/>
-        <w:jc w:val="both"/>
-        <w:rPr>
-          <w:rFonts w:ascii="Microsoft Tai Le" w:hAnsi="Microsoft Tai Le" w:cs="Microsoft Tai Le"/>
-          <w:b/>
-          <w:bCs/>
-        </w:rPr>
-      </w:pPr>
-      <w:r>
-        <w:rPr>
-          <w:rFonts w:ascii="Microsoft Tai Le" w:hAnsi="Microsoft Tai Le" w:cs="Microsoft Tai Le"/>
-          <w:b/>
-          <w:bCs/>
-        </w:rPr>
-        <w:t>• RNF03: Garantir desempenho do sistema</w:t>
-      </w:r>
-    </w:p>
-    <w:p>
-      <w:pPr>
-        <w:pStyle w:val="PargrafodaLista"/>
-        <w:jc w:val="both"/>
-        <w:rPr>
-          <w:rFonts w:ascii="Microsoft Tai Le" w:hAnsi="Microsoft Tai Le" w:cs="Microsoft Tai Le"/>
-        </w:rPr>
-      </w:pPr>
-      <w:r>
-        <w:rPr>
-          <w:rFonts w:ascii="Microsoft Tai Le" w:hAnsi="Microsoft Tai Le" w:cs="Microsoft Tai Le"/>
-        </w:rPr>
-        <w:t xml:space="preserve">Prioridade: </w:t>
-      </w:r>
-      <w:proofErr w:type="gramStart"/>
-      <w:r>
-        <w:rPr>
-          <w:rFonts w:ascii="Microsoft Tai Le" w:hAnsi="Microsoft Tai Le" w:cs="Microsoft Tai Le"/>
-        </w:rPr>
-        <w:t>[ ]</w:t>
-      </w:r>
-      <w:proofErr w:type="gramEnd"/>
-      <w:r>
-        <w:rPr>
-          <w:rFonts w:ascii="Microsoft Tai Le" w:hAnsi="Microsoft Tai Le" w:cs="Microsoft Tai Le"/>
-        </w:rPr>
-        <w:t xml:space="preserve"> essencial [x] importante </w:t>
-      </w:r>
-      <w:proofErr w:type="gramStart"/>
-      <w:r>
-        <w:rPr>
-          <w:rFonts w:ascii="Microsoft Tai Le" w:hAnsi="Microsoft Tai Le" w:cs="Microsoft Tai Le"/>
-        </w:rPr>
-        <w:t>[ ]</w:t>
-      </w:r>
-      <w:proofErr w:type="gramEnd"/>
-      <w:r>
-        <w:rPr>
-          <w:rFonts w:ascii="Microsoft Tai Le" w:hAnsi="Microsoft Tai Le" w:cs="Microsoft Tai Le"/>
-        </w:rPr>
-        <w:t xml:space="preserve"> desejável</w:t>
-      </w:r>
-    </w:p>
-    <w:p>
-      <w:pPr>
-        <w:pStyle w:val="PargrafodaLista"/>
-        <w:jc w:val="both"/>
-        <w:rPr>
-          <w:rFonts w:ascii="Microsoft Tai Le" w:hAnsi="Microsoft Tai Le" w:cs="Microsoft Tai Le"/>
-        </w:rPr>
-      </w:pPr>
-      <w:r>
-        <w:rPr>
-          <w:rFonts w:ascii="Microsoft Tai Le" w:hAnsi="Microsoft Tai Le" w:cs="Microsoft Tai Le"/>
-        </w:rPr>
-        <w:t>Entrada: Requisição de páginas ou informações</w:t>
-      </w:r>
-    </w:p>
-    <w:p>
-      <w:pPr>
-        <w:pStyle w:val="PargrafodaLista"/>
-        <w:jc w:val="both"/>
-        <w:rPr>
-          <w:rFonts w:ascii="Microsoft Tai Le" w:hAnsi="Microsoft Tai Le" w:cs="Microsoft Tai Le"/>
-        </w:rPr>
-      </w:pPr>
-      <w:r>
-        <w:rPr>
-          <w:rFonts w:ascii="Microsoft Tai Le" w:hAnsi="Microsoft Tai Le" w:cs="Microsoft Tai Le"/>
-        </w:rPr>
-        <w:t>Pré-condição: Sistema em funcionamento</w:t>
-      </w:r>
-    </w:p>
-    <w:p>
-      <w:pPr>
-        <w:pStyle w:val="PargrafodaLista"/>
-        <w:jc w:val="both"/>
-        <w:rPr>
-          <w:rFonts w:ascii="Microsoft Tai Le" w:hAnsi="Microsoft Tai Le" w:cs="Microsoft Tai Le"/>
-        </w:rPr>
-      </w:pPr>
-      <w:r>
-        <w:rPr>
-          <w:rFonts w:ascii="Microsoft Tai Le" w:hAnsi="Microsoft Tai Le" w:cs="Microsoft Tai Le"/>
-        </w:rPr>
-        <w:t>Saída: Carregamento das páginas em até 3 segundos</w:t>
-      </w:r>
-    </w:p>
-    <w:p>
-      <w:pPr>
-        <w:pStyle w:val="PargrafodaLista"/>
-        <w:jc w:val="both"/>
-        <w:rPr>
-          <w:rFonts w:ascii="Microsoft Tai Le" w:hAnsi="Microsoft Tai Le" w:cs="Microsoft Tai Le"/>
-        </w:rPr>
-      </w:pPr>
-      <w:r>
-        <w:rPr>
-          <w:rFonts w:ascii="Microsoft Tai Le" w:hAnsi="Microsoft Tai Le" w:cs="Microsoft Tai Le"/>
-        </w:rPr>
-        <w:t>Pós-condição: Usuário acessa as informações sem demora significativa</w:t>
-      </w:r>
-    </w:p>
-    <w:p>
-      <w:pPr>
-        <w:pStyle w:val="PargrafodaLista"/>
-        <w:jc w:val="both"/>
-        <w:rPr>
-          <w:rFonts w:ascii="Microsoft Tai Le" w:hAnsi="Microsoft Tai Le" w:cs="Microsoft Tai Le"/>
-        </w:rPr>
-      </w:pPr>
-      <w:r>
-        <w:rPr>
-          <w:rFonts w:ascii="Microsoft Tai Le" w:hAnsi="Microsoft Tai Le" w:cs="Microsoft Tai Le"/>
-        </w:rPr>
-        <w:pict w14:anchorId="513D12EA">
-          <v:rect id="_x0000_i1043" style="width:0;height:1.5pt" o:hralign="center" o:hrstd="t" o:hr="t" fillcolor="#a0a0a0" stroked="f"/>
-        </w:pict>
-      </w:r>
-    </w:p>
-    <w:p>
-      <w:pPr>
-        <w:pStyle w:val="PargrafodaLista"/>
-        <w:jc w:val="both"/>
-        <w:rPr>
-          <w:rFonts w:ascii="Microsoft Tai Le" w:hAnsi="Microsoft Tai Le" w:cs="Microsoft Tai Le"/>
-          <w:b/>
-          <w:bCs/>
-        </w:rPr>
-      </w:pPr>
-      <w:r>
-        <w:rPr>
-          <w:rFonts w:ascii="Microsoft Tai Le" w:hAnsi="Microsoft Tai Le" w:cs="Microsoft Tai Le"/>
-          <w:b/>
-          <w:bCs/>
-        </w:rPr>
-        <w:t>• RNF04: Garantir compatibilidade com navegadores</w:t>
-      </w:r>
-    </w:p>
-    <w:p>
-      <w:pPr>
-        <w:pStyle w:val="PargrafodaLista"/>
-        <w:jc w:val="both"/>
-        <w:rPr>
-          <w:rFonts w:ascii="Microsoft Tai Le" w:hAnsi="Microsoft Tai Le" w:cs="Microsoft Tai Le"/>
-        </w:rPr>
-      </w:pPr>
-      <w:r>
-        <w:rPr>
-          <w:rFonts w:ascii="Microsoft Tai Le" w:hAnsi="Microsoft Tai Le" w:cs="Microsoft Tai Le"/>
-        </w:rPr>
-        <w:t xml:space="preserve">Prioridade: </w:t>
-      </w:r>
-      <w:proofErr w:type="gramStart"/>
-      <w:r>
-        <w:rPr>
-          <w:rFonts w:ascii="Microsoft Tai Le" w:hAnsi="Microsoft Tai Le" w:cs="Microsoft Tai Le"/>
-        </w:rPr>
-        <w:t>[ ]</w:t>
-      </w:r>
-      <w:proofErr w:type="gramEnd"/>
-      <w:r>
-        <w:rPr>
-          <w:rFonts w:ascii="Microsoft Tai Le" w:hAnsi="Microsoft Tai Le" w:cs="Microsoft Tai Le"/>
-        </w:rPr>
-        <w:t xml:space="preserve"> essencial [x] importante </w:t>
-      </w:r>
-      <w:proofErr w:type="gramStart"/>
-      <w:r>
-        <w:rPr>
-          <w:rFonts w:ascii="Microsoft Tai Le" w:hAnsi="Microsoft Tai Le" w:cs="Microsoft Tai Le"/>
-        </w:rPr>
-        <w:t>[ ]</w:t>
-      </w:r>
-      <w:proofErr w:type="gramEnd"/>
-      <w:r>
-        <w:rPr>
-          <w:rFonts w:ascii="Microsoft Tai Le" w:hAnsi="Microsoft Tai Le" w:cs="Microsoft Tai Le"/>
-        </w:rPr>
-        <w:t xml:space="preserve"> desejável</w:t>
-      </w:r>
-    </w:p>
-    <w:p>
-      <w:pPr>
-        <w:pStyle w:val="PargrafodaLista"/>
-        <w:jc w:val="both"/>
-        <w:rPr>
-          <w:rFonts w:ascii="Microsoft Tai Le" w:hAnsi="Microsoft Tai Le" w:cs="Microsoft Tai Le"/>
-        </w:rPr>
-      </w:pPr>
-      <w:r>
-        <w:rPr>
-          <w:rFonts w:ascii="Microsoft Tai Le" w:hAnsi="Microsoft Tai Le" w:cs="Microsoft Tai Le"/>
-        </w:rPr>
-        <w:t>Entrada: Acesso ao sistema por diferentes navegadores</w:t>
-      </w:r>
-    </w:p>
-    <w:p>
-      <w:pPr>
-        <w:pStyle w:val="PargrafodaLista"/>
-        <w:jc w:val="both"/>
-        <w:rPr>
-          <w:rFonts w:ascii="Microsoft Tai Le" w:hAnsi="Microsoft Tai Le" w:cs="Microsoft Tai Le"/>
-        </w:rPr>
-      </w:pPr>
-      <w:r>
-        <w:rPr>
-          <w:rFonts w:ascii="Microsoft Tai Le" w:hAnsi="Microsoft Tai Le" w:cs="Microsoft Tai Le"/>
-        </w:rPr>
-        <w:t>Pré-condição: Sistema hospedado na web</w:t>
-      </w:r>
-    </w:p>
-    <w:p>
-      <w:pPr>
-        <w:pStyle w:val="PargrafodaLista"/>
-        <w:jc w:val="both"/>
-        <w:rPr>
-          <w:rFonts w:ascii="Microsoft Tai Le" w:hAnsi="Microsoft Tai Le" w:cs="Microsoft Tai Le"/>
-        </w:rPr>
-      </w:pPr>
-      <w:r>
-        <w:rPr>
-          <w:rFonts w:ascii="Microsoft Tai Le" w:hAnsi="Microsoft Tai Le" w:cs="Microsoft Tai Le"/>
-        </w:rPr>
-        <w:t>Saída: Funcionamento correto em navegadores modernos (Chrome, Edge, Firefox)</w:t>
-      </w:r>
-    </w:p>
-    <w:p>
-      <w:pPr>
-        <w:pStyle w:val="PargrafodaLista"/>
-        <w:jc w:val="both"/>
-        <w:rPr>
-          <w:rFonts w:ascii="Microsoft Tai Le" w:hAnsi="Microsoft Tai Le" w:cs="Microsoft Tai Le"/>
-        </w:rPr>
-      </w:pPr>
-      <w:r>
-        <w:rPr>
-          <w:rFonts w:ascii="Microsoft Tai Le" w:hAnsi="Microsoft Tai Le" w:cs="Microsoft Tai Le"/>
-        </w:rPr>
-        <w:t>Pós-condição: Usuário acessa o sistema independentemente do navegador</w:t>
-      </w:r>
-    </w:p>
-    <w:p>
-      <w:pPr>
-        <w:pStyle w:val="PargrafodaLista"/>
-        <w:jc w:val="both"/>
-        <w:rPr>
-          <w:rFonts w:ascii="Microsoft Tai Le" w:hAnsi="Microsoft Tai Le" w:cs="Microsoft Tai Le"/>
-        </w:rPr>
-      </w:pPr>
-      <w:r>
-        <w:rPr>
-          <w:rFonts w:ascii="Microsoft Tai Le" w:hAnsi="Microsoft Tai Le" w:cs="Microsoft Tai Le"/>
-        </w:rPr>
-        <w:pict w14:anchorId="2F0B7E10">
-          <v:rect id="_x0000_i1044" style="width:0;height:1.5pt" o:hralign="center" o:hrstd="t" o:hr="t" fillcolor="#a0a0a0" stroked="f"/>
-        </w:pict>
-      </w:r>
-    </w:p>
-    <w:p>
-      <w:pPr>
-        <w:pStyle w:val="PargrafodaLista"/>
-        <w:jc w:val="both"/>
-        <w:rPr>
-          <w:rFonts w:ascii="Microsoft Tai Le" w:hAnsi="Microsoft Tai Le" w:cs="Microsoft Tai Le"/>
-          <w:b/>
-          <w:bCs/>
-        </w:rPr>
-      </w:pPr>
-      <w:r>
-        <w:rPr>
-          <w:rFonts w:ascii="Microsoft Tai Le" w:hAnsi="Microsoft Tai Le" w:cs="Microsoft Tai Le"/>
-          <w:b/>
-          <w:bCs/>
-        </w:rPr>
-        <w:t>• RNF05: Garantir responsividade do sistema</w:t>
-      </w:r>
-    </w:p>
-    <w:p>
-      <w:pPr>
-        <w:pStyle w:val="PargrafodaLista"/>
-        <w:jc w:val="both"/>
-        <w:rPr>
-          <w:rFonts w:ascii="Microsoft Tai Le" w:hAnsi="Microsoft Tai Le" w:cs="Microsoft Tai Le"/>
-        </w:rPr>
-      </w:pPr>
-      <w:r>
-        <w:rPr>
-          <w:rFonts w:ascii="Microsoft Tai Le" w:hAnsi="Microsoft Tai Le" w:cs="Microsoft Tai Le"/>
-        </w:rPr>
-        <w:t xml:space="preserve">Prioridade: </w:t>
-      </w:r>
-      <w:proofErr w:type="gramStart"/>
-      <w:r>
-        <w:rPr>
-          <w:rFonts w:ascii="Microsoft Tai Le" w:hAnsi="Microsoft Tai Le" w:cs="Microsoft Tai Le"/>
-        </w:rPr>
-        <w:t>[ ]</w:t>
-      </w:r>
-      <w:proofErr w:type="gramEnd"/>
-      <w:r>
-        <w:rPr>
-          <w:rFonts w:ascii="Microsoft Tai Le" w:hAnsi="Microsoft Tai Le" w:cs="Microsoft Tai Le"/>
-        </w:rPr>
-        <w:t xml:space="preserve"> essencial [x] importante </w:t>
-      </w:r>
-      <w:proofErr w:type="gramStart"/>
-      <w:r>
-        <w:rPr>
-          <w:rFonts w:ascii="Microsoft Tai Le" w:hAnsi="Microsoft Tai Le" w:cs="Microsoft Tai Le"/>
-        </w:rPr>
-        <w:t>[ ]</w:t>
-      </w:r>
-      <w:proofErr w:type="gramEnd"/>
-      <w:r>
-        <w:rPr>
-          <w:rFonts w:ascii="Microsoft Tai Le" w:hAnsi="Microsoft Tai Le" w:cs="Microsoft Tai Le"/>
-        </w:rPr>
-        <w:t xml:space="preserve"> desejável</w:t>
-      </w:r>
-    </w:p>
-    <w:p>
-      <w:pPr>
-        <w:pStyle w:val="PargrafodaLista"/>
-        <w:jc w:val="both"/>
-        <w:rPr>
-          <w:rFonts w:ascii="Microsoft Tai Le" w:hAnsi="Microsoft Tai Le" w:cs="Microsoft Tai Le"/>
-        </w:rPr>
-      </w:pPr>
-      <w:r>
-        <w:rPr>
-          <w:rFonts w:ascii="Microsoft Tai Le" w:hAnsi="Microsoft Tai Le" w:cs="Microsoft Tai Le"/>
+          <w:b/>
+          <w:bCs/>
+        </w:rPr>
+      </w:pPr>
+      <w:r>
+        <w:rPr>
+          <w:rFonts w:ascii="Microsoft Tai Le" w:hAnsi="Microsoft Tai Le" w:cs="Microsoft Tai Le"/>
+          <w:b/>
+          <w:bCs/>
         </w:rPr>
         <w:t>Entrada: Acesso por diferentes dispositivos</w:t>
       </w:r>
@@ -2809,11 +3278,15 @@
         <w:jc w:val="both"/>
         <w:rPr>
           <w:rFonts w:ascii="Microsoft Tai Le" w:hAnsi="Microsoft Tai Le" w:cs="Microsoft Tai Le"/>
-        </w:rPr>
-      </w:pPr>
-      <w:r>
-        <w:rPr>
-          <w:rFonts w:ascii="Microsoft Tai Le" w:hAnsi="Microsoft Tai Le" w:cs="Microsoft Tai Le"/>
+          <w:b/>
+          <w:bCs/>
+        </w:rPr>
+      </w:pPr>
+      <w:r>
+        <w:rPr>
+          <w:rFonts w:ascii="Microsoft Tai Le" w:hAnsi="Microsoft Tai Le" w:cs="Microsoft Tai Le"/>
+          <w:b/>
+          <w:bCs/>
         </w:rPr>
         <w:t>Pré-condição: Interface responsiva implementada</w:t>
       </w:r>
@@ -2824,11 +3297,15 @@
         <w:jc w:val="both"/>
         <w:rPr>
           <w:rFonts w:ascii="Microsoft Tai Le" w:hAnsi="Microsoft Tai Le" w:cs="Microsoft Tai Le"/>
-        </w:rPr>
-      </w:pPr>
-      <w:r>
-        <w:rPr>
-          <w:rFonts w:ascii="Microsoft Tai Le" w:hAnsi="Microsoft Tai Le" w:cs="Microsoft Tai Le"/>
+          <w:b/>
+          <w:bCs/>
+        </w:rPr>
+      </w:pPr>
+      <w:r>
+        <w:rPr>
+          <w:rFonts w:ascii="Microsoft Tai Le" w:hAnsi="Microsoft Tai Le" w:cs="Microsoft Tai Le"/>
+          <w:b/>
+          <w:bCs/>
         </w:rPr>
         <w:t>Saída: Layout adaptado para celular, tablet e computador</w:t>
       </w:r>
@@ -2844,6 +3321,8 @@
       <w:r>
         <w:rPr>
           <w:rFonts w:ascii="Microsoft Tai Le" w:hAnsi="Microsoft Tai Le" w:cs="Microsoft Tai Le"/>
+          <w:b/>
+          <w:bCs/>
         </w:rPr>
         <w:t>Pós-condição: Usuário consegue utilizar o sistema em qualquer dispositivo</w:t>
       </w:r>
@@ -2859,10 +3338,10 @@
 </file>
 
 <file path=word/numbering.xml><?xml version="1.0" encoding="utf-8"?>
-<w:numbering xmlns:wpc="http://schemas.microsoft.com/office/word/2010/wordprocessingCanvas" xmlns:cx="http://schemas.microsoft.com/office/drawing/2014/chartex" xmlns:cx1="http://schemas.microsoft.com/office/drawing/2015/9/8/chartex" xmlns:cx2="http://schemas.microsoft.com/office/drawing/2015/10/21/chartex" xmlns:cx3="http://schemas.microsoft.com/office/drawing/2016/5/9/chartex" xmlns:cx4="http://schemas.microsoft.com/office/drawing/2016/5/10/chartex" xmlns:cx5="http://schemas.microsoft.com/office/drawing/2016/5/11/chartex" xmlns:cx6="http://schemas.microsoft.com/office/drawing/2016/5/12/chartex" xmlns:cx7="http://schemas.microsoft.com/office/drawing/2016/5/13/chartex" xmlns:cx8="http://schemas.microsoft.com/office/drawing/2016/5/14/chartex" xmlns:mc="http://schemas.openxmlformats.org/markup-compatibility/2006" xmlns:aink="http://schemas.microsoft.com/office/drawing/2016/ink" xmlns:am3d="http://schemas.microsoft.com/office/drawing/2017/model3d" xmlns:o="urn:schemas-microsoft-com:office:office" xmlns:oel="http://schemas.microsoft.com/office/2019/extlst" xmlns:r="http://schemas.openxmlformats.org/officeDocument/2006/relationships" xmlns:m="http://schemas.openxmlformats.org/officeDocument/2006/math" xmlns:v="urn:schemas-microsoft-com:vml" xmlns:wp14="http://schemas.microsoft.com/office/word/2010/wordprocessingDrawing" xmlns:wp="http://schemas.openxmlformats.org/drawingml/2006/wordprocessingDrawing" xmlns:w10="urn:schemas-microsoft-com:office:word" xmlns:w="http://schemas.openxmlformats.org/wordprocessingml/2006/main" xmlns:w14="http://schemas.microsoft.com/office/word/2010/wordml" xmlns:w15="http://schemas.microsoft.com/office/word/2012/wordml" xmlns:w16cex="http://schemas.microsoft.com/office/word/2018/wordml/cex" xmlns:w16cid="http://schemas.microsoft.com/office/word/2016/wordml/cid" xmlns:w16="http://schemas.microsoft.com/office/word/2018/wordml" xmlns:w16du="http://schemas.microsoft.com/office/word/2023/wordml/word16du" xmlns:w16sdtdh="http://schemas.microsoft.com/office/word/2020/wordml/sdtdatahash" xmlns:w16sdtfl="http://schemas.microsoft.com/office/word/2024/wordml/sdtformatlock" xmlns:w16se="http://schemas.microsoft.com/office/word/2015/wordml/symex" xmlns:wpg="http://schemas.microsoft.com/office/word/2010/wordprocessingGroup" xmlns:wpi="http://schemas.microsoft.com/office/word/2010/wordprocessingInk" xmlns:wne="http://schemas.microsoft.com/office/word/2006/wordml" xmlns:wps="http://schemas.microsoft.com/office/word/2010/wordprocessingShape" mc:Ignorable="w14 w15 w16se w16cid w16 w16cex w16sdtdh w16sdtfl w16du wp14">
+<w:numbering xmlns:wpc="http://schemas.microsoft.com/office/word/2010/wordprocessingCanvas" xmlns:cx="http://schemas.microsoft.com/office/drawing/2014/chartex" xmlns:cx1="http://schemas.microsoft.com/office/drawing/2015/9/8/chartex" xmlns:cx2="http://schemas.microsoft.com/office/drawing/2015/10/21/chartex" xmlns:cx3="http://schemas.microsoft.com/office/drawing/2016/5/9/chartex" xmlns:cx4="http://schemas.microsoft.com/office/drawing/2016/5/10/chartex" xmlns:cx5="http://schemas.microsoft.com/office/drawing/2016/5/11/chartex" xmlns:cx6="http://schemas.microsoft.com/office/drawing/2016/5/12/chartex" xmlns:cx7="http://schemas.microsoft.com/office/drawing/2016/5/13/chartex" xmlns:cx8="http://schemas.microsoft.com/office/drawing/2016/5/14/chartex" xmlns:mc="http://schemas.openxmlformats.org/markup-compatibility/2006" xmlns:aink="http://schemas.microsoft.com/office/drawing/2016/ink" xmlns:am3d="http://schemas.microsoft.com/office/drawing/2017/model3d" xmlns:o="urn:schemas-microsoft-com:office:office" xmlns:oel="http://schemas.microsoft.com/office/2019/extlst" xmlns:r="http://schemas.openxmlformats.org/officeDocument/2006/relationships" xmlns:m="http://schemas.openxmlformats.org/officeDocument/2006/math" xmlns:v="urn:schemas-microsoft-com:vml" xmlns:wp14="http://schemas.microsoft.com/office/word/2010/wordprocessingDrawing" xmlns:wp="http://schemas.openxmlformats.org/drawingml/2006/wordprocessingDrawing" xmlns:w10="urn:schemas-microsoft-com:office:word" xmlns:w="http://schemas.openxmlformats.org/wordprocessingml/2006/main" xmlns:w14="http://schemas.microsoft.com/office/word/2010/wordml" xmlns:w15="http://schemas.microsoft.com/office/word/2012/wordml" xmlns:w16cei="http://schemas.microsoft.com/office/word/2026/wordml/cei" xmlns:w16cex="http://schemas.microsoft.com/office/word/2018/wordml/cex" xmlns:w16cid="http://schemas.microsoft.com/office/word/2016/wordml/cid" xmlns:w16="http://schemas.microsoft.com/office/word/2018/wordml" xmlns:w16du="http://schemas.microsoft.com/office/word/2023/wordml/word16du" xmlns:w16sdtdh="http://schemas.microsoft.com/office/word/2020/wordml/sdtdatahash" xmlns:w16sdtfl="http://schemas.microsoft.com/office/word/2024/wordml/sdtformatlock" xmlns:w16se="http://schemas.microsoft.com/office/word/2015/wordml/symex" xmlns:wpg="http://schemas.microsoft.com/office/word/2010/wordprocessingGroup" xmlns:wpi="http://schemas.microsoft.com/office/word/2010/wordprocessingInk" xmlns:wne="http://schemas.microsoft.com/office/word/2006/wordml" xmlns:wps="http://schemas.microsoft.com/office/word/2010/wordprocessingShape" mc:Ignorable="w14 w15 w16se w16cid w16 w16cex w16sdtdh w16sdtfl w16du wp14">
   <w:numPicBullet w:numPicBulletId="0">
     <w:pict>
-      <v:rect w14:anchorId="456B0998" id="_x0000_i1025" style="width:0;height:1.5pt" o:hralign="center" o:bullet="t" o:hrstd="t" o:hr="t" fillcolor="#a0a0a0" stroked="f"/>
+      <v:rect id="_x0000_i1025" style="width:0;height:1.5pt" o:hralign="center" o:bullet="t" o:hrstd="t" o:hr="t" fillcolor="#a0a0a0" stroked="f"/>
     </w:pict>
   </w:numPicBullet>
   <w:abstractNum w:abstractNumId="0" w15:restartNumberingAfterBreak="0">
